--- a/template.docx
+++ b/template.docx
@@ -148,7 +148,7 @@
                 <w:noProof/>
                 <w:spacing w:val="-10"/>
                 <w:kern w:val="28"/>
-                <w:sz w:val="72"/>
+                <w:sz w:val="32"/>
                 <w:szCs w:val="72"/>
                 <w:lang w:val="en-US"/>
               </w:rPr>
@@ -186,11 +186,11 @@
                     <w:noProof/>
                     <w:spacing w:val="-10"/>
                     <w:kern w:val="28"/>
-                    <w:sz w:val="72"/>
+                    <w:sz w:val="32"/>
                     <w:szCs w:val="72"/>
                     <w:lang w:val="en-US"/>
                   </w:rPr>
-                  <w:t>{{tashabbuskor}}</w:t>
+                  <w:t>Uzbiznesss.uz</w:t>
                 </w:r>
               </w:p>
             </w:sdtContent>
@@ -206,616 +206,213 @@
         </w:rPr>
       </w:pPr>
     </w:p>
-    <w:tbl>
-      <w:tblPr>
-        <w:tblStyle w:val="af4"/>
-        <w:tblpPr w:leftFromText="180" w:rightFromText="180" w:vertAnchor="text" w:tblpX="5349" w:tblpY="1"/>
-        <w:tblOverlap w:val="never"/>
-        <w:tblW w:w="0" w:type="auto"/>
-        <w:tblBorders>
-          <w:top w:val="none" w:sz="0" w:space="0" w:color="auto"/>
-          <w:left w:val="none" w:sz="0" w:space="0" w:color="auto"/>
-          <w:bottom w:val="none" w:sz="0" w:space="0" w:color="auto"/>
-          <w:right w:val="none" w:sz="0" w:space="0" w:color="auto"/>
-          <w:insideH w:val="none" w:sz="0" w:space="0" w:color="auto"/>
-          <w:insideV w:val="none" w:sz="0" w:space="0" w:color="auto"/>
-        </w:tblBorders>
-        <w:tblLook w:val="04A0" w:firstRow="1" w:lastRow="0" w:firstColumn="1" w:lastColumn="0" w:noHBand="0" w:noVBand="1"/>
-      </w:tblPr>
-      <w:tblGrid>
-        <w:gridCol w:w="5182"/>
-      </w:tblGrid>
-      <w:tr>
-        <w:trPr>
-          <w:trHeight w:val="890"/>
-        </w:trPr>
-        <w:tc>
-          <w:tcPr>
-            <w:tcW w:w="5182" w:type="dxa"/>
-          </w:tcPr>
-          <w:tbl>
-            <w:tblPr>
-              <w:tblStyle w:val="af4"/>
-              <w:tblpPr w:leftFromText="180" w:rightFromText="180" w:vertAnchor="text" w:horzAnchor="margin" w:tblpXSpec="center" w:tblpY="-148"/>
-              <w:tblW w:w="4966" w:type="dxa"/>
-              <w:tblBorders>
-                <w:top w:val="none" w:sz="0" w:space="0" w:color="auto"/>
-                <w:left w:val="none" w:sz="0" w:space="0" w:color="auto"/>
-                <w:bottom w:val="none" w:sz="0" w:space="0" w:color="auto"/>
-                <w:right w:val="none" w:sz="0" w:space="0" w:color="auto"/>
-                <w:insideH w:val="none" w:sz="0" w:space="0" w:color="auto"/>
-                <w:insideV w:val="none" w:sz="0" w:space="0" w:color="auto"/>
-              </w:tblBorders>
-              <w:tblLook w:val="04A0" w:firstRow="1" w:lastRow="0" w:firstColumn="1" w:lastColumn="0" w:noHBand="0" w:noVBand="1"/>
-            </w:tblPr>
-            <w:tblGrid>
-              <w:gridCol w:w="4096"/>
-              <w:gridCol w:w="870"/>
-            </w:tblGrid>
-            <w:tr>
-              <w:trPr>
-                <w:trHeight w:val="428"/>
-              </w:trPr>
-              <w:tc>
-                <w:tcPr>
-                  <w:tcW w:w="2751" w:type="dxa"/>
-                </w:tcPr>
-                <w:p>
-                  <w:pPr>
-                    <w:spacing w:before="0"/>
-                    <w:jc w:val="center"/>
-                    <w:rPr>
-                      <w:rFonts w:ascii="Times New Roman" w:hAnsi="Times New Roman" w:cs="Times New Roman"/>
-                      <w:noProof/>
-                      <w:color w:val="001417" w:themeColor="text2" w:themeShade="80"/>
-                    </w:rPr>
-                  </w:pPr>
-                </w:p>
-              </w:tc>
-              <w:tc>
-                <w:tcPr>
-                  <w:tcW w:w="2215" w:type="dxa"/>
-                </w:tcPr>
-                <w:p>
-                  <w:pPr>
-                    <w:spacing w:before="0"/>
-                    <w:jc w:val="center"/>
-                    <w:rPr>
-                      <w:rFonts w:ascii="Times New Roman" w:hAnsi="Times New Roman" w:cs="Times New Roman"/>
-                      <w:noProof/>
-                    </w:rPr>
-                  </w:pPr>
-                </w:p>
-              </w:tc>
-            </w:tr>
-            <w:tr>
-              <w:trPr>
-                <w:trHeight w:val="618"/>
-              </w:trPr>
-              <w:tc>
-                <w:tcPr>
-                  <w:tcW w:w="2751" w:type="dxa"/>
-                </w:tcPr>
-                <w:p>
-                  <w:pPr>
-                    <w:spacing w:before="0"/>
-                    <w:jc w:val="center"/>
-                    <w:rPr>
-                      <w:rFonts w:ascii="Times New Roman" w:hAnsi="Times New Roman" w:cs="Times New Roman"/>
-                      <w:b/>
-                      <w:noProof/>
-                    </w:rPr>
-                  </w:pPr>
-                  <w:r>
-                    <w:rPr>
-                      <w:rFonts w:ascii="Times New Roman" w:hAnsi="Times New Roman" w:cs="Times New Roman"/>
-                      <w:b/>
-                      <w:noProof/>
-                      <w:color w:val="001417" w:themeColor="text2" w:themeShade="80"/>
-                    </w:rPr>
-                    <w:t>«Т</w:t>
-                  </w:r>
-                  <w:r>
-                    <w:rPr>
-                      <w:rFonts w:ascii="Times New Roman" w:hAnsi="Times New Roman" w:cs="Times New Roman"/>
-                      <w:b/>
-                      <w:noProof/>
-                      <w:color w:val="001417" w:themeColor="text2" w:themeShade="80"/>
-                      <w:lang w:val="en-US"/>
-                    </w:rPr>
-                    <w:t>ASDIQLAYMAN</w:t>
-                  </w:r>
-                  <w:r>
-                    <w:rPr>
-                      <w:rFonts w:ascii="Times New Roman" w:hAnsi="Times New Roman" w:cs="Times New Roman"/>
-                      <w:b/>
-                      <w:noProof/>
-                      <w:color w:val="001417" w:themeColor="text2" w:themeShade="80"/>
-                    </w:rPr>
-                    <w:t>»</w:t>
-                  </w:r>
-                </w:p>
-              </w:tc>
-              <w:tc>
-                <w:tcPr>
-                  <w:tcW w:w="2215" w:type="dxa"/>
-                </w:tcPr>
-                <w:p>
-                  <w:pPr>
-                    <w:spacing w:before="0"/>
-                    <w:jc w:val="center"/>
-                    <w:rPr>
-                      <w:rFonts w:ascii="Times New Roman" w:hAnsi="Times New Roman" w:cs="Times New Roman"/>
-                      <w:noProof/>
-                    </w:rPr>
-                  </w:pPr>
-                </w:p>
-              </w:tc>
-            </w:tr>
-            <w:tr>
-              <w:trPr>
-                <w:trHeight w:val="741"/>
-              </w:trPr>
-              <w:tc>
-                <w:tcPr>
-                  <w:tcW w:w="2751" w:type="dxa"/>
-                </w:tcPr>
-                <w:p>
-                  <w:pPr>
-                    <w:spacing w:before="0"/>
-                    <w:rPr>
-                      <w:rFonts w:ascii="Times New Roman" w:hAnsi="Times New Roman" w:cs="Times New Roman"/>
-                      <w:lang w:val="en-US"/>
-                    </w:rPr>
-                  </w:pPr>
-                  <w:r>
-                    <w:rPr>
-                      <w:rFonts w:ascii="Times New Roman" w:hAnsi="Times New Roman" w:cs="Times New Roman"/>
-                      <w:noProof/>
-                      <w:lang w:eastAsia="ru-RU"/>
-                    </w:rPr>
-                    <mc:AlternateContent>
-                      <mc:Choice Requires="wps">
-                        <w:drawing>
-                          <wp:anchor distT="0" distB="0" distL="114300" distR="114300" simplePos="0" relativeHeight="251669504" behindDoc="0" locked="0" layoutInCell="1" allowOverlap="1" wp14:anchorId="1D3B5322" wp14:editId="415D14FA">
-                            <wp:simplePos x="0" y="0"/>
-                            <wp:positionH relativeFrom="column">
-                              <wp:posOffset>-25760</wp:posOffset>
-                            </wp:positionH>
-                            <wp:positionV relativeFrom="paragraph">
-                              <wp:posOffset>40744</wp:posOffset>
-                            </wp:positionV>
-                            <wp:extent cx="2639003" cy="0"/>
-                            <wp:effectExtent l="0" t="0" r="9525" b="19050"/>
-                            <wp:wrapNone/>
-                            <wp:docPr id="9" name="Прямая соединительная линия 9"/>
-                            <wp:cNvGraphicFramePr/>
-                            <a:graphic xmlns:a="http://schemas.openxmlformats.org/drawingml/2006/main">
-                              <a:graphicData uri="http://schemas.microsoft.com/office/word/2010/wordprocessingShape">
-                                <wps:wsp>
-                                  <wps:cNvCnPr/>
-                                  <wps:spPr>
-                                    <a:xfrm>
-                                      <a:off x="0" y="0"/>
-                                      <a:ext cx="2639003" cy="0"/>
-                                    </a:xfrm>
-                                    <a:prstGeom prst="line">
-                                      <a:avLst/>
-                                    </a:prstGeom>
-                                  </wps:spPr>
-                                  <wps:style>
-                                    <a:lnRef idx="1">
-                                      <a:schemeClr val="accent3"/>
-                                    </a:lnRef>
-                                    <a:fillRef idx="0">
-                                      <a:schemeClr val="accent3"/>
-                                    </a:fillRef>
-                                    <a:effectRef idx="0">
-                                      <a:schemeClr val="accent3"/>
-                                    </a:effectRef>
-                                    <a:fontRef idx="minor">
-                                      <a:schemeClr val="tx1"/>
-                                    </a:fontRef>
-                                  </wps:style>
-                                  <wps:bodyPr/>
-                                </wps:wsp>
-                              </a:graphicData>
-                            </a:graphic>
-                            <wp14:sizeRelH relativeFrom="page">
-                              <wp14:pctWidth>0</wp14:pctWidth>
-                            </wp14:sizeRelH>
-                            <wp14:sizeRelV relativeFrom="page">
-                              <wp14:pctHeight>0</wp14:pctHeight>
-                            </wp14:sizeRelV>
-                          </wp:anchor>
-                        </w:drawing>
-                      </mc:Choice>
-                      <mc:Fallback>
-                        <w:pict>
-                          <v:line id="Прямая соединительная линия 9" o:spid="_x0000_s1026" style="position:absolute;z-index:251669504;visibility:visible;mso-wrap-style:square;mso-width-percent:0;mso-height-percent:0;mso-wrap-distance-left:9pt;mso-wrap-distance-top:0;mso-wrap-distance-right:9pt;mso-wrap-distance-bottom:0;mso-position-horizontal:absolute;mso-position-horizontal-relative:text;mso-position-vertical:absolute;mso-position-vertical-relative:text;mso-width-percent:0;mso-height-percent:0;mso-width-relative:page;mso-height-relative:page" from="-2.05pt,3.2pt" to="205.75pt,3.2pt" o:gfxdata="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" strokecolor="#054854 [3206]" strokeweight=".5pt">
-                            <v:stroke joinstyle="miter"/>
-                          </v:line>
-                        </w:pict>
-                      </mc:Fallback>
-                    </mc:AlternateContent>
-                  </w:r>
-                </w:p>
-                <w:p>
-                  <w:pPr>
-                    <w:spacing w:before="0"/>
-                    <w:rPr>
-                      <w:rFonts w:ascii="Times New Roman" w:hAnsi="Times New Roman" w:cs="Times New Roman"/>
-                      <w:b/>
-                      <w:noProof/>
-                      <w:lang w:val="en-US"/>
-                    </w:rPr>
-                  </w:pPr>
-                  <w:r>
-                    <w:rPr>
-                      <w:rFonts w:ascii="Times New Roman" w:hAnsi="Times New Roman" w:cs="Times New Roman"/>
-                      <w:color w:val="000000" w:themeColor="text1"/>
-                      <w:sz w:val="28"/>
-                      <w:lang w:val="en-US"/>
-                    </w:rPr>
-                    <w:t>{{</w:t>
-                  </w:r>
-                  <w:proofErr w:type="spellStart"/>
-                  <w:r>
-                    <w:rPr>
-                      <w:rFonts w:ascii="Times New Roman" w:hAnsi="Times New Roman" w:cs="Times New Roman"/>
-                      <w:color w:val="000000" w:themeColor="text1"/>
-                      <w:sz w:val="28"/>
-                      <w:lang w:val="en-US"/>
-                    </w:rPr>
-                    <w:t>tashabbuskor</w:t>
-                  </w:r>
-                  <w:proofErr w:type="spellEnd"/>
-                  <w:r>
-                    <w:rPr>
-                      <w:rFonts w:ascii="Times New Roman" w:hAnsi="Times New Roman" w:cs="Times New Roman"/>
-                      <w:color w:val="000000" w:themeColor="text1"/>
-                      <w:sz w:val="28"/>
-                      <w:lang w:val="en-US"/>
-                    </w:rPr>
-                    <w:t>}}</w:t>
-                  </w:r>
-                </w:p>
-              </w:tc>
-              <w:tc>
-                <w:tcPr>
-                  <w:tcW w:w="2215" w:type="dxa"/>
-                  <w:vMerge w:val="restart"/>
-                </w:tcPr>
-                <w:p>
-                  <w:pPr>
-                    <w:spacing w:before="0"/>
-                    <w:rPr>
-                      <w:rFonts w:ascii="Times New Roman" w:hAnsi="Times New Roman" w:cs="Times New Roman"/>
-                      <w:noProof/>
-                      <w:lang w:val="en-US"/>
-                    </w:rPr>
-                  </w:pPr>
-                </w:p>
-              </w:tc>
-            </w:tr>
-            <w:tr>
-              <w:trPr>
-                <w:trHeight w:val="741"/>
-              </w:trPr>
-              <w:tc>
-                <w:tcPr>
-                  <w:tcW w:w="2751" w:type="dxa"/>
-                </w:tcPr>
-                <w:p>
-                  <w:pPr>
-                    <w:spacing w:before="0"/>
-                    <w:rPr>
-                      <w:rFonts w:ascii="Times New Roman" w:hAnsi="Times New Roman" w:cs="Times New Roman"/>
-                      <w:noProof/>
-                      <w:lang w:val="en-US"/>
-                    </w:rPr>
-                  </w:pPr>
-                  <w:r>
-                    <w:rPr>
-                      <w:rFonts w:ascii="Times New Roman" w:hAnsi="Times New Roman" w:cs="Times New Roman"/>
-                      <w:noProof/>
-                      <w:lang w:val="en-US"/>
-                    </w:rPr>
-                    <w:t>__________</w:t>
-                  </w:r>
-                  <w:r>
-                    <w:rPr>
-                      <w:rFonts w:ascii="Times New Roman" w:hAnsi="Times New Roman" w:cs="Times New Roman"/>
-                      <w:noProof/>
-                    </w:rPr>
-                    <w:t>________________</w:t>
-                  </w:r>
-                  <w:r>
-                    <w:rPr>
-                      <w:rFonts w:ascii="Times New Roman" w:hAnsi="Times New Roman" w:cs="Times New Roman"/>
-                      <w:noProof/>
-                      <w:lang w:val="en-US"/>
-                    </w:rPr>
-                    <w:t xml:space="preserve">Rahbari </w:t>
-                  </w:r>
-                </w:p>
-                <w:p>
-                  <w:pPr>
-                    <w:spacing w:before="0"/>
-                    <w:rPr>
-                      <w:rFonts w:ascii="Times New Roman" w:hAnsi="Times New Roman" w:cs="Times New Roman"/>
-                      <w:noProof/>
-                      <w:lang w:val="en-US"/>
-                    </w:rPr>
-                  </w:pPr>
-                  <w:r>
-                    <w:rPr>
-                      <w:rFonts w:ascii="Times New Roman" w:hAnsi="Times New Roman" w:cs="Times New Roman"/>
-                      <w:color w:val="000000" w:themeColor="text1"/>
-                      <w:sz w:val="28"/>
-                      <w:lang w:val="en-US"/>
-                    </w:rPr>
-                    <w:t>{{</w:t>
-                  </w:r>
-                  <w:proofErr w:type="spellStart"/>
-                  <w:r>
-                    <w:rPr>
-                      <w:rFonts w:ascii="Times New Roman" w:hAnsi="Times New Roman" w:cs="Times New Roman"/>
-                      <w:color w:val="000000" w:themeColor="text1"/>
-                      <w:sz w:val="28"/>
-                      <w:lang w:val="en-US"/>
-                    </w:rPr>
-                    <w:t>fio</w:t>
-                  </w:r>
-                  <w:proofErr w:type="spellEnd"/>
-                  <w:r>
-                    <w:rPr>
-                      <w:rFonts w:ascii="Times New Roman" w:hAnsi="Times New Roman" w:cs="Times New Roman"/>
-                      <w:color w:val="000000" w:themeColor="text1"/>
-                      <w:sz w:val="28"/>
-                      <w:lang w:val="en-US"/>
-                    </w:rPr>
-                    <w:t>}}</w:t>
-                  </w:r>
-                </w:p>
-              </w:tc>
-              <w:tc>
-                <w:tcPr>
-                  <w:tcW w:w="2215" w:type="dxa"/>
-                  <w:vMerge/>
-                </w:tcPr>
-                <w:p>
-                  <w:pPr>
-                    <w:spacing w:before="0"/>
-                    <w:rPr>
-                      <w:rFonts w:ascii="Times New Roman" w:hAnsi="Times New Roman" w:cs="Times New Roman"/>
-                      <w:noProof/>
-                      <w:lang w:val="en-US"/>
-                    </w:rPr>
-                  </w:pPr>
-                </w:p>
-              </w:tc>
-            </w:tr>
-            <w:tr>
-              <w:trPr>
-                <w:trHeight w:val="710"/>
-              </w:trPr>
-              <w:tc>
-                <w:tcPr>
-                  <w:tcW w:w="2751" w:type="dxa"/>
-                </w:tcPr>
-                <w:p>
-                  <w:pPr>
-                    <w:spacing w:before="0"/>
-                    <w:rPr>
-                      <w:rFonts w:ascii="Times New Roman" w:hAnsi="Times New Roman" w:cs="Times New Roman"/>
-                      <w:noProof/>
-                    </w:rPr>
-                  </w:pPr>
-                  <w:r>
-                    <w:rPr>
-                      <w:rFonts w:ascii="Times New Roman" w:hAnsi="Times New Roman" w:cs="Times New Roman"/>
-                      <w:noProof/>
-                      <w:lang w:val="en-US"/>
-                    </w:rPr>
-                    <w:t>m</w:t>
-                  </w:r>
-                  <w:r>
-                    <w:rPr>
-                      <w:rFonts w:ascii="Times New Roman" w:hAnsi="Times New Roman" w:cs="Times New Roman"/>
-                      <w:noProof/>
-                    </w:rPr>
-                    <w:t>.</w:t>
-                  </w:r>
-                  <w:r>
-                    <w:rPr>
-                      <w:rFonts w:ascii="Times New Roman" w:hAnsi="Times New Roman" w:cs="Times New Roman"/>
-                      <w:noProof/>
-                      <w:lang w:val="en-US"/>
-                    </w:rPr>
-                    <w:t>i</w:t>
-                  </w:r>
-                  <w:r>
-                    <w:rPr>
-                      <w:rFonts w:ascii="Times New Roman" w:hAnsi="Times New Roman" w:cs="Times New Roman"/>
-                      <w:noProof/>
-                    </w:rPr>
-                    <w:t xml:space="preserve">.    </w:t>
-                  </w:r>
-                  <w:r>
-                    <w:rPr>
-                      <w:rFonts w:ascii="Times New Roman" w:hAnsi="Times New Roman" w:cs="Times New Roman"/>
-                      <w:noProof/>
-                    </w:rPr>
-                    <w:t xml:space="preserve"> «___»  __________</w:t>
-                  </w:r>
-                  <w:r>
-                    <w:rPr>
-                      <w:rFonts w:ascii="Times New Roman" w:hAnsi="Times New Roman" w:cs="Times New Roman"/>
-                      <w:noProof/>
-                    </w:rPr>
-                    <w:t xml:space="preserve"> ______ </w:t>
-                  </w:r>
-                  <w:r>
-                    <w:rPr>
-                      <w:rFonts w:ascii="Times New Roman" w:hAnsi="Times New Roman" w:cs="Times New Roman"/>
-                      <w:noProof/>
-                      <w:lang w:val="en-US"/>
-                    </w:rPr>
-                    <w:t>y</w:t>
-                  </w:r>
-                  <w:r>
-                    <w:rPr>
-                      <w:rFonts w:ascii="Times New Roman" w:hAnsi="Times New Roman" w:cs="Times New Roman"/>
-                      <w:noProof/>
-                    </w:rPr>
-                    <w:t>.</w:t>
-                  </w:r>
-                </w:p>
-              </w:tc>
-              <w:tc>
-                <w:tcPr>
-                  <w:tcW w:w="2215" w:type="dxa"/>
-                  <w:vMerge/>
-                </w:tcPr>
-                <w:p>
-                  <w:pPr>
-                    <w:spacing w:before="0"/>
-                    <w:rPr>
-                      <w:rFonts w:ascii="Times New Roman" w:hAnsi="Times New Roman" w:cs="Times New Roman"/>
-                      <w:noProof/>
-                      <w:lang w:val="en-US"/>
-                    </w:rPr>
-                  </w:pPr>
-                </w:p>
-              </w:tc>
-            </w:tr>
-          </w:tbl>
-          <w:p>
-            <w:pPr>
-              <w:pStyle w:val="a"/>
-              <w:numPr>
-                <w:ilvl w:val="0"/>
-                <w:numId w:val="0"/>
-              </w:numPr>
-              <w:spacing w:after="0" w:line="240" w:lineRule="auto"/>
-              <w:jc w:val="center"/>
-              <w:rPr>
-                <w:rFonts w:ascii="Times New Roman" w:hAnsi="Times New Roman" w:cs="Times New Roman"/>
-                <w:noProof/>
-                <w:sz w:val="28"/>
-                <w:szCs w:val="28"/>
-                <w:lang w:val="en-US" w:bidi="ru-RU"/>
-              </w:rPr>
-            </w:pPr>
-          </w:p>
-        </w:tc>
-      </w:tr>
-      <w:tr>
-        <w:trPr>
-          <w:trHeight w:val="588"/>
-        </w:trPr>
-        <w:tc>
-          <w:tcPr>
-            <w:tcW w:w="5182" w:type="dxa"/>
-          </w:tcPr>
-          <w:p>
-            <w:pPr>
-              <w:pStyle w:val="a"/>
-              <w:numPr>
-                <w:ilvl w:val="0"/>
-                <w:numId w:val="0"/>
-              </w:numPr>
-              <w:spacing w:after="0" w:line="240" w:lineRule="auto"/>
-              <w:jc w:val="center"/>
-              <w:rPr>
-                <w:rFonts w:ascii="Times New Roman" w:hAnsi="Times New Roman" w:cs="Times New Roman"/>
-                <w:noProof/>
-                <w:sz w:val="28"/>
-                <w:szCs w:val="28"/>
-                <w:lang w:val="en-US" w:bidi="ru-RU"/>
-              </w:rPr>
-            </w:pPr>
-            <w:r>
-              <w:rPr>
-                <w:rFonts w:ascii="Times New Roman" w:hAnsi="Times New Roman" w:cs="Times New Roman"/>
-                <w:noProof/>
-                <w:sz w:val="28"/>
-                <w:szCs w:val="28"/>
-                <w:lang w:val="en-US" w:bidi="ru-RU"/>
-              </w:rPr>
-              <w:t>«__»</w:t>
-            </w:r>
-            <w:r>
-              <w:rPr>
-                <w:rFonts w:ascii="Times New Roman" w:hAnsi="Times New Roman" w:cs="Times New Roman"/>
-                <w:noProof/>
-                <w:sz w:val="28"/>
-                <w:szCs w:val="28"/>
-                <w:lang w:val="en-US" w:bidi="ru-RU"/>
-              </w:rPr>
-              <w:t>______2026</w:t>
-            </w:r>
-            <w:r>
-              <w:rPr>
-                <w:rFonts w:ascii="Times New Roman" w:hAnsi="Times New Roman" w:cs="Times New Roman"/>
-                <w:noProof/>
-                <w:sz w:val="28"/>
-                <w:szCs w:val="28"/>
-                <w:lang w:val="en-US" w:bidi="ru-RU"/>
-              </w:rPr>
-              <w:t xml:space="preserve"> yil”</w:t>
-            </w:r>
-          </w:p>
-          <w:p>
-            <w:pPr>
-              <w:pStyle w:val="a"/>
-              <w:numPr>
-                <w:ilvl w:val="0"/>
-                <w:numId w:val="0"/>
-              </w:numPr>
-              <w:spacing w:after="0" w:line="240" w:lineRule="auto"/>
-              <w:jc w:val="center"/>
-              <w:rPr>
-                <w:rFonts w:ascii="Times New Roman" w:hAnsi="Times New Roman" w:cs="Times New Roman"/>
-                <w:noProof/>
-                <w:sz w:val="28"/>
-                <w:szCs w:val="28"/>
-                <w:lang w:val="en-US" w:bidi="ru-RU"/>
-              </w:rPr>
-            </w:pPr>
-          </w:p>
-        </w:tc>
-      </w:tr>
-      <w:tr>
-        <w:trPr>
-          <w:trHeight w:val="876"/>
-        </w:trPr>
-        <w:tc>
-          <w:tcPr>
-            <w:tcW w:w="5182" w:type="dxa"/>
-          </w:tcPr>
-          <w:p>
-            <w:pPr>
-              <w:pStyle w:val="a"/>
-              <w:numPr>
-                <w:ilvl w:val="0"/>
-                <w:numId w:val="0"/>
-              </w:numPr>
-              <w:spacing w:after="0" w:line="240" w:lineRule="auto"/>
-              <w:jc w:val="center"/>
-              <w:rPr>
-                <w:rFonts w:ascii="Times New Roman" w:hAnsi="Times New Roman" w:cs="Times New Roman"/>
-                <w:noProof/>
-                <w:sz w:val="28"/>
-                <w:szCs w:val="28"/>
-                <w:lang w:val="en-US" w:bidi="ru-RU"/>
-              </w:rPr>
-            </w:pPr>
-          </w:p>
-        </w:tc>
-      </w:tr>
-    </w:tbl>
+    <w:p>
+      <w:pPr>
+        <w:pStyle w:val="a"/>
+        <w:numPr>
+          <w:ilvl w:val="0"/>
+          <w:numId w:val="0"/>
+        </w:numPr>
+        <w:spacing w:after="0" w:line="240" w:lineRule="auto"/>
+        <w:ind w:left="5760"/>
+        <w:jc w:val="center"/>
+        <w:rPr>
+          <w:rFonts w:ascii="Times New Roman" w:hAnsi="Times New Roman" w:cs="Times New Roman"/>
+          <w:b/>
+          <w:iCs/>
+          <w:noProof/>
+          <w:color w:val="D17406" w:themeColor="accent5" w:themeShade="BF"/>
+          <w:sz w:val="44"/>
+          <w:szCs w:val="44"/>
+          <w:lang w:val="en-US" w:bidi="ru-RU"/>
+        </w:rPr>
+      </w:pPr>
+      <w:r>
+        <w:rPr>
+          <w:rFonts w:ascii="Times New Roman" w:hAnsi="Times New Roman" w:cs="Times New Roman"/>
+          <w:noProof/>
+          <w:sz w:val="28"/>
+          <w:szCs w:val="28"/>
+          <w:lang w:val="en-US" w:bidi="ru-RU"/>
+        </w:rPr>
+        <w:br w:type="textWrapping" w:clear="all"/>
+      </w:r>
+      <w:r>
+        <w:rPr>
+          <w:rFonts w:ascii="Times New Roman" w:hAnsi="Times New Roman" w:cs="Times New Roman"/>
+          <w:b/>
+          <w:noProof/>
+          <w:color w:val="001417" w:themeColor="text2" w:themeShade="80"/>
+          <w:lang w:val="en-US"/>
+        </w:rPr>
+        <w:t>«</w:t>
+      </w:r>
+      <w:r>
+        <w:rPr>
+          <w:rFonts w:ascii="Times New Roman" w:hAnsi="Times New Roman" w:cs="Times New Roman"/>
+          <w:b/>
+          <w:noProof/>
+          <w:color w:val="001417" w:themeColor="text2" w:themeShade="80"/>
+        </w:rPr>
+        <w:t>Т</w:t>
+      </w:r>
+      <w:r>
+        <w:rPr>
+          <w:rFonts w:ascii="Times New Roman" w:hAnsi="Times New Roman" w:cs="Times New Roman"/>
+          <w:b/>
+          <w:noProof/>
+          <w:color w:val="001417" w:themeColor="text2" w:themeShade="80"/>
+          <w:lang w:val="en-US"/>
+        </w:rPr>
+        <w:t>ASDIQLAYMAN</w:t>
+      </w:r>
+      <w:r>
+        <w:rPr>
+          <w:rFonts w:ascii="Times New Roman" w:hAnsi="Times New Roman" w:cs="Times New Roman"/>
+          <w:b/>
+          <w:noProof/>
+          <w:color w:val="001417" w:themeColor="text2" w:themeShade="80"/>
+          <w:lang w:val="en-US"/>
+        </w:rPr>
+        <w:t>»</w:t>
+      </w:r>
+    </w:p>
+    <w:p>
+      <w:pPr>
+        <w:spacing w:before="0"/>
+        <w:jc w:val="right"/>
+        <w:rPr>
+          <w:rFonts w:ascii="Times New Roman" w:hAnsi="Times New Roman" w:cs="Times New Roman"/>
+          <w:noProof/>
+          <w:lang w:val="en-US"/>
+        </w:rPr>
+      </w:pPr>
+      <w:r>
+        <w:rPr>
+          <w:rFonts w:ascii="Times New Roman" w:hAnsi="Times New Roman" w:cs="Times New Roman"/>
+          <w:color w:val="000000" w:themeColor="text1"/>
+          <w:sz w:val="28"/>
+          <w:lang w:val="en-US"/>
+        </w:rPr>
+        <w:t>{{</w:t>
+      </w:r>
+      <w:proofErr w:type="spellStart"/>
+      <w:proofErr w:type="gramStart"/>
+      <w:r>
+        <w:rPr>
+          <w:rFonts w:ascii="Times New Roman" w:hAnsi="Times New Roman" w:cs="Times New Roman"/>
+          <w:color w:val="000000" w:themeColor="text1"/>
+          <w:sz w:val="28"/>
+          <w:lang w:val="en-US"/>
+        </w:rPr>
+        <w:t>tashabbuskor</w:t>
+      </w:r>
+      <w:proofErr w:type="spellEnd"/>
+      <w:proofErr w:type="gramEnd"/>
+      <w:r>
+        <w:rPr>
+          <w:rFonts w:ascii="Times New Roman" w:hAnsi="Times New Roman" w:cs="Times New Roman"/>
+          <w:color w:val="000000" w:themeColor="text1"/>
+          <w:sz w:val="28"/>
+          <w:lang w:val="en-US"/>
+        </w:rPr>
+        <w:t>}}</w:t>
+      </w:r>
+    </w:p>
+    <w:p>
+      <w:pPr>
+        <w:spacing w:before="0"/>
+        <w:jc w:val="right"/>
+        <w:rPr>
+          <w:rFonts w:ascii="Times New Roman" w:hAnsi="Times New Roman" w:cs="Times New Roman"/>
+          <w:noProof/>
+          <w:lang w:val="en-US"/>
+        </w:rPr>
+      </w:pPr>
+      <w:r>
+        <w:rPr>
+          <w:rFonts w:ascii="Times New Roman" w:hAnsi="Times New Roman" w:cs="Times New Roman"/>
+          <w:noProof/>
+          <w:lang w:val="en-US"/>
+        </w:rPr>
+        <w:t>Rahbari</w:t>
+      </w:r>
+      <w:r>
+        <w:rPr>
+          <w:rFonts w:ascii="Times New Roman" w:hAnsi="Times New Roman" w:cs="Times New Roman"/>
+          <w:color w:val="000000" w:themeColor="text1"/>
+          <w:sz w:val="28"/>
+          <w:lang w:val="en-US"/>
+        </w:rPr>
+        <w:t xml:space="preserve"> </w:t>
+      </w:r>
+      <w:r>
+        <w:rPr>
+          <w:rFonts w:ascii="Times New Roman" w:hAnsi="Times New Roman" w:cs="Times New Roman"/>
+          <w:noProof/>
+          <w:lang w:val="en-US"/>
+        </w:rPr>
+        <w:t>___________</w:t>
+      </w:r>
+      <w:r>
+        <w:rPr>
+          <w:rFonts w:ascii="Times New Roman" w:hAnsi="Times New Roman" w:cs="Times New Roman"/>
+          <w:color w:val="000000" w:themeColor="text1"/>
+          <w:sz w:val="28"/>
+          <w:lang w:val="en-US"/>
+        </w:rPr>
+        <w:t>{{</w:t>
+      </w:r>
+      <w:proofErr w:type="spellStart"/>
+      <w:r>
+        <w:rPr>
+          <w:rFonts w:ascii="Times New Roman" w:hAnsi="Times New Roman" w:cs="Times New Roman"/>
+          <w:color w:val="000000" w:themeColor="text1"/>
+          <w:sz w:val="28"/>
+          <w:lang w:val="en-US"/>
+        </w:rPr>
+        <w:t>fio</w:t>
+      </w:r>
+      <w:proofErr w:type="spellEnd"/>
+      <w:r>
+        <w:rPr>
+          <w:rFonts w:ascii="Times New Roman" w:hAnsi="Times New Roman" w:cs="Times New Roman"/>
+          <w:color w:val="000000" w:themeColor="text1"/>
+          <w:sz w:val="28"/>
+          <w:lang w:val="en-US"/>
+        </w:rPr>
+        <w:t>}}</w:t>
+      </w:r>
+      <w:r>
+        <w:rPr>
+          <w:rFonts w:ascii="Times New Roman" w:hAnsi="Times New Roman" w:cs="Times New Roman"/>
+          <w:noProof/>
+          <w:lang w:val="en-US"/>
+        </w:rPr>
+        <w:t xml:space="preserve"> </w:t>
+      </w:r>
+    </w:p>
+    <w:p>
+      <w:pPr>
+        <w:spacing w:before="0"/>
+        <w:jc w:val="right"/>
+        <w:rPr>
+          <w:rFonts w:ascii="Times New Roman" w:hAnsi="Times New Roman" w:cs="Times New Roman"/>
+          <w:noProof/>
+          <w:lang w:val="en-US"/>
+        </w:rPr>
+      </w:pPr>
+      <w:r>
+        <w:rPr>
+          <w:rFonts w:ascii="Times New Roman" w:hAnsi="Times New Roman" w:cs="Times New Roman"/>
+          <w:noProof/>
+          <w:sz w:val="28"/>
+          <w:szCs w:val="28"/>
+          <w:lang w:val="en-US" w:bidi="ru-RU"/>
+        </w:rPr>
+        <w:t>«__»______2026 yil</w:t>
+      </w:r>
+    </w:p>
     <w:p>
       <w:pPr>
         <w:pStyle w:val="a"/>
@@ -837,16 +434,28 @@
           <w:lang w:val="en-US" w:bidi="ru-RU"/>
         </w:rPr>
       </w:pPr>
-      <w:r>
+    </w:p>
+    <w:p>
+      <w:pPr>
+        <w:pStyle w:val="a"/>
+        <w:numPr>
+          <w:ilvl w:val="0"/>
+          <w:numId w:val="0"/>
+        </w:numPr>
+        <w:spacing w:after="0" w:line="240" w:lineRule="auto"/>
+        <w:ind w:left="340"/>
+        <w:jc w:val="center"/>
         <w:rPr>
           <w:rFonts w:ascii="Times New Roman" w:hAnsi="Times New Roman" w:cs="Times New Roman"/>
-          <w:noProof/>
-          <w:sz w:val="28"/>
-          <w:szCs w:val="28"/>
+          <w:b/>
+          <w:iCs/>
+          <w:noProof/>
+          <w:color w:val="D17406" w:themeColor="accent5" w:themeShade="BF"/>
+          <w:sz w:val="44"/>
+          <w:szCs w:val="44"/>
           <w:lang w:val="en-US" w:bidi="ru-RU"/>
         </w:rPr>
-        <w:br w:type="textWrapping" w:clear="all"/>
-      </w:r>
+      </w:pPr>
       <w:r>
         <w:rPr>
           <w:rFonts w:ascii="Times New Roman" w:hAnsi="Times New Roman" w:cs="Times New Roman"/>
@@ -1056,8 +665,6 @@
         </w:rPr>
         <w:br w:type="page"/>
       </w:r>
-      <w:bookmarkStart w:id="0" w:name="_GoBack"/>
-      <w:bookmarkEnd w:id="0"/>
     </w:p>
     <w:p>
       <w:pPr>
@@ -1294,7 +901,7 @@
           <w:lang w:val="en-US" w:eastAsia="ru-RU"/>
         </w:rPr>
       </w:pPr>
-      <w:bookmarkStart w:id="1" w:name="_Hlk224051849"/>
+      <w:bookmarkStart w:id="0" w:name="_Hlk224051849"/>
       <w:r>
         <w:rPr>
           <w:rFonts w:ascii="Times New Roman" w:eastAsia="Times New Roman" w:hAnsi="Times New Roman" w:cs="Times New Roman"/>
@@ -1320,8 +927,8 @@
           <w:lang w:val="en-US" w:eastAsia="ru-RU"/>
         </w:rPr>
       </w:pPr>
-      <w:bookmarkStart w:id="2" w:name="_Hlk224051875"/>
-      <w:bookmarkEnd w:id="1"/>
+      <w:bookmarkStart w:id="1" w:name="_Hlk224051875"/>
+      <w:bookmarkEnd w:id="0"/>
       <w:r>
         <w:rPr>
           <w:rFonts w:ascii="Times New Roman" w:eastAsia="Times New Roman" w:hAnsi="Times New Roman" w:cs="Times New Roman"/>
@@ -1347,8 +954,8 @@
           <w:lang w:val="en-US" w:eastAsia="ru-RU"/>
         </w:rPr>
       </w:pPr>
-      <w:bookmarkStart w:id="3" w:name="_Hlk224051909"/>
-      <w:bookmarkEnd w:id="2"/>
+      <w:bookmarkStart w:id="2" w:name="_Hlk224051909"/>
+      <w:bookmarkEnd w:id="1"/>
       <w:r>
         <w:rPr>
           <w:rFonts w:ascii="Times New Roman" w:eastAsia="Times New Roman" w:hAnsi="Times New Roman" w:cs="Times New Roman"/>
@@ -1374,8 +981,8 @@
           <w:lang w:val="en-US" w:eastAsia="ru-RU"/>
         </w:rPr>
       </w:pPr>
-      <w:bookmarkStart w:id="4" w:name="_Hlk224051931"/>
-      <w:bookmarkEnd w:id="3"/>
+      <w:bookmarkStart w:id="3" w:name="_Hlk224051931"/>
+      <w:bookmarkEnd w:id="2"/>
       <w:r>
         <w:rPr>
           <w:rFonts w:ascii="Times New Roman" w:eastAsia="Times New Roman" w:hAnsi="Times New Roman" w:cs="Times New Roman"/>
@@ -1400,7 +1007,7 @@
           <w:lang w:val="en-US" w:eastAsia="ru-RU"/>
         </w:rPr>
       </w:pPr>
-      <w:bookmarkStart w:id="5" w:name="_Hlk224052830"/>
+      <w:bookmarkStart w:id="4" w:name="_Hlk224052830"/>
       <w:r>
         <w:rPr>
           <w:rFonts w:ascii="Times New Roman" w:eastAsia="Times New Roman" w:hAnsi="Times New Roman" w:cs="Times New Roman"/>
@@ -1425,9 +1032,9 @@
           <w:lang w:val="en-US" w:eastAsia="ru-RU"/>
         </w:rPr>
       </w:pPr>
-      <w:bookmarkStart w:id="6" w:name="_Hlk224051973"/>
+      <w:bookmarkStart w:id="5" w:name="_Hlk224051973"/>
+      <w:bookmarkEnd w:id="3"/>
       <w:bookmarkEnd w:id="4"/>
-      <w:bookmarkEnd w:id="5"/>
       <w:r>
         <w:rPr>
           <w:rFonts w:ascii="Times New Roman" w:eastAsia="Times New Roman" w:hAnsi="Times New Roman" w:cs="Times New Roman"/>
@@ -1438,7 +1045,7 @@
         <w:t>Moliyaviy hisob-kitoblar (ilovalar).</w:t>
       </w:r>
     </w:p>
-    <w:bookmarkEnd w:id="6"/>
+    <w:bookmarkEnd w:id="5"/>
     <w:p>
       <w:pPr>
         <w:pStyle w:val="a"/>
@@ -1927,6 +1534,7 @@
       <w:r>
         <w:rPr>
           <w:rStyle w:val="afb"/>
+          <w:b w:val="0"/>
           <w:sz w:val="28"/>
           <w:szCs w:val="28"/>
           <w:lang w:val="en-US"/>
@@ -1937,6 +1545,7 @@
       <w:r>
         <w:rPr>
           <w:rStyle w:val="afb"/>
+          <w:b w:val="0"/>
           <w:sz w:val="28"/>
           <w:szCs w:val="28"/>
           <w:lang w:val="en-US"/>
@@ -1947,6 +1556,7 @@
       <w:r>
         <w:rPr>
           <w:rStyle w:val="afb"/>
+          <w:b w:val="0"/>
           <w:sz w:val="28"/>
           <w:szCs w:val="28"/>
           <w:lang w:val="en-US"/>
@@ -5188,11 +4798,29 @@
           <w:szCs w:val="28"/>
           <w:lang w:val="en-US"/>
         </w:rPr>
-        <w:t>hisob-kitoblar</w:t>
+        <w:t>hisob-</w:t>
+      </w:r>
+      <w:r>
+        <w:rPr>
+          <w:sz w:val="28"/>
+          <w:szCs w:val="28"/>
+          <w:lang w:val="en-US"/>
+        </w:rPr>
+        <w:t>kitobla</w:t>
+      </w:r>
+      <w:r>
+        <w:rPr>
+          <w:b/>
+          <w:sz w:val="28"/>
+          <w:szCs w:val="28"/>
+          <w:lang w:val="en-US"/>
+        </w:rPr>
+        <w:t>r</w:t>
       </w:r>
       <w:proofErr w:type="spellEnd"/>
       <w:r>
         <w:rPr>
+          <w:b/>
           <w:sz w:val="28"/>
           <w:szCs w:val="28"/>
           <w:lang w:val="en-US"/>
@@ -5203,6 +4831,7 @@
       <w:r>
         <w:rPr>
           <w:rStyle w:val="afb"/>
+          <w:b w:val="0"/>
           <w:sz w:val="28"/>
           <w:szCs w:val="28"/>
           <w:lang w:val="en-US"/>
@@ -5213,6 +4842,7 @@
       <w:r>
         <w:rPr>
           <w:rStyle w:val="afb"/>
+          <w:b w:val="0"/>
           <w:sz w:val="28"/>
           <w:szCs w:val="28"/>
           <w:lang w:val="en-US"/>
@@ -5223,6 +4853,7 @@
       <w:r>
         <w:rPr>
           <w:rStyle w:val="afb"/>
+          <w:b w:val="0"/>
           <w:sz w:val="28"/>
           <w:szCs w:val="28"/>
           <w:lang w:val="en-US"/>
@@ -5233,6 +4864,7 @@
       <w:r>
         <w:rPr>
           <w:rStyle w:val="afb"/>
+          <w:b w:val="0"/>
           <w:sz w:val="28"/>
           <w:szCs w:val="28"/>
           <w:lang w:val="en-US"/>
@@ -5243,6 +4875,7 @@
       <w:r>
         <w:rPr>
           <w:rStyle w:val="afb"/>
+          <w:b w:val="0"/>
           <w:sz w:val="28"/>
           <w:szCs w:val="28"/>
           <w:lang w:val="en-US"/>
@@ -5253,6 +4886,7 @@
       <w:r>
         <w:rPr>
           <w:rStyle w:val="afb"/>
+          <w:b w:val="0"/>
           <w:sz w:val="28"/>
           <w:szCs w:val="28"/>
           <w:lang w:val="en-US"/>
@@ -5263,6 +4897,7 @@
       <w:r>
         <w:rPr>
           <w:rStyle w:val="afb"/>
+          <w:b w:val="0"/>
           <w:sz w:val="28"/>
           <w:szCs w:val="28"/>
           <w:lang w:val="en-US"/>
@@ -5273,6 +4908,7 @@
       <w:r>
         <w:rPr>
           <w:rStyle w:val="afb"/>
+          <w:b w:val="0"/>
           <w:sz w:val="28"/>
           <w:szCs w:val="28"/>
           <w:lang w:val="en-US"/>
@@ -5283,6 +4919,7 @@
       <w:r>
         <w:rPr>
           <w:rStyle w:val="afb"/>
+          <w:b w:val="0"/>
           <w:sz w:val="28"/>
           <w:szCs w:val="28"/>
           <w:lang w:val="en-US"/>
@@ -5293,6 +4930,7 @@
       <w:r>
         <w:rPr>
           <w:rStyle w:val="afb"/>
+          <w:b w:val="0"/>
           <w:sz w:val="28"/>
           <w:szCs w:val="28"/>
           <w:lang w:val="en-US"/>
@@ -5303,6 +4941,7 @@
       <w:r>
         <w:rPr>
           <w:rStyle w:val="afb"/>
+          <w:b w:val="0"/>
           <w:sz w:val="28"/>
           <w:szCs w:val="28"/>
           <w:lang w:val="en-US"/>
@@ -5313,6 +4952,7 @@
       <w:r>
         <w:rPr>
           <w:rStyle w:val="afb"/>
+          <w:b w:val="0"/>
           <w:sz w:val="28"/>
           <w:szCs w:val="28"/>
           <w:lang w:val="en-US"/>
@@ -5323,6 +4963,7 @@
       <w:r>
         <w:rPr>
           <w:rStyle w:val="afb"/>
+          <w:b w:val="0"/>
           <w:sz w:val="28"/>
           <w:szCs w:val="28"/>
           <w:lang w:val="en-US"/>
@@ -5333,6 +4974,7 @@
       <w:r>
         <w:rPr>
           <w:rStyle w:val="afb"/>
+          <w:b w:val="0"/>
           <w:sz w:val="28"/>
           <w:szCs w:val="28"/>
           <w:lang w:val="en-US"/>
@@ -5343,6 +4985,7 @@
       <w:r>
         <w:rPr>
           <w:rStyle w:val="afb"/>
+          <w:b w:val="0"/>
           <w:sz w:val="28"/>
           <w:szCs w:val="28"/>
           <w:lang w:val="en-US"/>
@@ -5352,6 +4995,7 @@
       <w:proofErr w:type="spellEnd"/>
       <w:r>
         <w:rPr>
+          <w:b/>
           <w:sz w:val="28"/>
           <w:szCs w:val="28"/>
           <w:lang w:val="en-US"/>
@@ -10931,7 +10575,7 @@
         </w:rPr>
         <w:t xml:space="preserve"> </w:t>
       </w:r>
-      <w:bookmarkStart w:id="7" w:name="bookmark12"/>
+      <w:bookmarkStart w:id="6" w:name="bookmark12"/>
     </w:p>
     <w:p>
       <w:pPr>
@@ -10952,97 +10596,33 @@
     </w:p>
     <w:p>
       <w:pPr>
-        <w:pStyle w:val="a"/>
-        <w:numPr>
-          <w:ilvl w:val="0"/>
-          <w:numId w:val="0"/>
-        </w:numPr>
-        <w:spacing w:after="0"/>
+        <w:pStyle w:val="aff"/>
         <w:ind w:firstLine="426"/>
         <w:jc w:val="both"/>
         <w:rPr>
-          <w:rFonts w:ascii="Times New Roman" w:hAnsi="Times New Roman" w:cs="Times New Roman"/>
+          <w:rFonts w:eastAsiaTheme="minorHAnsi"/>
           <w:b/>
           <w:noProof/>
-          <w:color w:val="auto"/>
+          <w:color w:val="000000" w:themeColor="text1"/>
           <w:sz w:val="28"/>
           <w:szCs w:val="28"/>
           <w:lang w:val="en-US"/>
         </w:rPr>
       </w:pPr>
-      <w:proofErr w:type="spellStart"/>
-      <w:r>
-        <w:rPr>
-          <w:rFonts w:ascii="Times New Roman" w:hAnsi="Times New Roman" w:cs="Times New Roman"/>
+      <w:r>
+        <w:rPr>
+          <w:rFonts w:eastAsiaTheme="minorHAnsi"/>
           <w:b/>
-          <w:color w:val="auto"/>
+          <w:noProof/>
+          <w:color w:val="000000" w:themeColor="text1"/>
+          <w:sz w:val="28"/>
+          <w:szCs w:val="28"/>
           <w:lang w:val="en-US"/>
         </w:rPr>
         <w:lastRenderedPageBreak/>
-        <w:t>Bozorlarning</w:t>
-      </w:r>
-      <w:proofErr w:type="spellEnd"/>
-      <w:r>
-        <w:rPr>
-          <w:rFonts w:ascii="Times New Roman" w:hAnsi="Times New Roman" w:cs="Times New Roman"/>
-          <w:b/>
-          <w:color w:val="auto"/>
-          <w:lang w:val="en-US"/>
-        </w:rPr>
-        <w:t xml:space="preserve"> </w:t>
-      </w:r>
-      <w:proofErr w:type="spellStart"/>
-      <w:r>
-        <w:rPr>
-          <w:rFonts w:ascii="Times New Roman" w:hAnsi="Times New Roman" w:cs="Times New Roman"/>
-          <w:b/>
-          <w:color w:val="auto"/>
-          <w:lang w:val="en-US"/>
-        </w:rPr>
-        <w:t>joylashishi</w:t>
-      </w:r>
-      <w:proofErr w:type="spellEnd"/>
-      <w:r>
-        <w:rPr>
-          <w:rFonts w:ascii="Times New Roman" w:hAnsi="Times New Roman" w:cs="Times New Roman"/>
-          <w:b/>
-          <w:color w:val="auto"/>
-          <w:lang w:val="en-US"/>
-        </w:rPr>
-        <w:t xml:space="preserve">, </w:t>
-      </w:r>
-      <w:proofErr w:type="spellStart"/>
-      <w:r>
-        <w:rPr>
-          <w:rFonts w:ascii="Times New Roman" w:hAnsi="Times New Roman" w:cs="Times New Roman"/>
-          <w:b/>
-          <w:color w:val="auto"/>
-          <w:lang w:val="en-US"/>
-        </w:rPr>
-        <w:t>bozor</w:t>
-      </w:r>
-      <w:proofErr w:type="spellEnd"/>
-      <w:r>
-        <w:rPr>
-          <w:rFonts w:ascii="Times New Roman" w:hAnsi="Times New Roman" w:cs="Times New Roman"/>
-          <w:b/>
-          <w:color w:val="auto"/>
-          <w:lang w:val="en-US"/>
-        </w:rPr>
-        <w:t xml:space="preserve"> </w:t>
-      </w:r>
-      <w:proofErr w:type="spellStart"/>
-      <w:r>
-        <w:rPr>
-          <w:rFonts w:ascii="Times New Roman" w:hAnsi="Times New Roman" w:cs="Times New Roman"/>
-          <w:b/>
-          <w:color w:val="auto"/>
-          <w:lang w:val="en-US"/>
-        </w:rPr>
-        <w:t>segmentatsiyasi</w:t>
-      </w:r>
-      <w:bookmarkEnd w:id="7"/>
-      <w:proofErr w:type="spellEnd"/>
+        <w:t>Bozorlarning joylashishi, bozor segmentatsiyasi</w:t>
+      </w:r>
+      <w:bookmarkEnd w:id="6"/>
     </w:p>
     <w:p>
       <w:pPr>
@@ -13188,27 +12768,30 @@
             </w:pPr>
             <w:r>
               <w:rPr>
-                <w:rFonts w:ascii="Times New Roman" w:hAnsi="Times New Roman" w:cs="Times New Roman"/>
-                <w:color w:val="auto"/>
-                <w:lang w:val="en-US"/>
+                <w:rFonts w:ascii="Times New Roman" w:eastAsia="Times New Roman" w:hAnsi="Times New Roman" w:cs="Times New Roman"/>
+                <w:color w:val="auto"/>
+                <w:szCs w:val="28"/>
+                <w:lang w:val="uz-Cyrl-UZ" w:eastAsia="ru-RU"/>
               </w:rPr>
               <w:t>{{</w:t>
             </w:r>
             <w:proofErr w:type="spellStart"/>
             <w:r>
               <w:rPr>
-                <w:rFonts w:ascii="Times New Roman" w:hAnsi="Times New Roman" w:cs="Times New Roman"/>
-                <w:color w:val="auto"/>
-                <w:lang w:val="en-US"/>
+                <w:rFonts w:ascii="Times New Roman" w:eastAsia="Times New Roman" w:hAnsi="Times New Roman" w:cs="Times New Roman"/>
+                <w:color w:val="auto"/>
+                <w:szCs w:val="28"/>
+                <w:lang w:val="uz-Cyrl-UZ" w:eastAsia="ru-RU"/>
               </w:rPr>
               <w:t>manzil</w:t>
             </w:r>
             <w:proofErr w:type="spellEnd"/>
             <w:r>
               <w:rPr>
-                <w:rFonts w:ascii="Times New Roman" w:hAnsi="Times New Roman" w:cs="Times New Roman"/>
-                <w:color w:val="auto"/>
-                <w:lang w:val="en-US"/>
+                <w:rFonts w:ascii="Times New Roman" w:eastAsia="Times New Roman" w:hAnsi="Times New Roman" w:cs="Times New Roman"/>
+                <w:color w:val="auto"/>
+                <w:szCs w:val="28"/>
+                <w:lang w:val="uz-Cyrl-UZ" w:eastAsia="ru-RU"/>
               </w:rPr>
               <w:t>}}</w:t>
             </w:r>
@@ -16122,7 +15705,7 @@
           <w:lang w:val="en-US"/>
         </w:rPr>
       </w:pPr>
-      <w:bookmarkStart w:id="8" w:name="_Hlk224051815"/>
+      <w:bookmarkStart w:id="7" w:name="_Hlk224051815"/>
       <w:r>
         <w:rPr>
           <w:rFonts w:ascii="Times New Roman" w:eastAsiaTheme="majorEastAsia" w:hAnsi="Times New Roman" w:cs="Times New Roman"/>
@@ -16203,61 +15786,61 @@
           <w:lang w:val="en-US"/>
         </w:rPr>
       </w:pPr>
-      <w:bookmarkStart w:id="9" w:name="bookmark32"/>
+      <w:bookmarkStart w:id="8" w:name="bookmark32"/>
+      <w:bookmarkEnd w:id="7"/>
+      <w:r>
+        <w:rPr>
+          <w:color w:val="000000"/>
+          <w:lang w:val="en-US"/>
+        </w:rPr>
+        <w:tab/>
+      </w:r>
+      <w:proofErr w:type="spellStart"/>
+      <w:r>
+        <w:rPr>
+          <w:color w:val="000000"/>
+          <w:sz w:val="28"/>
+          <w:lang w:val="en-US"/>
+        </w:rPr>
+        <w:t>Ekologiya</w:t>
+      </w:r>
+      <w:proofErr w:type="spellEnd"/>
+      <w:r>
+        <w:rPr>
+          <w:color w:val="000000"/>
+          <w:sz w:val="28"/>
+          <w:lang w:val="en-US"/>
+        </w:rPr>
+        <w:t xml:space="preserve">, </w:t>
+      </w:r>
+      <w:proofErr w:type="spellStart"/>
+      <w:r>
+        <w:rPr>
+          <w:color w:val="000000"/>
+          <w:sz w:val="28"/>
+          <w:lang w:val="en-US"/>
+        </w:rPr>
+        <w:t>atrof-muhitga</w:t>
+      </w:r>
+      <w:proofErr w:type="spellEnd"/>
+      <w:r>
+        <w:rPr>
+          <w:color w:val="000000"/>
+          <w:sz w:val="28"/>
+          <w:lang w:val="en-US"/>
+        </w:rPr>
+        <w:t xml:space="preserve"> </w:t>
+      </w:r>
+      <w:proofErr w:type="spellStart"/>
+      <w:r>
+        <w:rPr>
+          <w:color w:val="000000"/>
+          <w:sz w:val="28"/>
+          <w:lang w:val="en-US"/>
+        </w:rPr>
+        <w:t>ta'siri</w:t>
+      </w:r>
       <w:bookmarkEnd w:id="8"/>
-      <w:r>
-        <w:rPr>
-          <w:color w:val="000000"/>
-          <w:lang w:val="en-US"/>
-        </w:rPr>
-        <w:tab/>
-      </w:r>
-      <w:proofErr w:type="spellStart"/>
-      <w:r>
-        <w:rPr>
-          <w:color w:val="000000"/>
-          <w:sz w:val="28"/>
-          <w:lang w:val="en-US"/>
-        </w:rPr>
-        <w:t>Ekologiya</w:t>
-      </w:r>
-      <w:proofErr w:type="spellEnd"/>
-      <w:r>
-        <w:rPr>
-          <w:color w:val="000000"/>
-          <w:sz w:val="28"/>
-          <w:lang w:val="en-US"/>
-        </w:rPr>
-        <w:t xml:space="preserve">, </w:t>
-      </w:r>
-      <w:proofErr w:type="spellStart"/>
-      <w:r>
-        <w:rPr>
-          <w:color w:val="000000"/>
-          <w:sz w:val="28"/>
-          <w:lang w:val="en-US"/>
-        </w:rPr>
-        <w:t>atrof-muhitga</w:t>
-      </w:r>
-      <w:proofErr w:type="spellEnd"/>
-      <w:r>
-        <w:rPr>
-          <w:color w:val="000000"/>
-          <w:sz w:val="28"/>
-          <w:lang w:val="en-US"/>
-        </w:rPr>
-        <w:t xml:space="preserve"> </w:t>
-      </w:r>
-      <w:proofErr w:type="spellStart"/>
-      <w:r>
-        <w:rPr>
-          <w:color w:val="000000"/>
-          <w:sz w:val="28"/>
-          <w:lang w:val="en-US"/>
-        </w:rPr>
-        <w:t>ta'siri</w:t>
-      </w:r>
-      <w:bookmarkEnd w:id="9"/>
       <w:proofErr w:type="spellEnd"/>
     </w:p>
     <w:p>
@@ -16433,7 +16016,7 @@
           <w:lang w:val="bg-BG"/>
         </w:rPr>
       </w:pPr>
-      <w:bookmarkStart w:id="10" w:name="_Hlk224051951"/>
+      <w:bookmarkStart w:id="9" w:name="_Hlk224051951"/>
       <w:r>
         <w:rPr>
           <w:rFonts w:ascii="Times New Roman" w:eastAsiaTheme="majorEastAsia" w:hAnsi="Times New Roman" w:cs="Times New Roman"/>
@@ -16553,7 +16136,7 @@
         <w:t>rejasi</w:t>
       </w:r>
     </w:p>
-    <w:bookmarkEnd w:id="10"/>
+    <w:bookmarkEnd w:id="9"/>
     <w:p>
       <w:pPr>
         <w:pStyle w:val="a"/>
@@ -16738,630 +16321,14 @@
     <w:p>
       <w:pPr>
         <w:pStyle w:val="aff"/>
-        <w:spacing w:before="6"/>
-        <w:rPr>
-          <w:b/>
-          <w:i/>
-          <w:sz w:val="17"/>
+        <w:rPr>
+          <w:rFonts w:eastAsiaTheme="minorHAnsi"/>
+          <w:noProof/>
+          <w:sz w:val="24"/>
+          <w:szCs w:val="28"/>
+          <w:lang w:val="en-US"/>
         </w:rPr>
       </w:pPr>
-      <w:r>
-        <w:rPr>
-          <w:b/>
-          <w:i/>
-          <w:noProof/>
-          <w:sz w:val="17"/>
-          <w:lang w:val="ru-RU" w:eastAsia="ru-RU"/>
-        </w:rPr>
-        <mc:AlternateContent>
-          <mc:Choice Requires="wps">
-            <w:drawing>
-              <wp:anchor distT="0" distB="0" distL="0" distR="0" simplePos="0" relativeHeight="251660288" behindDoc="1" locked="0" layoutInCell="1" allowOverlap="1" wp14:anchorId="3FE58B31" wp14:editId="75051E2D">
-                <wp:simplePos x="0" y="0"/>
-                <wp:positionH relativeFrom="page">
-                  <wp:posOffset>819150</wp:posOffset>
-                </wp:positionH>
-                <wp:positionV relativeFrom="paragraph">
-                  <wp:posOffset>144145</wp:posOffset>
-                </wp:positionV>
-                <wp:extent cx="1588135" cy="546100"/>
-                <wp:effectExtent l="0" t="0" r="12065" b="25400"/>
-                <wp:wrapTopAndBottom/>
-                <wp:docPr id="98" name="Textbox 98"/>
-                <wp:cNvGraphicFramePr>
-                  <a:graphicFrameLocks xmlns:a="http://schemas.openxmlformats.org/drawingml/2006/main"/>
-                </wp:cNvGraphicFramePr>
-                <a:graphic xmlns:a="http://schemas.openxmlformats.org/drawingml/2006/main">
-                  <a:graphicData uri="http://schemas.microsoft.com/office/word/2010/wordprocessingShape">
-                    <wps:wsp>
-                      <wps:cNvSpPr txBox="1">
-                        <a:spLocks/>
-                      </wps:cNvSpPr>
-                      <wps:spPr>
-                        <a:xfrm>
-                          <a:off x="0" y="0"/>
-                          <a:ext cx="1588135" cy="546100"/>
-                        </a:xfrm>
-                        <a:prstGeom prst="rect">
-                          <a:avLst/>
-                        </a:prstGeom>
-                        <a:ln w="9144">
-                          <a:solidFill>
-                            <a:srgbClr val="000000"/>
-                          </a:solidFill>
-                          <a:prstDash val="solid"/>
-                        </a:ln>
-                      </wps:spPr>
-                      <wps:txbx>
-                        <w:txbxContent>
-                          <w:p>
-                            <w:pPr>
-                              <w:spacing w:before="87"/>
-                              <w:ind w:left="796"/>
-                              <w:rPr>
-                                <w:rFonts w:ascii="Arial" w:hAnsi="Arial"/>
-                                <w:b/>
-                              </w:rPr>
-                            </w:pPr>
-                            <w:proofErr w:type="spellStart"/>
-                            <w:r>
-                              <w:rPr>
-                                <w:rFonts w:ascii="Arial" w:hAnsi="Arial"/>
-                                <w:b/>
-                                <w:spacing w:val="-2"/>
-                              </w:rPr>
-                              <w:t>Raxbar</w:t>
-                            </w:r>
-                            <w:proofErr w:type="spellEnd"/>
-                          </w:p>
-                        </w:txbxContent>
-                      </wps:txbx>
-                      <wps:bodyPr wrap="square" lIns="0" tIns="0" rIns="0" bIns="0" rtlCol="0">
-                        <a:noAutofit/>
-                      </wps:bodyPr>
-                    </wps:wsp>
-                  </a:graphicData>
-                </a:graphic>
-                <wp14:sizeRelV relativeFrom="margin">
-                  <wp14:pctHeight>0</wp14:pctHeight>
-                </wp14:sizeRelV>
-              </wp:anchor>
-            </w:drawing>
-          </mc:Choice>
-          <mc:Fallback>
-            <w:pict>
-              <v:shapetype id="_x0000_t202" coordsize="21600,21600" o:spt="202" path="m,l,21600r21600,l21600,xe">
-                <v:stroke joinstyle="miter"/>
-                <v:path gradientshapeok="t" o:connecttype="rect"/>
-              </v:shapetype>
-              <v:shape id="Textbox 98" o:spid="_x0000_s1026" type="#_x0000_t202" style="position:absolute;margin-left:64.5pt;margin-top:11.35pt;width:125.05pt;height:43pt;z-index:-251656192;visibility:visible;mso-wrap-style:square;mso-height-percent:0;mso-wrap-distance-left:0;mso-wrap-distance-top:0;mso-wrap-distance-right:0;mso-wrap-distance-bottom:0;mso-position-horizontal:absolute;mso-position-horizontal-relative:page;mso-position-vertical:absolute;mso-position-vertical-relative:text;mso-height-percent:0;mso-height-relative:margin;v-text-anchor:top" o:gfxdata="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" filled="f" strokeweight=".72pt">
-                <v:path arrowok="t"/>
-                <v:textbox inset="0,0,0,0">
-                  <w:txbxContent>
-                    <w:p>
-                      <w:pPr>
-                        <w:spacing w:before="87"/>
-                        <w:ind w:left="796"/>
-                        <w:rPr>
-                          <w:rFonts w:ascii="Arial" w:hAnsi="Arial"/>
-                          <w:b/>
-                        </w:rPr>
-                      </w:pPr>
-                      <w:proofErr w:type="spellStart"/>
-                      <w:r>
-                        <w:rPr>
-                          <w:rFonts w:ascii="Arial" w:hAnsi="Arial"/>
-                          <w:b/>
-                          <w:spacing w:val="-2"/>
-                        </w:rPr>
-                        <w:t>Raxbar</w:t>
-                      </w:r>
-                      <w:proofErr w:type="spellEnd"/>
-                    </w:p>
-                  </w:txbxContent>
-                </v:textbox>
-                <w10:wrap type="topAndBottom" anchorx="page"/>
-              </v:shape>
-            </w:pict>
-          </mc:Fallback>
-        </mc:AlternateContent>
-      </w:r>
-      <w:r>
-        <w:rPr>
-          <w:b/>
-          <w:i/>
-          <w:noProof/>
-          <w:sz w:val="17"/>
-          <w:lang w:val="ru-RU" w:eastAsia="ru-RU"/>
-        </w:rPr>
-        <mc:AlternateContent>
-          <mc:Choice Requires="wps">
-            <w:drawing>
-              <wp:anchor distT="0" distB="0" distL="0" distR="0" simplePos="0" relativeHeight="251662336" behindDoc="1" locked="0" layoutInCell="1" allowOverlap="1" wp14:anchorId="3276B818" wp14:editId="20B795DE">
-                <wp:simplePos x="0" y="0"/>
-                <wp:positionH relativeFrom="page">
-                  <wp:posOffset>3051810</wp:posOffset>
-                </wp:positionH>
-                <wp:positionV relativeFrom="paragraph">
-                  <wp:posOffset>144145</wp:posOffset>
-                </wp:positionV>
-                <wp:extent cx="1574800" cy="546100"/>
-                <wp:effectExtent l="0" t="0" r="25400" b="25400"/>
-                <wp:wrapTopAndBottom/>
-                <wp:docPr id="100" name="Textbox 100"/>
-                <wp:cNvGraphicFramePr>
-                  <a:graphicFrameLocks xmlns:a="http://schemas.openxmlformats.org/drawingml/2006/main"/>
-                </wp:cNvGraphicFramePr>
-                <a:graphic xmlns:a="http://schemas.openxmlformats.org/drawingml/2006/main">
-                  <a:graphicData uri="http://schemas.microsoft.com/office/word/2010/wordprocessingShape">
-                    <wps:wsp>
-                      <wps:cNvSpPr txBox="1">
-                        <a:spLocks/>
-                      </wps:cNvSpPr>
-                      <wps:spPr>
-                        <a:xfrm>
-                          <a:off x="0" y="0"/>
-                          <a:ext cx="1574800" cy="546100"/>
-                        </a:xfrm>
-                        <a:prstGeom prst="rect">
-                          <a:avLst/>
-                        </a:prstGeom>
-                        <a:ln w="9144">
-                          <a:solidFill>
-                            <a:srgbClr val="000000"/>
-                          </a:solidFill>
-                          <a:prstDash val="solid"/>
-                        </a:ln>
-                      </wps:spPr>
-                      <wps:txbx>
-                        <w:txbxContent>
-                          <w:p>
-                            <w:pPr>
-                              <w:spacing w:before="87"/>
-                              <w:ind w:left="722"/>
-                              <w:rPr>
-                                <w:rFonts w:ascii="Arial" w:hAnsi="Arial"/>
-                                <w:b/>
-                              </w:rPr>
-                            </w:pPr>
-                            <w:proofErr w:type="spellStart"/>
-                            <w:r>
-                              <w:rPr>
-                                <w:rFonts w:ascii="Arial" w:hAnsi="Arial"/>
-                                <w:b/>
-                                <w:spacing w:val="-2"/>
-                              </w:rPr>
-                              <w:t>Xisobchi</w:t>
-                            </w:r>
-                            <w:proofErr w:type="spellEnd"/>
-                          </w:p>
-                        </w:txbxContent>
-                      </wps:txbx>
-                      <wps:bodyPr wrap="square" lIns="0" tIns="0" rIns="0" bIns="0" rtlCol="0">
-                        <a:noAutofit/>
-                      </wps:bodyPr>
-                    </wps:wsp>
-                  </a:graphicData>
-                </a:graphic>
-                <wp14:sizeRelV relativeFrom="margin">
-                  <wp14:pctHeight>0</wp14:pctHeight>
-                </wp14:sizeRelV>
-              </wp:anchor>
-            </w:drawing>
-          </mc:Choice>
-          <mc:Fallback>
-            <w:pict>
-              <v:shape id="Textbox 100" o:spid="_x0000_s1027" type="#_x0000_t202" style="position:absolute;margin-left:240.3pt;margin-top:11.35pt;width:124pt;height:43pt;z-index:-251654144;visibility:visible;mso-wrap-style:square;mso-height-percent:0;mso-wrap-distance-left:0;mso-wrap-distance-top:0;mso-wrap-distance-right:0;mso-wrap-distance-bottom:0;mso-position-horizontal:absolute;mso-position-horizontal-relative:page;mso-position-vertical:absolute;mso-position-vertical-relative:text;mso-height-percent:0;mso-height-relative:margin;v-text-anchor:top" o:gfxdata="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" filled="f" strokeweight=".72pt">
-                <v:path arrowok="t"/>
-                <v:textbox inset="0,0,0,0">
-                  <w:txbxContent>
-                    <w:p>
-                      <w:pPr>
-                        <w:spacing w:before="87"/>
-                        <w:ind w:left="722"/>
-                        <w:rPr>
-                          <w:rFonts w:ascii="Arial" w:hAnsi="Arial"/>
-                          <w:b/>
-                        </w:rPr>
-                      </w:pPr>
-                      <w:proofErr w:type="spellStart"/>
-                      <w:r>
-                        <w:rPr>
-                          <w:rFonts w:ascii="Arial" w:hAnsi="Arial"/>
-                          <w:b/>
-                          <w:spacing w:val="-2"/>
-                        </w:rPr>
-                        <w:t>Xisobchi</w:t>
-                      </w:r>
-                      <w:proofErr w:type="spellEnd"/>
-                    </w:p>
-                  </w:txbxContent>
-                </v:textbox>
-                <w10:wrap type="topAndBottom" anchorx="page"/>
-              </v:shape>
-            </w:pict>
-          </mc:Fallback>
-        </mc:AlternateContent>
-      </w:r>
-      <w:r>
-        <w:rPr>
-          <w:b/>
-          <w:i/>
-          <w:noProof/>
-          <w:sz w:val="17"/>
-          <w:lang w:val="ru-RU" w:eastAsia="ru-RU"/>
-        </w:rPr>
-        <mc:AlternateContent>
-          <mc:Choice Requires="wps">
-            <w:drawing>
-              <wp:anchor distT="0" distB="0" distL="0" distR="0" simplePos="0" relativeHeight="251664384" behindDoc="1" locked="0" layoutInCell="1" allowOverlap="1" wp14:anchorId="3CB29F8C" wp14:editId="58A18D19">
-                <wp:simplePos x="0" y="0"/>
-                <wp:positionH relativeFrom="page">
-                  <wp:posOffset>5224780</wp:posOffset>
-                </wp:positionH>
-                <wp:positionV relativeFrom="paragraph">
-                  <wp:posOffset>144145</wp:posOffset>
-                </wp:positionV>
-                <wp:extent cx="1588135" cy="546100"/>
-                <wp:effectExtent l="0" t="0" r="12065" b="25400"/>
-                <wp:wrapTopAndBottom/>
-                <wp:docPr id="102" name="Textbox 102"/>
-                <wp:cNvGraphicFramePr>
-                  <a:graphicFrameLocks xmlns:a="http://schemas.openxmlformats.org/drawingml/2006/main"/>
-                </wp:cNvGraphicFramePr>
-                <a:graphic xmlns:a="http://schemas.openxmlformats.org/drawingml/2006/main">
-                  <a:graphicData uri="http://schemas.microsoft.com/office/word/2010/wordprocessingShape">
-                    <wps:wsp>
-                      <wps:cNvSpPr txBox="1">
-                        <a:spLocks/>
-                      </wps:cNvSpPr>
-                      <wps:spPr>
-                        <a:xfrm>
-                          <a:off x="0" y="0"/>
-                          <a:ext cx="1588135" cy="546100"/>
-                        </a:xfrm>
-                        <a:prstGeom prst="rect">
-                          <a:avLst/>
-                        </a:prstGeom>
-                        <a:ln w="9144">
-                          <a:solidFill>
-                            <a:srgbClr val="000000"/>
-                          </a:solidFill>
-                          <a:prstDash val="solid"/>
-                        </a:ln>
-                      </wps:spPr>
-                      <wps:txbx>
-                        <w:txbxContent>
-                          <w:p>
-                            <w:pPr>
-                              <w:spacing w:before="0" w:after="0" w:line="356" w:lineRule="exact"/>
-                              <w:jc w:val="center"/>
-                              <w:rPr>
-                                <w:rFonts w:ascii="Arial" w:hAnsi="Arial"/>
-                                <w:b/>
-                                <w:sz w:val="20"/>
-                              </w:rPr>
-                            </w:pPr>
-                            <w:proofErr w:type="spellStart"/>
-                            <w:r>
-                              <w:rPr>
-                                <w:rFonts w:ascii="Arial" w:hAnsi="Arial"/>
-                                <w:b/>
-                                <w:sz w:val="20"/>
-                              </w:rPr>
-                              <w:t>Ishchilar</w:t>
-                            </w:r>
-                            <w:proofErr w:type="spellEnd"/>
-                          </w:p>
-                          <w:p>
-                            <w:pPr>
-                              <w:spacing w:before="0" w:after="0" w:line="356" w:lineRule="exact"/>
-                              <w:jc w:val="center"/>
-                              <w:rPr>
-                                <w:rFonts w:ascii="Arial" w:hAnsi="Arial"/>
-                                <w:b/>
-                                <w:sz w:val="20"/>
-                              </w:rPr>
-                            </w:pPr>
-                            <w:r>
-                              <w:rPr>
-                                <w:rFonts w:ascii="Arial" w:hAnsi="Arial"/>
-                                <w:b/>
-                                <w:sz w:val="20"/>
-                              </w:rPr>
-                              <w:t>(</w:t>
-                            </w:r>
-                            <w:proofErr w:type="spellStart"/>
-                            <w:r>
-                              <w:rPr>
-                                <w:rFonts w:ascii="Arial" w:hAnsi="Arial"/>
-                                <w:b/>
-                                <w:sz w:val="20"/>
-                              </w:rPr>
-                              <w:t>Mutaxasisilar</w:t>
-                            </w:r>
-                            <w:proofErr w:type="spellEnd"/>
-                            <w:r>
-                              <w:rPr>
-                                <w:rFonts w:ascii="Arial" w:hAnsi="Arial"/>
-                                <w:b/>
-                                <w:sz w:val="20"/>
-                              </w:rPr>
-                              <w:t>)</w:t>
-                            </w:r>
-                          </w:p>
-                          <w:p>
-                            <w:pPr>
-                              <w:spacing w:line="356" w:lineRule="exact"/>
-                              <w:rPr>
-                                <w:rFonts w:ascii="Arial" w:hAnsi="Arial"/>
-                                <w:b/>
-                                <w:sz w:val="20"/>
-                              </w:rPr>
-                            </w:pPr>
-                          </w:p>
-                        </w:txbxContent>
-                      </wps:txbx>
-                      <wps:bodyPr wrap="square" lIns="0" tIns="0" rIns="0" bIns="0" rtlCol="0">
-                        <a:noAutofit/>
-                      </wps:bodyPr>
-                    </wps:wsp>
-                  </a:graphicData>
-                </a:graphic>
-                <wp14:sizeRelV relativeFrom="margin">
-                  <wp14:pctHeight>0</wp14:pctHeight>
-                </wp14:sizeRelV>
-              </wp:anchor>
-            </w:drawing>
-          </mc:Choice>
-          <mc:Fallback>
-            <w:pict>
-              <v:shape id="Textbox 102" o:spid="_x0000_s1028" type="#_x0000_t202" style="position:absolute;margin-left:411.4pt;margin-top:11.35pt;width:125.05pt;height:43pt;z-index:-251652096;visibility:visible;mso-wrap-style:square;mso-height-percent:0;mso-wrap-distance-left:0;mso-wrap-distance-top:0;mso-wrap-distance-right:0;mso-wrap-distance-bottom:0;mso-position-horizontal:absolute;mso-position-horizontal-relative:page;mso-position-vertical:absolute;mso-position-vertical-relative:text;mso-height-percent:0;mso-height-relative:margin;v-text-anchor:top" o:gfxdata="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" filled="f" strokeweight=".72pt">
-                <v:path arrowok="t"/>
-                <v:textbox inset="0,0,0,0">
-                  <w:txbxContent>
-                    <w:p>
-                      <w:pPr>
-                        <w:spacing w:before="0" w:after="0" w:line="356" w:lineRule="exact"/>
-                        <w:jc w:val="center"/>
-                        <w:rPr>
-                          <w:rFonts w:ascii="Arial" w:hAnsi="Arial"/>
-                          <w:b/>
-                          <w:sz w:val="20"/>
-                        </w:rPr>
-                      </w:pPr>
-                      <w:proofErr w:type="spellStart"/>
-                      <w:r>
-                        <w:rPr>
-                          <w:rFonts w:ascii="Arial" w:hAnsi="Arial"/>
-                          <w:b/>
-                          <w:sz w:val="20"/>
-                        </w:rPr>
-                        <w:t>Ishchilar</w:t>
-                      </w:r>
-                      <w:proofErr w:type="spellEnd"/>
-                    </w:p>
-                    <w:p>
-                      <w:pPr>
-                        <w:spacing w:before="0" w:after="0" w:line="356" w:lineRule="exact"/>
-                        <w:jc w:val="center"/>
-                        <w:rPr>
-                          <w:rFonts w:ascii="Arial" w:hAnsi="Arial"/>
-                          <w:b/>
-                          <w:sz w:val="20"/>
-                        </w:rPr>
-                      </w:pPr>
-                      <w:r>
-                        <w:rPr>
-                          <w:rFonts w:ascii="Arial" w:hAnsi="Arial"/>
-                          <w:b/>
-                          <w:sz w:val="20"/>
-                        </w:rPr>
-                        <w:t>(</w:t>
-                      </w:r>
-                      <w:proofErr w:type="spellStart"/>
-                      <w:r>
-                        <w:rPr>
-                          <w:rFonts w:ascii="Arial" w:hAnsi="Arial"/>
-                          <w:b/>
-                          <w:sz w:val="20"/>
-                        </w:rPr>
-                        <w:t>Mutaxasisilar</w:t>
-                      </w:r>
-                      <w:proofErr w:type="spellEnd"/>
-                      <w:r>
-                        <w:rPr>
-                          <w:rFonts w:ascii="Arial" w:hAnsi="Arial"/>
-                          <w:b/>
-                          <w:sz w:val="20"/>
-                        </w:rPr>
-                        <w:t>)</w:t>
-                      </w:r>
-                    </w:p>
-                    <w:p>
-                      <w:pPr>
-                        <w:spacing w:line="356" w:lineRule="exact"/>
-                        <w:rPr>
-                          <w:rFonts w:ascii="Arial" w:hAnsi="Arial"/>
-                          <w:b/>
-                          <w:sz w:val="20"/>
-                        </w:rPr>
-                      </w:pPr>
-                    </w:p>
-                  </w:txbxContent>
-                </v:textbox>
-                <w10:wrap type="topAndBottom" anchorx="page"/>
-              </v:shape>
-            </w:pict>
-          </mc:Fallback>
-        </mc:AlternateContent>
-      </w:r>
-      <w:r>
-        <w:rPr>
-          <w:b/>
-          <w:i/>
-          <w:noProof/>
-          <w:sz w:val="17"/>
-          <w:lang w:val="ru-RU" w:eastAsia="ru-RU"/>
-        </w:rPr>
-        <mc:AlternateContent>
-          <mc:Choice Requires="wps">
-            <w:drawing>
-              <wp:anchor distT="0" distB="0" distL="0" distR="0" simplePos="0" relativeHeight="251661312" behindDoc="1" locked="0" layoutInCell="1" allowOverlap="1" wp14:anchorId="475863BC" wp14:editId="64068509">
-                <wp:simplePos x="0" y="0"/>
-                <wp:positionH relativeFrom="page">
-                  <wp:posOffset>2607564</wp:posOffset>
-                </wp:positionH>
-                <wp:positionV relativeFrom="paragraph">
-                  <wp:posOffset>349851</wp:posOffset>
-                </wp:positionV>
-                <wp:extent cx="300355" cy="1270"/>
-                <wp:effectExtent l="0" t="0" r="0" b="0"/>
-                <wp:wrapTopAndBottom/>
-                <wp:docPr id="99" name="Graphic 99"/>
-                <wp:cNvGraphicFramePr>
-                  <a:graphicFrameLocks xmlns:a="http://schemas.openxmlformats.org/drawingml/2006/main"/>
-                </wp:cNvGraphicFramePr>
-                <a:graphic xmlns:a="http://schemas.openxmlformats.org/drawingml/2006/main">
-                  <a:graphicData uri="http://schemas.microsoft.com/office/word/2010/wordprocessingShape">
-                    <wps:wsp>
-                      <wps:cNvSpPr>
-                        <a:spLocks/>
-                      </wps:cNvSpPr>
-                      <wps:spPr>
-                        <a:xfrm>
-                          <a:off x="0" y="0"/>
-                          <a:ext cx="300355" cy="1270"/>
-                        </a:xfrm>
-                        <a:custGeom>
-                          <a:avLst/>
-                          <a:gdLst/>
-                          <a:ahLst/>
-                          <a:cxnLst/>
-                          <a:rect l="l" t="t" r="r" b="b"/>
-                          <a:pathLst>
-                            <a:path w="300355">
-                              <a:moveTo>
-                                <a:pt x="0" y="0"/>
-                              </a:moveTo>
-                              <a:lnTo>
-                                <a:pt x="300227" y="0"/>
-                              </a:lnTo>
-                            </a:path>
-                          </a:pathLst>
-                        </a:custGeom>
-                        <a:ln w="10668">
-                          <a:solidFill>
-                            <a:srgbClr val="000000"/>
-                          </a:solidFill>
-                          <a:prstDash val="solid"/>
-                        </a:ln>
-                      </wps:spPr>
-                      <wps:bodyPr wrap="square" lIns="0" tIns="0" rIns="0" bIns="0" rtlCol="0">
-                        <a:prstTxWarp prst="textNoShape">
-                          <a:avLst/>
-                        </a:prstTxWarp>
-                        <a:noAutofit/>
-                      </wps:bodyPr>
-                    </wps:wsp>
-                  </a:graphicData>
-                </a:graphic>
-              </wp:anchor>
-            </w:drawing>
-          </mc:Choice>
-          <mc:Fallback>
-            <w:pict>
-              <v:shape id="Graphic 99" o:spid="_x0000_s1026" style="position:absolute;margin-left:205.3pt;margin-top:27.55pt;width:23.65pt;height:.1pt;z-index:-251655168;visibility:visible;mso-wrap-style:square;mso-wrap-distance-left:0;mso-wrap-distance-top:0;mso-wrap-distance-right:0;mso-wrap-distance-bottom:0;mso-position-horizontal:absolute;mso-position-horizontal-relative:page;mso-position-vertical:absolute;mso-position-vertical-relative:text;v-text-anchor:top" coordsize="300355,1270" o:gfxdata="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" path="m,l300227,e" filled="f" strokeweight=".84pt">
-                <v:path arrowok="t"/>
-                <w10:wrap type="topAndBottom" anchorx="page"/>
-              </v:shape>
-            </w:pict>
-          </mc:Fallback>
-        </mc:AlternateContent>
-      </w:r>
-      <w:r>
-        <w:rPr>
-          <w:b/>
-          <w:i/>
-          <w:noProof/>
-          <w:sz w:val="17"/>
-          <w:lang w:val="ru-RU" w:eastAsia="ru-RU"/>
-        </w:rPr>
-        <mc:AlternateContent>
-          <mc:Choice Requires="wps">
-            <w:drawing>
-              <wp:anchor distT="0" distB="0" distL="0" distR="0" simplePos="0" relativeHeight="251663360" behindDoc="1" locked="0" layoutInCell="1" allowOverlap="1" wp14:anchorId="6D97A74F" wp14:editId="568105B1">
-                <wp:simplePos x="0" y="0"/>
-                <wp:positionH relativeFrom="page">
-                  <wp:posOffset>4759452</wp:posOffset>
-                </wp:positionH>
-                <wp:positionV relativeFrom="paragraph">
-                  <wp:posOffset>394047</wp:posOffset>
-                </wp:positionV>
-                <wp:extent cx="300355" cy="1270"/>
-                <wp:effectExtent l="0" t="0" r="0" b="0"/>
-                <wp:wrapTopAndBottom/>
-                <wp:docPr id="101" name="Graphic 101"/>
-                <wp:cNvGraphicFramePr>
-                  <a:graphicFrameLocks xmlns:a="http://schemas.openxmlformats.org/drawingml/2006/main"/>
-                </wp:cNvGraphicFramePr>
-                <a:graphic xmlns:a="http://schemas.openxmlformats.org/drawingml/2006/main">
-                  <a:graphicData uri="http://schemas.microsoft.com/office/word/2010/wordprocessingShape">
-                    <wps:wsp>
-                      <wps:cNvSpPr>
-                        <a:spLocks/>
-                      </wps:cNvSpPr>
-                      <wps:spPr>
-                        <a:xfrm>
-                          <a:off x="0" y="0"/>
-                          <a:ext cx="300355" cy="1270"/>
-                        </a:xfrm>
-                        <a:custGeom>
-                          <a:avLst/>
-                          <a:gdLst/>
-                          <a:ahLst/>
-                          <a:cxnLst/>
-                          <a:rect l="l" t="t" r="r" b="b"/>
-                          <a:pathLst>
-                            <a:path w="300355">
-                              <a:moveTo>
-                                <a:pt x="0" y="0"/>
-                              </a:moveTo>
-                              <a:lnTo>
-                                <a:pt x="300228" y="0"/>
-                              </a:lnTo>
-                            </a:path>
-                          </a:pathLst>
-                        </a:custGeom>
-                        <a:ln w="10668">
-                          <a:solidFill>
-                            <a:srgbClr val="000000"/>
-                          </a:solidFill>
-                          <a:prstDash val="solid"/>
-                        </a:ln>
-                      </wps:spPr>
-                      <wps:bodyPr wrap="square" lIns="0" tIns="0" rIns="0" bIns="0" rtlCol="0">
-                        <a:prstTxWarp prst="textNoShape">
-                          <a:avLst/>
-                        </a:prstTxWarp>
-                        <a:noAutofit/>
-                      </wps:bodyPr>
-                    </wps:wsp>
-                  </a:graphicData>
-                </a:graphic>
-              </wp:anchor>
-            </w:drawing>
-          </mc:Choice>
-          <mc:Fallback>
-            <w:pict>
-              <v:shape id="Graphic 101" o:spid="_x0000_s1026" style="position:absolute;margin-left:374.75pt;margin-top:31.05pt;width:23.65pt;height:.1pt;z-index:-251653120;visibility:visible;mso-wrap-style:square;mso-wrap-distance-left:0;mso-wrap-distance-top:0;mso-wrap-distance-right:0;mso-wrap-distance-bottom:0;mso-position-horizontal:absolute;mso-position-horizontal-relative:page;mso-position-vertical:absolute;mso-position-vertical-relative:text;v-text-anchor:top" coordsize="300355,1270" o:gfxdata="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" path="m,l300228,e" filled="f" strokeweight=".84pt">
-                <v:path arrowok="t"/>
-                <w10:wrap type="topAndBottom" anchorx="page"/>
-              </v:shape>
-            </w:pict>
-          </mc:Fallback>
-        </mc:AlternateContent>
-      </w:r>
     </w:p>
     <w:p>
       <w:pPr>
@@ -17722,7 +16689,19 @@
           <w:szCs w:val="28"/>
           <w:lang w:val="en-US"/>
         </w:rPr>
-        <w:t>etiladi</w:t>
+        <w:t>etil</w:t>
+      </w:r>
+      <w:bookmarkStart w:id="10" w:name="_GoBack"/>
+      <w:bookmarkEnd w:id="10"/>
+      <w:r>
+        <w:rPr>
+          <w:rFonts w:eastAsiaTheme="minorHAnsi"/>
+          <w:noProof/>
+          <w:sz w:val="24"/>
+          <w:szCs w:val="28"/>
+          <w:lang w:val="en-US"/>
+        </w:rPr>
+        <w:t>adi</w:t>
       </w:r>
       <w:r>
         <w:rPr>
@@ -21249,9 +20228,9 @@
           <w:rFonts w:ascii="Times New Roman" w:hAnsi="Times New Roman" w:cs="Times New Roman"/>
           <w:b/>
           <w:color w:val="auto"/>
-          <w:lang w:val="bg-BG"/>
-        </w:rPr>
-        <w:t>_</w:t>
+          <w:lang w:val="en-US"/>
+        </w:rPr>
+        <w:t xml:space="preserve"> </w:t>
       </w:r>
       <w:proofErr w:type="spellStart"/>
       <w:r>
@@ -21269,9 +20248,9 @@
           <w:rFonts w:ascii="Times New Roman" w:hAnsi="Times New Roman" w:cs="Times New Roman"/>
           <w:b/>
           <w:color w:val="auto"/>
-          <w:lang w:val="bg-BG"/>
-        </w:rPr>
-        <w:t>_</w:t>
+          <w:lang w:val="en-US"/>
+        </w:rPr>
+        <w:t xml:space="preserve"> </w:t>
       </w:r>
       <w:proofErr w:type="spellStart"/>
       <w:r>
@@ -21289,9 +20268,9 @@
           <w:rFonts w:ascii="Times New Roman" w:hAnsi="Times New Roman" w:cs="Times New Roman"/>
           <w:b/>
           <w:color w:val="auto"/>
-          <w:lang w:val="bg-BG"/>
-        </w:rPr>
-        <w:t>_</w:t>
+          <w:lang w:val="en-US"/>
+        </w:rPr>
+        <w:t xml:space="preserve"> </w:t>
       </w:r>
       <w:proofErr w:type="spellStart"/>
       <w:r>
@@ -21414,7 +20393,7 @@
         <w:tblLook w:val="04A0" w:firstRow="1" w:lastRow="0" w:firstColumn="1" w:lastColumn="0" w:noHBand="0" w:noVBand="1"/>
       </w:tblPr>
       <w:tblGrid>
-        <w:gridCol w:w="2127"/>
+        <w:gridCol w:w="2510"/>
         <w:gridCol w:w="1417"/>
         <w:gridCol w:w="1701"/>
         <w:gridCol w:w="1701"/>
@@ -22208,62 +21187,29 @@
           </w:tcPr>
           <w:p>
             <w:pPr>
-              <w:rPr>
-                <w:rFonts w:ascii="Times New Roman" w:eastAsia="Times New Roman" w:hAnsi="Times New Roman" w:cs="Times New Roman"/>
-                <w:i/>
-                <w:iCs/>
-                <w:color w:val="auto"/>
-                <w:sz w:val="22"/>
-                <w:lang w:eastAsia="ru-RU"/>
-              </w:rPr>
-            </w:pPr>
-            <w:proofErr w:type="spellStart"/>
-            <w:r>
-              <w:rPr>
-                <w:rFonts w:ascii="Times New Roman" w:eastAsia="Times New Roman" w:hAnsi="Times New Roman" w:cs="Times New Roman"/>
-                <w:i/>
-                <w:iCs/>
-                <w:color w:val="auto"/>
-                <w:sz w:val="22"/>
-                <w:lang w:val="en-US" w:eastAsia="ru-RU"/>
-              </w:rPr>
-              <w:t>Milliy</w:t>
-            </w:r>
-            <w:proofErr w:type="spellEnd"/>
-            <w:r>
-              <w:rPr>
-                <w:rFonts w:ascii="Times New Roman" w:eastAsia="Times New Roman" w:hAnsi="Times New Roman" w:cs="Times New Roman"/>
-                <w:i/>
-                <w:iCs/>
-                <w:color w:val="auto"/>
-                <w:sz w:val="22"/>
-                <w:lang w:val="en-US" w:eastAsia="ru-RU"/>
-              </w:rPr>
-              <w:t xml:space="preserve"> </w:t>
-            </w:r>
-            <w:proofErr w:type="spellStart"/>
-            <w:r>
-              <w:rPr>
-                <w:rFonts w:ascii="Times New Roman" w:eastAsia="Times New Roman" w:hAnsi="Times New Roman" w:cs="Times New Roman"/>
-                <w:i/>
-                <w:iCs/>
-                <w:color w:val="auto"/>
-                <w:sz w:val="22"/>
-                <w:lang w:val="en-US" w:eastAsia="ru-RU"/>
-              </w:rPr>
-              <w:t>shirinliklar</w:t>
-            </w:r>
-            <w:proofErr w:type="spellEnd"/>
-            <w:r>
-              <w:rPr>
-                <w:rFonts w:ascii="Times New Roman" w:eastAsia="Times New Roman" w:hAnsi="Times New Roman" w:cs="Times New Roman"/>
-                <w:i/>
-                <w:iCs/>
-                <w:color w:val="auto"/>
-                <w:sz w:val="22"/>
-                <w:lang w:eastAsia="ru-RU"/>
-              </w:rPr>
-              <w:t xml:space="preserve"> </w:t>
+              <w:pStyle w:val="a"/>
+              <w:numPr>
+                <w:ilvl w:val="0"/>
+                <w:numId w:val="0"/>
+              </w:numPr>
+              <w:spacing w:after="0" w:line="240" w:lineRule="auto"/>
+              <w:ind w:left="340"/>
+              <w:jc w:val="center"/>
+              <w:rPr>
+                <w:rFonts w:ascii="Times New Roman" w:hAnsi="Times New Roman" w:cs="Times New Roman"/>
+                <w:color w:val="auto"/>
+                <w:sz w:val="28"/>
+                <w:lang w:val="uz-Cyrl-UZ"/>
+              </w:rPr>
+            </w:pPr>
+            <w:r>
+              <w:rPr>
+                <w:rFonts w:ascii="Times New Roman" w:hAnsi="Times New Roman" w:cs="Times New Roman"/>
+                <w:color w:val="auto"/>
+                <w:sz w:val="28"/>
+                <w:lang w:val="uz-Cyrl-UZ"/>
+              </w:rPr>
+              <w:t>{{loyiha_nomi}}</w:t>
             </w:r>
           </w:p>
         </w:tc>
@@ -23213,40 +22159,15 @@
                 <w:lang w:eastAsia="ru-RU"/>
               </w:rPr>
             </w:pPr>
-            <w:proofErr w:type="spellStart"/>
-            <w:r>
-              <w:rPr>
-                <w:rFonts w:ascii="Times New Roman" w:eastAsia="Times New Roman" w:hAnsi="Times New Roman" w:cs="Times New Roman"/>
-                <w:iCs/>
-                <w:color w:val="auto"/>
-                <w:sz w:val="18"/>
-                <w:lang w:val="en-US" w:eastAsia="ru-RU"/>
-              </w:rPr>
-              <w:t>Milliy</w:t>
-            </w:r>
-            <w:proofErr w:type="spellEnd"/>
-            <w:r>
-              <w:rPr>
-                <w:rFonts w:ascii="Times New Roman" w:eastAsia="Times New Roman" w:hAnsi="Times New Roman" w:cs="Times New Roman"/>
-                <w:iCs/>
-                <w:color w:val="auto"/>
-                <w:sz w:val="18"/>
-                <w:lang w:val="en-US" w:eastAsia="ru-RU"/>
-              </w:rPr>
-              <w:t xml:space="preserve"> </w:t>
-            </w:r>
-            <w:proofErr w:type="spellStart"/>
-            <w:r>
-              <w:rPr>
-                <w:rFonts w:ascii="Times New Roman" w:eastAsia="Times New Roman" w:hAnsi="Times New Roman" w:cs="Times New Roman"/>
-                <w:iCs/>
-                <w:color w:val="auto"/>
-                <w:sz w:val="18"/>
-                <w:lang w:val="en-US" w:eastAsia="ru-RU"/>
-              </w:rPr>
-              <w:t>shirinliklar</w:t>
-            </w:r>
-            <w:proofErr w:type="spellEnd"/>
+            <w:r>
+              <w:rPr>
+                <w:rFonts w:ascii="Times New Roman" w:hAnsi="Times New Roman" w:cs="Times New Roman"/>
+                <w:color w:val="auto"/>
+                <w:sz w:val="28"/>
+                <w:lang w:val="uz-Cyrl-UZ"/>
+              </w:rPr>
+              <w:t>{{loyiha_nomi}}</w:t>
+            </w:r>
           </w:p>
         </w:tc>
         <w:tc>
@@ -23413,7 +22334,7 @@
         <w:tblLook w:val="04A0" w:firstRow="1" w:lastRow="0" w:firstColumn="1" w:lastColumn="0" w:noHBand="0" w:noVBand="1"/>
       </w:tblPr>
       <w:tblGrid>
-        <w:gridCol w:w="2132"/>
+        <w:gridCol w:w="2170"/>
         <w:gridCol w:w="1417"/>
         <w:gridCol w:w="1701"/>
         <w:gridCol w:w="1701"/>
@@ -23928,43 +22849,15 @@
                 <w:lang w:eastAsia="ru-RU"/>
               </w:rPr>
             </w:pPr>
-            <w:proofErr w:type="spellStart"/>
-            <w:r>
-              <w:rPr>
-                <w:rFonts w:ascii="Times New Roman" w:eastAsia="Times New Roman" w:hAnsi="Times New Roman" w:cs="Times New Roman"/>
-                <w:b/>
-                <w:iCs/>
-                <w:color w:val="auto"/>
-                <w:sz w:val="18"/>
-                <w:lang w:val="en-US" w:eastAsia="ru-RU"/>
-              </w:rPr>
-              <w:t>Milliy</w:t>
-            </w:r>
-            <w:proofErr w:type="spellEnd"/>
-            <w:r>
-              <w:rPr>
-                <w:rFonts w:ascii="Times New Roman" w:eastAsia="Times New Roman" w:hAnsi="Times New Roman" w:cs="Times New Roman"/>
-                <w:b/>
-                <w:iCs/>
-                <w:color w:val="auto"/>
-                <w:sz w:val="18"/>
-                <w:lang w:val="en-US" w:eastAsia="ru-RU"/>
-              </w:rPr>
-              <w:t xml:space="preserve"> </w:t>
-            </w:r>
-            <w:proofErr w:type="spellStart"/>
-            <w:r>
-              <w:rPr>
-                <w:rFonts w:ascii="Times New Roman" w:eastAsia="Times New Roman" w:hAnsi="Times New Roman" w:cs="Times New Roman"/>
-                <w:b/>
-                <w:iCs/>
-                <w:color w:val="auto"/>
-                <w:sz w:val="18"/>
-                <w:lang w:val="en-US" w:eastAsia="ru-RU"/>
-              </w:rPr>
-              <w:t>shirinliklar</w:t>
-            </w:r>
-            <w:proofErr w:type="spellEnd"/>
+            <w:r>
+              <w:rPr>
+                <w:rFonts w:ascii="Times New Roman" w:hAnsi="Times New Roman" w:cs="Times New Roman"/>
+                <w:color w:val="auto"/>
+                <w:sz w:val="28"/>
+                <w:lang w:val="uz-Cyrl-UZ"/>
+              </w:rPr>
+              <w:t>{{loyiha_nomi}}</w:t>
+            </w:r>
           </w:p>
         </w:tc>
         <w:tc>
@@ -24173,43 +23066,15 @@
                 <w:lang w:eastAsia="ru-RU"/>
               </w:rPr>
             </w:pPr>
-            <w:proofErr w:type="spellStart"/>
-            <w:r>
-              <w:rPr>
-                <w:rFonts w:ascii="Times New Roman" w:eastAsia="Times New Roman" w:hAnsi="Times New Roman" w:cs="Times New Roman"/>
-                <w:b/>
-                <w:iCs/>
-                <w:color w:val="auto"/>
-                <w:sz w:val="18"/>
-                <w:lang w:val="en-US" w:eastAsia="ru-RU"/>
-              </w:rPr>
-              <w:t>Milliy</w:t>
-            </w:r>
-            <w:proofErr w:type="spellEnd"/>
-            <w:r>
-              <w:rPr>
-                <w:rFonts w:ascii="Times New Roman" w:eastAsia="Times New Roman" w:hAnsi="Times New Roman" w:cs="Times New Roman"/>
-                <w:b/>
-                <w:iCs/>
-                <w:color w:val="auto"/>
-                <w:sz w:val="18"/>
-                <w:lang w:val="en-US" w:eastAsia="ru-RU"/>
-              </w:rPr>
-              <w:t xml:space="preserve"> </w:t>
-            </w:r>
-            <w:proofErr w:type="spellStart"/>
-            <w:r>
-              <w:rPr>
-                <w:rFonts w:ascii="Times New Roman" w:eastAsia="Times New Roman" w:hAnsi="Times New Roman" w:cs="Times New Roman"/>
-                <w:b/>
-                <w:iCs/>
-                <w:color w:val="auto"/>
-                <w:sz w:val="18"/>
-                <w:lang w:val="en-US" w:eastAsia="ru-RU"/>
-              </w:rPr>
-              <w:t>shirinliklar</w:t>
-            </w:r>
-            <w:proofErr w:type="spellEnd"/>
+            <w:r>
+              <w:rPr>
+                <w:rFonts w:ascii="Times New Roman" w:hAnsi="Times New Roman" w:cs="Times New Roman"/>
+                <w:color w:val="auto"/>
+                <w:sz w:val="28"/>
+                <w:lang w:val="uz-Cyrl-UZ"/>
+              </w:rPr>
+              <w:t>{{loyiha_nomi}}</w:t>
+            </w:r>
           </w:p>
         </w:tc>
         <w:tc>
@@ -24793,7 +23658,67 @@
           <w:color w:val="auto"/>
           <w:lang w:val="en-US"/>
         </w:rPr>
-        <w:t>ya_va_infratuzilma_xarajatlari</w:t>
+        <w:t>ya</w:t>
+      </w:r>
+      <w:proofErr w:type="spellEnd"/>
+      <w:r>
+        <w:rPr>
+          <w:rFonts w:ascii="Times New Roman" w:hAnsi="Times New Roman" w:cs="Times New Roman"/>
+          <w:b/>
+          <w:color w:val="auto"/>
+          <w:lang w:val="en-US"/>
+        </w:rPr>
+        <w:t xml:space="preserve"> </w:t>
+      </w:r>
+      <w:proofErr w:type="spellStart"/>
+      <w:r>
+        <w:rPr>
+          <w:rFonts w:ascii="Times New Roman" w:hAnsi="Times New Roman" w:cs="Times New Roman"/>
+          <w:b/>
+          <w:color w:val="auto"/>
+          <w:lang w:val="en-US"/>
+        </w:rPr>
+        <w:t>va</w:t>
+      </w:r>
+      <w:proofErr w:type="spellEnd"/>
+      <w:r>
+        <w:rPr>
+          <w:rFonts w:ascii="Times New Roman" w:hAnsi="Times New Roman" w:cs="Times New Roman"/>
+          <w:b/>
+          <w:color w:val="auto"/>
+          <w:lang w:val="en-US"/>
+        </w:rPr>
+        <w:t xml:space="preserve"> </w:t>
+      </w:r>
+      <w:proofErr w:type="spellStart"/>
+      <w:r>
+        <w:rPr>
+          <w:rFonts w:ascii="Times New Roman" w:hAnsi="Times New Roman" w:cs="Times New Roman"/>
+          <w:b/>
+          <w:color w:val="auto"/>
+          <w:lang w:val="en-US"/>
+        </w:rPr>
+        <w:t>infratuzilma</w:t>
+      </w:r>
+      <w:proofErr w:type="spellEnd"/>
+      <w:r>
+        <w:rPr>
+          <w:rFonts w:ascii="Times New Roman" w:hAnsi="Times New Roman" w:cs="Times New Roman"/>
+          <w:b/>
+          <w:color w:val="auto"/>
+          <w:lang w:val="en-US"/>
+        </w:rPr>
+        <w:t xml:space="preserve"> </w:t>
+      </w:r>
+      <w:proofErr w:type="spellStart"/>
+      <w:r>
+        <w:rPr>
+          <w:rFonts w:ascii="Times New Roman" w:hAnsi="Times New Roman" w:cs="Times New Roman"/>
+          <w:b/>
+          <w:color w:val="auto"/>
+          <w:lang w:val="en-US"/>
+        </w:rPr>
+        <w:t>xarajatlari</w:t>
       </w:r>
       <w:proofErr w:type="spellEnd"/>
     </w:p>
@@ -25761,7 +24686,7 @@
                 <w:szCs w:val="22"/>
                 <w:lang w:eastAsia="ru-RU"/>
               </w:rPr>
-              <w:t>х</w:t>
+              <w:t>Х</w:t>
             </w:r>
           </w:p>
         </w:tc>
@@ -26723,7 +25648,7 @@
         <w:noProof/>
         <w:lang w:bidi="ru-RU"/>
       </w:rPr>
-      <w:t>17</w:t>
+      <w:t>12</w:t>
     </w:r>
     <w:r>
       <w:rPr>
@@ -26919,9 +25844,8 @@
             <w:color w:val="auto"/>
             <w:sz w:val="28"/>
             <w:szCs w:val="28"/>
-            <w:lang w:val="uz-Cyrl-UZ"/>
           </w:rPr>
-          <w:t>{{tashabbuskor}}</w:t>
+          <w:t>Uzbiznesss.uz</w:t>
         </w:r>
       </w:sdtContent>
     </w:sdt>
@@ -26947,7 +25871,7 @@
               <wp:docPr id="1" name="Текстовое поле 2">
                 <a:extLst xmlns:a="http://schemas.openxmlformats.org/drawingml/2006/main">
                   <a:ext uri="{C183D7F6-B498-43B3-948B-1728B52AA6E4}">
-                    <adec:decorative xmlns:adec="http://schemas.microsoft.com/office/drawing/2017/decorative" xmlns:w16se="http://schemas.microsoft.com/office/word/2015/wordml/symex" xmlns:w16sdtdh="http://schemas.microsoft.com/office/word/2020/wordml/sdtdatahash" xmlns:w16="http://schemas.microsoft.com/office/word/2018/wordml" xmlns:w16cid="http://schemas.microsoft.com/office/word/2016/wordml/cid" xmlns:w16cex="http://schemas.microsoft.com/office/word/2018/wordml/cex" xmlns:w15="http://schemas.microsoft.com/office/word/2012/wordml" xmlns:w="http://schemas.openxmlformats.org/wordprocessingml/2006/main" xmlns:w10="urn:schemas-microsoft-com:office:word" xmlns:v="urn:schemas-microsoft-com:vml" xmlns:o="urn:schemas-microsoft-com:office:office" xmlns:am3d="http://schemas.microsoft.com/office/drawing/2017/model3d" xmlns:aink="http://schemas.microsoft.com/office/drawing/2016/ink" xmlns:cx8="http://schemas.microsoft.com/office/drawing/2016/5/14/chartex" xmlns:cx7="http://schemas.microsoft.com/office/drawing/2016/5/13/chartex" xmlns:cx6="http://schemas.microsoft.com/office/drawing/2016/5/12/chartex" xmlns:cx5="http://schemas.microsoft.com/office/drawing/2016/5/11/chartex" xmlns:cx4="http://schemas.microsoft.com/office/drawing/2016/5/10/chartex" xmlns:cx3="http://schemas.microsoft.com/office/drawing/2016/5/9/chartex" xmlns:cx2="http://schemas.microsoft.com/office/drawing/2015/10/21/chartex" xmlns:cx1="http://schemas.microsoft.com/office/drawing/2015/9/8/chartex" xmlns:cx="http://schemas.microsoft.com/office/drawing/2014/chartex" xmlns="" val="1"/>
+                    <adec:decorative xmlns="" xmlns:cx="http://schemas.microsoft.com/office/drawing/2014/chartex" xmlns:cx1="http://schemas.microsoft.com/office/drawing/2015/9/8/chartex" xmlns:cx2="http://schemas.microsoft.com/office/drawing/2015/10/21/chartex" xmlns:cx3="http://schemas.microsoft.com/office/drawing/2016/5/9/chartex" xmlns:cx4="http://schemas.microsoft.com/office/drawing/2016/5/10/chartex" xmlns:cx5="http://schemas.microsoft.com/office/drawing/2016/5/11/chartex" xmlns:cx6="http://schemas.microsoft.com/office/drawing/2016/5/12/chartex" xmlns:cx7="http://schemas.microsoft.com/office/drawing/2016/5/13/chartex" xmlns:cx8="http://schemas.microsoft.com/office/drawing/2016/5/14/chartex" xmlns:aink="http://schemas.microsoft.com/office/drawing/2016/ink" xmlns:am3d="http://schemas.microsoft.com/office/drawing/2017/model3d" xmlns:o="urn:schemas-microsoft-com:office:office" xmlns:v="urn:schemas-microsoft-com:vml" xmlns:w10="urn:schemas-microsoft-com:office:word" xmlns:w="http://schemas.openxmlformats.org/wordprocessingml/2006/main" xmlns:w15="http://schemas.microsoft.com/office/word/2012/wordml" xmlns:w16cex="http://schemas.microsoft.com/office/word/2018/wordml/cex" xmlns:w16cid="http://schemas.microsoft.com/office/word/2016/wordml/cid" xmlns:w16="http://schemas.microsoft.com/office/word/2018/wordml" xmlns:w16sdtdh="http://schemas.microsoft.com/office/word/2020/wordml/sdtdatahash" xmlns:w16se="http://schemas.microsoft.com/office/word/2015/wordml/symex" xmlns:adec="http://schemas.microsoft.com/office/drawing/2017/decorative" val="1"/>
                   </a:ext>
                 </a:extLst>
               </wp:docPr>
@@ -27006,7 +25930,7 @@
               <v:stroke joinstyle="miter"/>
               <v:path gradientshapeok="t" o:connecttype="rect"/>
             </v:shapetype>
-            <v:shape id="Текстовое поле 2" o:spid="_x0000_s1029" type="#_x0000_t202" style="position:absolute;margin-left:0;margin-top:0;width:792.05pt;height:87.4pt;z-index:-251620352;visibility:visible;mso-wrap-style:square;mso-width-percent:0;mso-height-percent:0;mso-wrap-distance-left:9pt;mso-wrap-distance-top:3.6pt;mso-wrap-distance-right:9pt;mso-wrap-distance-bottom:3.6pt;mso-position-horizontal:center;mso-position-horizontal-relative:page;mso-position-vertical:top;mso-position-vertical-relative:page;mso-width-percent:0;mso-height-percent:0;mso-width-relative:margin;mso-height-relative:margin;v-text-anchor:middle" o:gfxdata="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" fillcolor="#f0cda1 [3204]" stroked="f">
+            <v:shape id="Текстовое поле 2" o:spid="_x0000_s1026" type="#_x0000_t202" style="position:absolute;margin-left:0;margin-top:0;width:792.05pt;height:87.4pt;z-index:-251620352;visibility:visible;mso-wrap-style:square;mso-width-percent:0;mso-height-percent:0;mso-wrap-distance-left:9pt;mso-wrap-distance-top:3.6pt;mso-wrap-distance-right:9pt;mso-wrap-distance-bottom:3.6pt;mso-position-horizontal:center;mso-position-horizontal-relative:page;mso-position-vertical:top;mso-position-vertical-relative:page;mso-width-percent:0;mso-height-percent:0;mso-width-relative:margin;mso-height-relative:margin;v-text-anchor:middle" o:gfxdata="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" fillcolor="#f0cda1 [3204]" stroked="f">
               <v:fill opacity="32896f"/>
               <v:textbox inset="20mm,8mm">
                 <w:txbxContent>
@@ -27126,10 +26050,11 @@
   <w:abstractNum w:abstractNumId="1">
     <w:nsid w:val="FFFFFF89"/>
     <w:multiLevelType w:val="singleLevel"/>
-    <w:tmpl w:val="58D8E8E2"/>
+    <w:tmpl w:val="95743272"/>
     <w:lvl w:ilvl="0">
       <w:start w:val="1"/>
       <w:numFmt w:val="bullet"/>
+      <w:pStyle w:val="a"/>
       <w:lvlText w:val=""/>
       <w:lvlJc w:val="left"/>
       <w:pPr>
@@ -28414,7 +27339,7 @@
   <w:style w:type="paragraph" w:default="1" w:styleId="a2">
     <w:name w:val="Normal"/>
     <w:qFormat/>
-    <w:rsid w:val="003A68B0"/>
+    <w:rsid w:val="00A334A3"/>
     <w:pPr>
       <w:spacing w:line="240" w:lineRule="auto"/>
     </w:pPr>
@@ -29558,7 +28483,7 @@
   <w:style w:type="paragraph" w:default="1" w:styleId="a2">
     <w:name w:val="Normal"/>
     <w:qFormat/>
-    <w:rsid w:val="003A68B0"/>
+    <w:rsid w:val="00A334A3"/>
     <w:pPr>
       <w:spacing w:line="240" w:lineRule="auto"/>
     </w:pPr>
@@ -31263,9 +30188,12 @@
   </w:compat>
   <w:rsids>
     <w:rsidRoot w:val="00D25385"/>
+    <w:rsid w:val="00140A28"/>
     <w:rsid w:val="00191200"/>
+    <w:rsid w:val="001D3B6F"/>
     <w:rsid w:val="00720525"/>
     <w:rsid w:val="009537DB"/>
+    <w:rsid w:val="009E264E"/>
     <w:rsid w:val="00A347A2"/>
     <w:rsid w:val="00A7682B"/>
     <w:rsid w:val="00AA1116"/>
@@ -32463,19 +31391,18 @@
   <a:extraClrSchemeLst/>
   <a:extLst>
     <a:ext uri="{05A4C25C-085E-4340-85A3-A5531E510DB2}">
-      <thm15:themeFamily xmlns:thm15="http://schemas.microsoft.com/office/thememl/2012/main" xmlns="" name="Office Theme" id="{62F939B6-93AF-4DB8-9C6B-D6C7DFDC589F}" vid="{4A3C46E8-61CC-4603-A589-7422A47A8E4A}"/>
+      <thm15:themeFamily xmlns="" xmlns:thm15="http://schemas.microsoft.com/office/thememl/2012/main" name="Office Theme" id="{62F939B6-93AF-4DB8-9C6B-D6C7DFDC589F}" vid="{4A3C46E8-61CC-4603-A589-7422A47A8E4A}"/>
     </a:ext>
   </a:extLst>
 </a:theme>
 </file>
 
 <file path=customXml/item1.xml><?xml version="1.0" encoding="utf-8"?>
-<?mso-contentType ?>
-<FormTemplates xmlns="http://schemas.microsoft.com/sharepoint/v3/contenttype/forms">
-  <Display>DocumentLibraryForm</Display>
-  <Edit>DocumentLibraryForm</Edit>
-  <New>DocumentLibraryForm</New>
-</FormTemplates>
+<p:properties xmlns:p="http://schemas.microsoft.com/office/2006/metadata/properties" xmlns:xsi="http://www.w3.org/2001/XMLSchema-instance" xmlns:pc="http://schemas.microsoft.com/office/infopath/2007/PartnerControls">
+  <documentManagement>
+    <MediaServiceKeyPoints xmlns="71af3243-3dd4-4a8d-8c0d-dd76da1f02a5" xsi:nil="true"/>
+  </documentManagement>
+</p:properties>
 </file>
 
 <file path=customXml/item2.xml><?xml version="1.0" encoding="utf-8"?>
@@ -32690,11 +31617,12 @@
 </file>
 
 <file path=customXml/item3.xml><?xml version="1.0" encoding="utf-8"?>
-<p:properties xmlns:p="http://schemas.microsoft.com/office/2006/metadata/properties" xmlns:xsi="http://www.w3.org/2001/XMLSchema-instance" xmlns:pc="http://schemas.microsoft.com/office/infopath/2007/PartnerControls">
-  <documentManagement>
-    <MediaServiceKeyPoints xmlns="71af3243-3dd4-4a8d-8c0d-dd76da1f02a5" xsi:nil="true"/>
-  </documentManagement>
-</p:properties>
+<?mso-contentType ?>
+<FormTemplates xmlns="http://schemas.microsoft.com/sharepoint/v3/contenttype/forms">
+  <Display>DocumentLibraryForm</Display>
+  <Edit>DocumentLibraryForm</Edit>
+  <New>DocumentLibraryForm</New>
+</FormTemplates>
 </file>
 
 <file path=customXml/item4.xml><?xml version="1.0" encoding="utf-8"?>
@@ -32702,9 +31630,11 @@
 </file>
 
 <file path=customXml/itemProps1.xml><?xml version="1.0" encoding="utf-8"?>
-<ds:datastoreItem xmlns:ds="http://schemas.openxmlformats.org/officeDocument/2006/customXml" ds:itemID="{80543BF8-D561-4553-B76A-95AA02A274ED}">
+<ds:datastoreItem xmlns:ds="http://schemas.openxmlformats.org/officeDocument/2006/customXml" ds:itemID="{9BC05FCB-AF85-478F-9500-21308C89FBAD}">
   <ds:schemaRefs>
-    <ds:schemaRef ds:uri="http://schemas.microsoft.com/sharepoint/v3/contenttype/forms"/>
+    <ds:schemaRef ds:uri="http://schemas.microsoft.com/office/2006/metadata/properties"/>
+    <ds:schemaRef ds:uri="http://schemas.microsoft.com/office/infopath/2007/PartnerControls"/>
+    <ds:schemaRef ds:uri="71af3243-3dd4-4a8d-8c0d-dd76da1f02a5"/>
   </ds:schemaRefs>
 </ds:datastoreItem>
 </file>
@@ -32729,17 +31659,15 @@
 </file>
 
 <file path=customXml/itemProps3.xml><?xml version="1.0" encoding="utf-8"?>
-<ds:datastoreItem xmlns:ds="http://schemas.openxmlformats.org/officeDocument/2006/customXml" ds:itemID="{9BC05FCB-AF85-478F-9500-21308C89FBAD}">
+<ds:datastoreItem xmlns:ds="http://schemas.openxmlformats.org/officeDocument/2006/customXml" ds:itemID="{80543BF8-D561-4553-B76A-95AA02A274ED}">
   <ds:schemaRefs>
-    <ds:schemaRef ds:uri="http://schemas.microsoft.com/office/2006/metadata/properties"/>
-    <ds:schemaRef ds:uri="http://schemas.microsoft.com/office/infopath/2007/PartnerControls"/>
-    <ds:schemaRef ds:uri="71af3243-3dd4-4a8d-8c0d-dd76da1f02a5"/>
+    <ds:schemaRef ds:uri="http://schemas.microsoft.com/sharepoint/v3/contenttype/forms"/>
   </ds:schemaRefs>
 </ds:datastoreItem>
 </file>
 
 <file path=customXml/itemProps4.xml><?xml version="1.0" encoding="utf-8"?>
-<ds:datastoreItem xmlns:ds="http://schemas.openxmlformats.org/officeDocument/2006/customXml" ds:itemID="{96CA21FB-F63A-4661-9734-E3522FA44F17}">
+<ds:datastoreItem xmlns:ds="http://schemas.openxmlformats.org/officeDocument/2006/customXml" ds:itemID="{E88C1D20-C764-48A8-9EF7-2101C0B507F9}">
   <ds:schemaRefs>
     <ds:schemaRef ds:uri="http://schemas.openxmlformats.org/officeDocument/2006/bibliography"/>
   </ds:schemaRefs>

--- a/template.docx
+++ b/template.docx
@@ -28,6 +28,8 @@
             <w:gridSpan w:val="3"/>
             <w:vAlign w:val="center"/>
           </w:tcPr>
+          <w:bookmarkStart w:id="0" w:name="_GoBack"/>
+          <w:bookmarkEnd w:id="0"/>
           <w:p>
             <w:pPr>
               <w:pStyle w:val="ab"/>
@@ -188,9 +190,8 @@
                     <w:kern w:val="28"/>
                     <w:sz w:val="32"/>
                     <w:szCs w:val="72"/>
-                    <w:lang w:val="en-US"/>
                   </w:rPr>
-                  <w:t>Uzbiznesss.uz</w:t>
+                  <w:t>Bizplanai.uz</w:t>
                 </w:r>
               </w:p>
             </w:sdtContent>
@@ -901,7 +902,7 @@
           <w:lang w:val="en-US" w:eastAsia="ru-RU"/>
         </w:rPr>
       </w:pPr>
-      <w:bookmarkStart w:id="0" w:name="_Hlk224051849"/>
+      <w:bookmarkStart w:id="1" w:name="_Hlk224051849"/>
       <w:r>
         <w:rPr>
           <w:rFonts w:ascii="Times New Roman" w:eastAsia="Times New Roman" w:hAnsi="Times New Roman" w:cs="Times New Roman"/>
@@ -927,8 +928,8 @@
           <w:lang w:val="en-US" w:eastAsia="ru-RU"/>
         </w:rPr>
       </w:pPr>
-      <w:bookmarkStart w:id="1" w:name="_Hlk224051875"/>
-      <w:bookmarkEnd w:id="0"/>
+      <w:bookmarkStart w:id="2" w:name="_Hlk224051875"/>
+      <w:bookmarkEnd w:id="1"/>
       <w:r>
         <w:rPr>
           <w:rFonts w:ascii="Times New Roman" w:eastAsia="Times New Roman" w:hAnsi="Times New Roman" w:cs="Times New Roman"/>
@@ -954,8 +955,8 @@
           <w:lang w:val="en-US" w:eastAsia="ru-RU"/>
         </w:rPr>
       </w:pPr>
-      <w:bookmarkStart w:id="2" w:name="_Hlk224051909"/>
-      <w:bookmarkEnd w:id="1"/>
+      <w:bookmarkStart w:id="3" w:name="_Hlk224051909"/>
+      <w:bookmarkEnd w:id="2"/>
       <w:r>
         <w:rPr>
           <w:rFonts w:ascii="Times New Roman" w:eastAsia="Times New Roman" w:hAnsi="Times New Roman" w:cs="Times New Roman"/>
@@ -981,8 +982,8 @@
           <w:lang w:val="en-US" w:eastAsia="ru-RU"/>
         </w:rPr>
       </w:pPr>
-      <w:bookmarkStart w:id="3" w:name="_Hlk224051931"/>
-      <w:bookmarkEnd w:id="2"/>
+      <w:bookmarkStart w:id="4" w:name="_Hlk224051931"/>
+      <w:bookmarkEnd w:id="3"/>
       <w:r>
         <w:rPr>
           <w:rFonts w:ascii="Times New Roman" w:eastAsia="Times New Roman" w:hAnsi="Times New Roman" w:cs="Times New Roman"/>
@@ -1007,7 +1008,7 @@
           <w:lang w:val="en-US" w:eastAsia="ru-RU"/>
         </w:rPr>
       </w:pPr>
-      <w:bookmarkStart w:id="4" w:name="_Hlk224052830"/>
+      <w:bookmarkStart w:id="5" w:name="_Hlk224052830"/>
       <w:r>
         <w:rPr>
           <w:rFonts w:ascii="Times New Roman" w:eastAsia="Times New Roman" w:hAnsi="Times New Roman" w:cs="Times New Roman"/>
@@ -1032,9 +1033,9 @@
           <w:lang w:val="en-US" w:eastAsia="ru-RU"/>
         </w:rPr>
       </w:pPr>
-      <w:bookmarkStart w:id="5" w:name="_Hlk224051973"/>
-      <w:bookmarkEnd w:id="3"/>
+      <w:bookmarkStart w:id="6" w:name="_Hlk224051973"/>
       <w:bookmarkEnd w:id="4"/>
+      <w:bookmarkEnd w:id="5"/>
       <w:r>
         <w:rPr>
           <w:rFonts w:ascii="Times New Roman" w:eastAsia="Times New Roman" w:hAnsi="Times New Roman" w:cs="Times New Roman"/>
@@ -1045,7 +1046,7 @@
         <w:t>Moliyaviy hisob-kitoblar (ilovalar).</w:t>
       </w:r>
     </w:p>
-    <w:bookmarkEnd w:id="5"/>
+    <w:bookmarkEnd w:id="6"/>
     <w:p>
       <w:pPr>
         <w:pStyle w:val="a"/>
@@ -10575,7 +10576,7 @@
         </w:rPr>
         <w:t xml:space="preserve"> </w:t>
       </w:r>
-      <w:bookmarkStart w:id="6" w:name="bookmark12"/>
+      <w:bookmarkStart w:id="7" w:name="bookmark12"/>
     </w:p>
     <w:p>
       <w:pPr>
@@ -10622,7 +10623,7 @@
         <w:lastRenderedPageBreak/>
         <w:t>Bozorlarning joylashishi, bozor segmentatsiyasi</w:t>
       </w:r>
-      <w:bookmarkEnd w:id="6"/>
+      <w:bookmarkEnd w:id="7"/>
     </w:p>
     <w:p>
       <w:pPr>
@@ -12773,27 +12774,7 @@
                 <w:szCs w:val="28"/>
                 <w:lang w:val="uz-Cyrl-UZ" w:eastAsia="ru-RU"/>
               </w:rPr>
-              <w:t>{{</w:t>
-            </w:r>
-            <w:proofErr w:type="spellStart"/>
-            <w:r>
-              <w:rPr>
-                <w:rFonts w:ascii="Times New Roman" w:eastAsia="Times New Roman" w:hAnsi="Times New Roman" w:cs="Times New Roman"/>
-                <w:color w:val="auto"/>
-                <w:szCs w:val="28"/>
-                <w:lang w:val="uz-Cyrl-UZ" w:eastAsia="ru-RU"/>
-              </w:rPr>
-              <w:t>manzil</w:t>
-            </w:r>
-            <w:proofErr w:type="spellEnd"/>
-            <w:r>
-              <w:rPr>
-                <w:rFonts w:ascii="Times New Roman" w:eastAsia="Times New Roman" w:hAnsi="Times New Roman" w:cs="Times New Roman"/>
-                <w:color w:val="auto"/>
-                <w:szCs w:val="28"/>
-                <w:lang w:val="uz-Cyrl-UZ" w:eastAsia="ru-RU"/>
-              </w:rPr>
-              <w:t>}}</w:t>
+              <w:t>{{manzil}}</w:t>
             </w:r>
           </w:p>
         </w:tc>
@@ -15705,7 +15686,7 @@
           <w:lang w:val="en-US"/>
         </w:rPr>
       </w:pPr>
-      <w:bookmarkStart w:id="7" w:name="_Hlk224051815"/>
+      <w:bookmarkStart w:id="8" w:name="_Hlk224051815"/>
       <w:r>
         <w:rPr>
           <w:rFonts w:ascii="Times New Roman" w:eastAsiaTheme="majorEastAsia" w:hAnsi="Times New Roman" w:cs="Times New Roman"/>
@@ -15786,8 +15767,8 @@
           <w:lang w:val="en-US"/>
         </w:rPr>
       </w:pPr>
-      <w:bookmarkStart w:id="8" w:name="bookmark32"/>
-      <w:bookmarkEnd w:id="7"/>
+      <w:bookmarkStart w:id="9" w:name="bookmark32"/>
+      <w:bookmarkEnd w:id="8"/>
       <w:r>
         <w:rPr>
           <w:color w:val="000000"/>
@@ -15840,7 +15821,7 @@
         </w:rPr>
         <w:t>ta'siri</w:t>
       </w:r>
-      <w:bookmarkEnd w:id="8"/>
+      <w:bookmarkEnd w:id="9"/>
       <w:proofErr w:type="spellEnd"/>
     </w:p>
     <w:p>
@@ -16016,7 +15997,7 @@
           <w:lang w:val="bg-BG"/>
         </w:rPr>
       </w:pPr>
-      <w:bookmarkStart w:id="9" w:name="_Hlk224051951"/>
+      <w:bookmarkStart w:id="10" w:name="_Hlk224051951"/>
       <w:r>
         <w:rPr>
           <w:rFonts w:ascii="Times New Roman" w:eastAsiaTheme="majorEastAsia" w:hAnsi="Times New Roman" w:cs="Times New Roman"/>
@@ -16136,7 +16117,7 @@
         <w:t>rejasi</w:t>
       </w:r>
     </w:p>
-    <w:bookmarkEnd w:id="9"/>
+    <w:bookmarkEnd w:id="10"/>
     <w:p>
       <w:pPr>
         <w:pStyle w:val="a"/>
@@ -16326,7 +16307,6 @@
           <w:noProof/>
           <w:sz w:val="24"/>
           <w:szCs w:val="28"/>
-          <w:lang w:val="en-US"/>
         </w:rPr>
       </w:pPr>
     </w:p>
@@ -16689,19 +16669,7 @@
           <w:szCs w:val="28"/>
           <w:lang w:val="en-US"/>
         </w:rPr>
-        <w:t>etil</w:t>
-      </w:r>
-      <w:bookmarkStart w:id="10" w:name="_GoBack"/>
-      <w:bookmarkEnd w:id="10"/>
-      <w:r>
-        <w:rPr>
-          <w:rFonts w:eastAsiaTheme="minorHAnsi"/>
-          <w:noProof/>
-          <w:sz w:val="24"/>
-          <w:szCs w:val="28"/>
-          <w:lang w:val="en-US"/>
-        </w:rPr>
-        <w:t>adi</w:t>
+        <w:t>etiladi</w:t>
       </w:r>
       <w:r>
         <w:rPr>
@@ -20228,7 +20196,7 @@
           <w:rFonts w:ascii="Times New Roman" w:hAnsi="Times New Roman" w:cs="Times New Roman"/>
           <w:b/>
           <w:color w:val="auto"/>
-          <w:lang w:val="en-US"/>
+          <w:lang w:val="bg-BG"/>
         </w:rPr>
         <w:t xml:space="preserve"> </w:t>
       </w:r>
@@ -20248,7 +20216,7 @@
           <w:rFonts w:ascii="Times New Roman" w:hAnsi="Times New Roman" w:cs="Times New Roman"/>
           <w:b/>
           <w:color w:val="auto"/>
-          <w:lang w:val="en-US"/>
+          <w:lang w:val="bg-BG"/>
         </w:rPr>
         <w:t xml:space="preserve"> </w:t>
       </w:r>
@@ -20268,7 +20236,7 @@
           <w:rFonts w:ascii="Times New Roman" w:hAnsi="Times New Roman" w:cs="Times New Roman"/>
           <w:b/>
           <w:color w:val="auto"/>
-          <w:lang w:val="en-US"/>
+          <w:lang w:val="bg-BG"/>
         </w:rPr>
         <w:t xml:space="preserve"> </w:t>
       </w:r>
@@ -25836,6 +25804,20 @@
       </w:sdtPr>
       <w:sdtEndPr/>
       <w:sdtContent>
+        <w:proofErr w:type="spellStart"/>
+        <w:r>
+          <w:rPr>
+            <w:rFonts w:ascii="Times New Roman" w:hAnsi="Times New Roman" w:cs="Times New Roman"/>
+            <w:b/>
+            <w:bCs/>
+            <w:color w:val="auto"/>
+            <w:sz w:val="28"/>
+            <w:szCs w:val="28"/>
+            <w:lang w:val="en-US"/>
+          </w:rPr>
+          <w:t>Bizplanai</w:t>
+        </w:r>
+        <w:proofErr w:type="spellEnd"/>
         <w:r>
           <w:rPr>
             <w:rFonts w:ascii="Times New Roman" w:hAnsi="Times New Roman" w:cs="Times New Roman"/>
@@ -25845,8 +25827,21 @@
             <w:sz w:val="28"/>
             <w:szCs w:val="28"/>
           </w:rPr>
-          <w:t>Uzbiznesss.uz</w:t>
+          <w:t>.</w:t>
         </w:r>
+        <w:proofErr w:type="spellStart"/>
+        <w:r>
+          <w:rPr>
+            <w:rFonts w:ascii="Times New Roman" w:hAnsi="Times New Roman" w:cs="Times New Roman"/>
+            <w:b/>
+            <w:bCs/>
+            <w:color w:val="auto"/>
+            <w:sz w:val="28"/>
+            <w:szCs w:val="28"/>
+          </w:rPr>
+          <w:t>uz</w:t>
+        </w:r>
+        <w:proofErr w:type="spellEnd"/>
       </w:sdtContent>
     </w:sdt>
     <w:r>
@@ -25871,7 +25866,7 @@
               <wp:docPr id="1" name="Текстовое поле 2">
                 <a:extLst xmlns:a="http://schemas.openxmlformats.org/drawingml/2006/main">
                   <a:ext uri="{C183D7F6-B498-43B3-948B-1728B52AA6E4}">
-                    <adec:decorative xmlns="" xmlns:cx="http://schemas.microsoft.com/office/drawing/2014/chartex" xmlns:cx1="http://schemas.microsoft.com/office/drawing/2015/9/8/chartex" xmlns:cx2="http://schemas.microsoft.com/office/drawing/2015/10/21/chartex" xmlns:cx3="http://schemas.microsoft.com/office/drawing/2016/5/9/chartex" xmlns:cx4="http://schemas.microsoft.com/office/drawing/2016/5/10/chartex" xmlns:cx5="http://schemas.microsoft.com/office/drawing/2016/5/11/chartex" xmlns:cx6="http://schemas.microsoft.com/office/drawing/2016/5/12/chartex" xmlns:cx7="http://schemas.microsoft.com/office/drawing/2016/5/13/chartex" xmlns:cx8="http://schemas.microsoft.com/office/drawing/2016/5/14/chartex" xmlns:aink="http://schemas.microsoft.com/office/drawing/2016/ink" xmlns:am3d="http://schemas.microsoft.com/office/drawing/2017/model3d" xmlns:o="urn:schemas-microsoft-com:office:office" xmlns:v="urn:schemas-microsoft-com:vml" xmlns:w10="urn:schemas-microsoft-com:office:word" xmlns:w="http://schemas.openxmlformats.org/wordprocessingml/2006/main" xmlns:w15="http://schemas.microsoft.com/office/word/2012/wordml" xmlns:w16cex="http://schemas.microsoft.com/office/word/2018/wordml/cex" xmlns:w16cid="http://schemas.microsoft.com/office/word/2016/wordml/cid" xmlns:w16="http://schemas.microsoft.com/office/word/2018/wordml" xmlns:w16sdtdh="http://schemas.microsoft.com/office/word/2020/wordml/sdtdatahash" xmlns:w16se="http://schemas.microsoft.com/office/word/2015/wordml/symex" xmlns:adec="http://schemas.microsoft.com/office/drawing/2017/decorative" val="1"/>
+                    <adec:decorative xmlns:adec="http://schemas.microsoft.com/office/drawing/2017/decorative" xmlns:w16se="http://schemas.microsoft.com/office/word/2015/wordml/symex" xmlns:w16sdtdh="http://schemas.microsoft.com/office/word/2020/wordml/sdtdatahash" xmlns:w16="http://schemas.microsoft.com/office/word/2018/wordml" xmlns:w16cid="http://schemas.microsoft.com/office/word/2016/wordml/cid" xmlns:w16cex="http://schemas.microsoft.com/office/word/2018/wordml/cex" xmlns:w15="http://schemas.microsoft.com/office/word/2012/wordml" xmlns:w="http://schemas.openxmlformats.org/wordprocessingml/2006/main" xmlns:w10="urn:schemas-microsoft-com:office:word" xmlns:v="urn:schemas-microsoft-com:vml" xmlns:o="urn:schemas-microsoft-com:office:office" xmlns:am3d="http://schemas.microsoft.com/office/drawing/2017/model3d" xmlns:aink="http://schemas.microsoft.com/office/drawing/2016/ink" xmlns:cx8="http://schemas.microsoft.com/office/drawing/2016/5/14/chartex" xmlns:cx7="http://schemas.microsoft.com/office/drawing/2016/5/13/chartex" xmlns:cx6="http://schemas.microsoft.com/office/drawing/2016/5/12/chartex" xmlns:cx5="http://schemas.microsoft.com/office/drawing/2016/5/11/chartex" xmlns:cx4="http://schemas.microsoft.com/office/drawing/2016/5/10/chartex" xmlns:cx3="http://schemas.microsoft.com/office/drawing/2016/5/9/chartex" xmlns:cx2="http://schemas.microsoft.com/office/drawing/2015/10/21/chartex" xmlns:cx1="http://schemas.microsoft.com/office/drawing/2015/9/8/chartex" xmlns:cx="http://schemas.microsoft.com/office/drawing/2014/chartex" xmlns="" val="1"/>
                   </a:ext>
                 </a:extLst>
               </wp:docPr>
@@ -26054,7 +26049,6 @@
     <w:lvl w:ilvl="0">
       <w:start w:val="1"/>
       <w:numFmt w:val="bullet"/>
-      <w:pStyle w:val="a"/>
       <w:lvlText w:val=""/>
       <w:lvlJc w:val="left"/>
       <w:pPr>
@@ -30194,6 +30188,7 @@
     <w:rsid w:val="00720525"/>
     <w:rsid w:val="009537DB"/>
     <w:rsid w:val="009E264E"/>
+    <w:rsid w:val="00A26C28"/>
     <w:rsid w:val="00A347A2"/>
     <w:rsid w:val="00A7682B"/>
     <w:rsid w:val="00AA1116"/>
@@ -31391,18 +31386,19 @@
   <a:extraClrSchemeLst/>
   <a:extLst>
     <a:ext uri="{05A4C25C-085E-4340-85A3-A5531E510DB2}">
-      <thm15:themeFamily xmlns="" xmlns:thm15="http://schemas.microsoft.com/office/thememl/2012/main" name="Office Theme" id="{62F939B6-93AF-4DB8-9C6B-D6C7DFDC589F}" vid="{4A3C46E8-61CC-4603-A589-7422A47A8E4A}"/>
+      <thm15:themeFamily xmlns:thm15="http://schemas.microsoft.com/office/thememl/2012/main" xmlns="" name="Office Theme" id="{62F939B6-93AF-4DB8-9C6B-D6C7DFDC589F}" vid="{4A3C46E8-61CC-4603-A589-7422A47A8E4A}"/>
     </a:ext>
   </a:extLst>
 </a:theme>
 </file>
 
 <file path=customXml/item1.xml><?xml version="1.0" encoding="utf-8"?>
-<p:properties xmlns:p="http://schemas.microsoft.com/office/2006/metadata/properties" xmlns:xsi="http://www.w3.org/2001/XMLSchema-instance" xmlns:pc="http://schemas.microsoft.com/office/infopath/2007/PartnerControls">
-  <documentManagement>
-    <MediaServiceKeyPoints xmlns="71af3243-3dd4-4a8d-8c0d-dd76da1f02a5" xsi:nil="true"/>
-  </documentManagement>
-</p:properties>
+<?mso-contentType ?>
+<FormTemplates xmlns="http://schemas.microsoft.com/sharepoint/v3/contenttype/forms">
+  <Display>DocumentLibraryForm</Display>
+  <Edit>DocumentLibraryForm</Edit>
+  <New>DocumentLibraryForm</New>
+</FormTemplates>
 </file>
 
 <file path=customXml/item2.xml><?xml version="1.0" encoding="utf-8"?>
@@ -31617,12 +31613,11 @@
 </file>
 
 <file path=customXml/item3.xml><?xml version="1.0" encoding="utf-8"?>
-<?mso-contentType ?>
-<FormTemplates xmlns="http://schemas.microsoft.com/sharepoint/v3/contenttype/forms">
-  <Display>DocumentLibraryForm</Display>
-  <Edit>DocumentLibraryForm</Edit>
-  <New>DocumentLibraryForm</New>
-</FormTemplates>
+<p:properties xmlns:p="http://schemas.microsoft.com/office/2006/metadata/properties" xmlns:xsi="http://www.w3.org/2001/XMLSchema-instance" xmlns:pc="http://schemas.microsoft.com/office/infopath/2007/PartnerControls">
+  <documentManagement>
+    <MediaServiceKeyPoints xmlns="71af3243-3dd4-4a8d-8c0d-dd76da1f02a5" xsi:nil="true"/>
+  </documentManagement>
+</p:properties>
 </file>
 
 <file path=customXml/item4.xml><?xml version="1.0" encoding="utf-8"?>
@@ -31630,11 +31625,9 @@
 </file>
 
 <file path=customXml/itemProps1.xml><?xml version="1.0" encoding="utf-8"?>
-<ds:datastoreItem xmlns:ds="http://schemas.openxmlformats.org/officeDocument/2006/customXml" ds:itemID="{9BC05FCB-AF85-478F-9500-21308C89FBAD}">
+<ds:datastoreItem xmlns:ds="http://schemas.openxmlformats.org/officeDocument/2006/customXml" ds:itemID="{80543BF8-D561-4553-B76A-95AA02A274ED}">
   <ds:schemaRefs>
-    <ds:schemaRef ds:uri="http://schemas.microsoft.com/office/2006/metadata/properties"/>
-    <ds:schemaRef ds:uri="http://schemas.microsoft.com/office/infopath/2007/PartnerControls"/>
-    <ds:schemaRef ds:uri="71af3243-3dd4-4a8d-8c0d-dd76da1f02a5"/>
+    <ds:schemaRef ds:uri="http://schemas.microsoft.com/sharepoint/v3/contenttype/forms"/>
   </ds:schemaRefs>
 </ds:datastoreItem>
 </file>
@@ -31659,15 +31652,17 @@
 </file>
 
 <file path=customXml/itemProps3.xml><?xml version="1.0" encoding="utf-8"?>
-<ds:datastoreItem xmlns:ds="http://schemas.openxmlformats.org/officeDocument/2006/customXml" ds:itemID="{80543BF8-D561-4553-B76A-95AA02A274ED}">
+<ds:datastoreItem xmlns:ds="http://schemas.openxmlformats.org/officeDocument/2006/customXml" ds:itemID="{9BC05FCB-AF85-478F-9500-21308C89FBAD}">
   <ds:schemaRefs>
-    <ds:schemaRef ds:uri="http://schemas.microsoft.com/sharepoint/v3/contenttype/forms"/>
+    <ds:schemaRef ds:uri="http://schemas.microsoft.com/office/2006/metadata/properties"/>
+    <ds:schemaRef ds:uri="http://schemas.microsoft.com/office/infopath/2007/PartnerControls"/>
+    <ds:schemaRef ds:uri="71af3243-3dd4-4a8d-8c0d-dd76da1f02a5"/>
   </ds:schemaRefs>
 </ds:datastoreItem>
 </file>
 
 <file path=customXml/itemProps4.xml><?xml version="1.0" encoding="utf-8"?>
-<ds:datastoreItem xmlns:ds="http://schemas.openxmlformats.org/officeDocument/2006/customXml" ds:itemID="{E88C1D20-C764-48A8-9EF7-2101C0B507F9}">
+<ds:datastoreItem xmlns:ds="http://schemas.openxmlformats.org/officeDocument/2006/customXml" ds:itemID="{F728FEBD-2E76-48C8-B1DF-D4F472886348}">
   <ds:schemaRefs>
     <ds:schemaRef ds:uri="http://schemas.openxmlformats.org/officeDocument/2006/bibliography"/>
   </ds:schemaRefs>

--- a/template.docx
+++ b/template.docx
@@ -8100,6 +8100,7 @@
         <w:rPr>
           <w:rFonts w:ascii="Times New Roman" w:hAnsi="Times New Roman" w:cs="Times New Roman"/>
           <w:noProof/>
+          <w:lang w:val="en-US"/>
         </w:rPr>
         <w:lastRenderedPageBreak/>
         <w:t>3.</w:t>
@@ -9693,7 +9694,7 @@
           <w:szCs w:val="28"/>
           <w:lang w:val="en-US" w:eastAsia="ru-RU"/>
         </w:rPr>
-        <w:t>1</w:t>
+        <w:t>2</w:t>
       </w:r>
       <w:r>
         <w:rPr>
@@ -10380,7 +10381,7 @@
           <w:szCs w:val="28"/>
           <w:lang w:val="en-US" w:eastAsia="ru-RU"/>
         </w:rPr>
-        <w:t>2</w:t>
+        <w:t>3</w:t>
       </w:r>
       <w:r>
         <w:rPr>
@@ -11854,7 +11855,7 @@
           <w:szCs w:val="28"/>
           <w:lang w:val="en-US" w:eastAsia="ru-RU"/>
         </w:rPr>
-        <w:t>3</w:t>
+        <w:t>4</w:t>
       </w:r>
       <w:r>
         <w:rPr>
@@ -14519,143 +14520,143 @@
       <w:pPr>
         <w:rPr>
           <w:noProof/>
-          <w:lang w:val="en-US" w:bidi="ru-RU"/>
-        </w:rPr>
-      </w:pPr>
-    </w:p>
-    <w:p>
-      <w:pPr>
-        <w:rPr>
-          <w:noProof/>
-          <w:lang w:val="en-US" w:bidi="ru-RU"/>
-        </w:rPr>
-      </w:pPr>
-    </w:p>
-    <w:p>
-      <w:pPr>
-        <w:rPr>
-          <w:noProof/>
-          <w:lang w:val="en-US" w:bidi="ru-RU"/>
-        </w:rPr>
-      </w:pPr>
-    </w:p>
-    <w:p>
-      <w:pPr>
-        <w:rPr>
-          <w:noProof/>
-          <w:lang w:val="en-US" w:bidi="ru-RU"/>
-        </w:rPr>
-      </w:pPr>
-    </w:p>
-    <w:p>
-      <w:pPr>
-        <w:rPr>
-          <w:noProof/>
-          <w:lang w:val="en-US" w:bidi="ru-RU"/>
-        </w:rPr>
-      </w:pPr>
-    </w:p>
-    <w:p>
-      <w:pPr>
-        <w:rPr>
-          <w:noProof/>
-          <w:lang w:val="en-US" w:bidi="ru-RU"/>
-        </w:rPr>
-      </w:pPr>
-    </w:p>
-    <w:p>
-      <w:pPr>
-        <w:rPr>
-          <w:noProof/>
-          <w:lang w:val="en-US" w:bidi="ru-RU"/>
-        </w:rPr>
-      </w:pPr>
-    </w:p>
-    <w:p>
-      <w:pPr>
-        <w:rPr>
-          <w:noProof/>
-          <w:lang w:val="en-US" w:bidi="ru-RU"/>
-        </w:rPr>
-      </w:pPr>
-    </w:p>
-    <w:p>
-      <w:pPr>
-        <w:rPr>
-          <w:noProof/>
-          <w:lang w:val="en-US" w:bidi="ru-RU"/>
-        </w:rPr>
-      </w:pPr>
-    </w:p>
-    <w:p>
-      <w:pPr>
-        <w:rPr>
-          <w:noProof/>
-          <w:lang w:val="en-US" w:bidi="ru-RU"/>
-        </w:rPr>
-      </w:pPr>
-    </w:p>
-    <w:p>
-      <w:pPr>
-        <w:rPr>
-          <w:noProof/>
-          <w:lang w:val="en-US" w:bidi="ru-RU"/>
-        </w:rPr>
-      </w:pPr>
-    </w:p>
-    <w:p>
-      <w:pPr>
-        <w:rPr>
-          <w:noProof/>
-          <w:lang w:val="en-US" w:bidi="ru-RU"/>
-        </w:rPr>
-      </w:pPr>
-    </w:p>
-    <w:p>
-      <w:pPr>
-        <w:rPr>
-          <w:noProof/>
-          <w:lang w:val="en-US" w:bidi="ru-RU"/>
-        </w:rPr>
-      </w:pPr>
-    </w:p>
-    <w:p>
-      <w:pPr>
-        <w:rPr>
-          <w:noProof/>
-          <w:lang w:val="en-US" w:bidi="ru-RU"/>
-        </w:rPr>
-      </w:pPr>
-    </w:p>
-    <w:p>
-      <w:pPr>
-        <w:rPr>
-          <w:noProof/>
-          <w:lang w:val="en-US" w:bidi="ru-RU"/>
-        </w:rPr>
-      </w:pPr>
-    </w:p>
-    <w:p>
-      <w:pPr>
-        <w:rPr>
-          <w:noProof/>
-          <w:lang w:val="en-US" w:bidi="ru-RU"/>
-        </w:rPr>
-      </w:pPr>
-    </w:p>
-    <w:p>
-      <w:pPr>
-        <w:rPr>
-          <w:noProof/>
-          <w:lang w:val="en-US" w:bidi="ru-RU"/>
-        </w:rPr>
-      </w:pPr>
-    </w:p>
-    <w:p>
-      <w:pPr>
-        <w:rPr>
-          <w:noProof/>
-          <w:lang w:val="en-US" w:bidi="ru-RU"/>
+          <w:lang w:val="bg-BG" w:bidi="ru-RU"/>
+        </w:rPr>
+      </w:pPr>
+    </w:p>
+    <w:p>
+      <w:pPr>
+        <w:rPr>
+          <w:noProof/>
+          <w:lang w:val="bg-BG" w:bidi="ru-RU"/>
+        </w:rPr>
+      </w:pPr>
+    </w:p>
+    <w:p>
+      <w:pPr>
+        <w:rPr>
+          <w:noProof/>
+          <w:lang w:val="bg-BG" w:bidi="ru-RU"/>
+        </w:rPr>
+      </w:pPr>
+    </w:p>
+    <w:p>
+      <w:pPr>
+        <w:rPr>
+          <w:noProof/>
+          <w:lang w:val="bg-BG" w:bidi="ru-RU"/>
+        </w:rPr>
+      </w:pPr>
+    </w:p>
+    <w:p>
+      <w:pPr>
+        <w:rPr>
+          <w:noProof/>
+          <w:lang w:val="bg-BG" w:bidi="ru-RU"/>
+        </w:rPr>
+      </w:pPr>
+    </w:p>
+    <w:p>
+      <w:pPr>
+        <w:rPr>
+          <w:noProof/>
+          <w:lang w:val="bg-BG" w:bidi="ru-RU"/>
+        </w:rPr>
+      </w:pPr>
+    </w:p>
+    <w:p>
+      <w:pPr>
+        <w:rPr>
+          <w:noProof/>
+          <w:lang w:val="bg-BG" w:bidi="ru-RU"/>
+        </w:rPr>
+      </w:pPr>
+    </w:p>
+    <w:p>
+      <w:pPr>
+        <w:rPr>
+          <w:noProof/>
+          <w:lang w:val="bg-BG" w:bidi="ru-RU"/>
+        </w:rPr>
+      </w:pPr>
+    </w:p>
+    <w:p>
+      <w:pPr>
+        <w:rPr>
+          <w:noProof/>
+          <w:lang w:val="bg-BG" w:bidi="ru-RU"/>
+        </w:rPr>
+      </w:pPr>
+    </w:p>
+    <w:p>
+      <w:pPr>
+        <w:rPr>
+          <w:noProof/>
+          <w:lang w:val="bg-BG" w:bidi="ru-RU"/>
+        </w:rPr>
+      </w:pPr>
+    </w:p>
+    <w:p>
+      <w:pPr>
+        <w:rPr>
+          <w:noProof/>
+          <w:lang w:val="bg-BG" w:bidi="ru-RU"/>
+        </w:rPr>
+      </w:pPr>
+    </w:p>
+    <w:p>
+      <w:pPr>
+        <w:rPr>
+          <w:noProof/>
+          <w:lang w:val="bg-BG" w:bidi="ru-RU"/>
+        </w:rPr>
+      </w:pPr>
+    </w:p>
+    <w:p>
+      <w:pPr>
+        <w:rPr>
+          <w:noProof/>
+          <w:lang w:val="bg-BG" w:bidi="ru-RU"/>
+        </w:rPr>
+      </w:pPr>
+    </w:p>
+    <w:p>
+      <w:pPr>
+        <w:rPr>
+          <w:noProof/>
+          <w:lang w:val="bg-BG" w:bidi="ru-RU"/>
+        </w:rPr>
+      </w:pPr>
+    </w:p>
+    <w:p>
+      <w:pPr>
+        <w:rPr>
+          <w:noProof/>
+          <w:lang w:val="bg-BG" w:bidi="ru-RU"/>
+        </w:rPr>
+      </w:pPr>
+    </w:p>
+    <w:p>
+      <w:pPr>
+        <w:rPr>
+          <w:noProof/>
+          <w:lang w:val="bg-BG" w:bidi="ru-RU"/>
+        </w:rPr>
+      </w:pPr>
+    </w:p>
+    <w:p>
+      <w:pPr>
+        <w:rPr>
+          <w:noProof/>
+          <w:lang w:val="bg-BG" w:bidi="ru-RU"/>
+        </w:rPr>
+      </w:pPr>
+    </w:p>
+    <w:p>
+      <w:pPr>
+        <w:rPr>
+          <w:noProof/>
+          <w:lang w:val="bg-BG" w:bidi="ru-RU"/>
         </w:rPr>
       </w:pPr>
     </w:p>
@@ -15469,7 +15470,6 @@
           <w:color w:val="000000" w:themeColor="text1"/>
           <w:sz w:val="28"/>
           <w:szCs w:val="28"/>
-          <w:lang w:val="en-US"/>
         </w:rPr>
       </w:pPr>
       <w:r>
@@ -15481,7 +15481,395 @@
           <w:szCs w:val="28"/>
           <w:lang w:val="en-US"/>
         </w:rPr>
-        <w:t>Korxonani boshqarish va kerakli qarorlarni qabul qilish huquqi bilan biriktirilgan asosiy mansabdor shaxs bo‘lib, uning rahbari – {{fio}}hisoblanadi.</w:t>
+        <w:t>Korxonani</w:t>
+      </w:r>
+      <w:r>
+        <w:rPr>
+          <w:rFonts w:eastAsiaTheme="minorHAnsi"/>
+          <w:noProof/>
+          <w:color w:val="000000" w:themeColor="text1"/>
+          <w:sz w:val="28"/>
+          <w:szCs w:val="28"/>
+        </w:rPr>
+        <w:t xml:space="preserve"> </w:t>
+      </w:r>
+      <w:r>
+        <w:rPr>
+          <w:rFonts w:eastAsiaTheme="minorHAnsi"/>
+          <w:noProof/>
+          <w:color w:val="000000" w:themeColor="text1"/>
+          <w:sz w:val="28"/>
+          <w:szCs w:val="28"/>
+          <w:lang w:val="en-US"/>
+        </w:rPr>
+        <w:t>boshqarish</w:t>
+      </w:r>
+      <w:r>
+        <w:rPr>
+          <w:rFonts w:eastAsiaTheme="minorHAnsi"/>
+          <w:noProof/>
+          <w:color w:val="000000" w:themeColor="text1"/>
+          <w:sz w:val="28"/>
+          <w:szCs w:val="28"/>
+        </w:rPr>
+        <w:t xml:space="preserve"> </w:t>
+      </w:r>
+      <w:r>
+        <w:rPr>
+          <w:rFonts w:eastAsiaTheme="minorHAnsi"/>
+          <w:noProof/>
+          <w:color w:val="000000" w:themeColor="text1"/>
+          <w:sz w:val="28"/>
+          <w:szCs w:val="28"/>
+          <w:lang w:val="en-US"/>
+        </w:rPr>
+        <w:t>va</w:t>
+      </w:r>
+      <w:r>
+        <w:rPr>
+          <w:rFonts w:eastAsiaTheme="minorHAnsi"/>
+          <w:noProof/>
+          <w:color w:val="000000" w:themeColor="text1"/>
+          <w:sz w:val="28"/>
+          <w:szCs w:val="28"/>
+        </w:rPr>
+        <w:t xml:space="preserve"> </w:t>
+      </w:r>
+      <w:r>
+        <w:rPr>
+          <w:rFonts w:eastAsiaTheme="minorHAnsi"/>
+          <w:noProof/>
+          <w:color w:val="000000" w:themeColor="text1"/>
+          <w:sz w:val="28"/>
+          <w:szCs w:val="28"/>
+          <w:lang w:val="en-US"/>
+        </w:rPr>
+        <w:t>kerakli</w:t>
+      </w:r>
+      <w:r>
+        <w:rPr>
+          <w:rFonts w:eastAsiaTheme="minorHAnsi"/>
+          <w:noProof/>
+          <w:color w:val="000000" w:themeColor="text1"/>
+          <w:sz w:val="28"/>
+          <w:szCs w:val="28"/>
+        </w:rPr>
+        <w:t xml:space="preserve"> </w:t>
+      </w:r>
+      <w:r>
+        <w:rPr>
+          <w:rFonts w:eastAsiaTheme="minorHAnsi"/>
+          <w:noProof/>
+          <w:color w:val="000000" w:themeColor="text1"/>
+          <w:sz w:val="28"/>
+          <w:szCs w:val="28"/>
+          <w:lang w:val="en-US"/>
+        </w:rPr>
+        <w:t>qarorlarni</w:t>
+      </w:r>
+      <w:r>
+        <w:rPr>
+          <w:rFonts w:eastAsiaTheme="minorHAnsi"/>
+          <w:noProof/>
+          <w:color w:val="000000" w:themeColor="text1"/>
+          <w:sz w:val="28"/>
+          <w:szCs w:val="28"/>
+        </w:rPr>
+        <w:t xml:space="preserve"> </w:t>
+      </w:r>
+      <w:r>
+        <w:rPr>
+          <w:rFonts w:eastAsiaTheme="minorHAnsi"/>
+          <w:noProof/>
+          <w:color w:val="000000" w:themeColor="text1"/>
+          <w:sz w:val="28"/>
+          <w:szCs w:val="28"/>
+          <w:lang w:val="en-US"/>
+        </w:rPr>
+        <w:t>qabul</w:t>
+      </w:r>
+      <w:r>
+        <w:rPr>
+          <w:rFonts w:eastAsiaTheme="minorHAnsi"/>
+          <w:noProof/>
+          <w:color w:val="000000" w:themeColor="text1"/>
+          <w:sz w:val="28"/>
+          <w:szCs w:val="28"/>
+        </w:rPr>
+        <w:t xml:space="preserve"> </w:t>
+      </w:r>
+      <w:r>
+        <w:rPr>
+          <w:rFonts w:eastAsiaTheme="minorHAnsi"/>
+          <w:noProof/>
+          <w:color w:val="000000" w:themeColor="text1"/>
+          <w:sz w:val="28"/>
+          <w:szCs w:val="28"/>
+          <w:lang w:val="en-US"/>
+        </w:rPr>
+        <w:t>qilish</w:t>
+      </w:r>
+      <w:r>
+        <w:rPr>
+          <w:rFonts w:eastAsiaTheme="minorHAnsi"/>
+          <w:noProof/>
+          <w:color w:val="000000" w:themeColor="text1"/>
+          <w:sz w:val="28"/>
+          <w:szCs w:val="28"/>
+        </w:rPr>
+        <w:t xml:space="preserve"> </w:t>
+      </w:r>
+      <w:r>
+        <w:rPr>
+          <w:rFonts w:eastAsiaTheme="minorHAnsi"/>
+          <w:noProof/>
+          <w:color w:val="000000" w:themeColor="text1"/>
+          <w:sz w:val="28"/>
+          <w:szCs w:val="28"/>
+          <w:lang w:val="en-US"/>
+        </w:rPr>
+        <w:t>huquqi</w:t>
+      </w:r>
+      <w:r>
+        <w:rPr>
+          <w:rFonts w:eastAsiaTheme="minorHAnsi"/>
+          <w:noProof/>
+          <w:color w:val="000000" w:themeColor="text1"/>
+          <w:sz w:val="28"/>
+          <w:szCs w:val="28"/>
+        </w:rPr>
+        <w:t xml:space="preserve"> </w:t>
+      </w:r>
+      <w:r>
+        <w:rPr>
+          <w:rFonts w:eastAsiaTheme="minorHAnsi"/>
+          <w:noProof/>
+          <w:color w:val="000000" w:themeColor="text1"/>
+          <w:sz w:val="28"/>
+          <w:szCs w:val="28"/>
+          <w:lang w:val="en-US"/>
+        </w:rPr>
+        <w:t>bilan</w:t>
+      </w:r>
+      <w:r>
+        <w:rPr>
+          <w:rFonts w:eastAsiaTheme="minorHAnsi"/>
+          <w:noProof/>
+          <w:color w:val="000000" w:themeColor="text1"/>
+          <w:sz w:val="28"/>
+          <w:szCs w:val="28"/>
+        </w:rPr>
+        <w:t xml:space="preserve"> </w:t>
+      </w:r>
+      <w:r>
+        <w:rPr>
+          <w:rFonts w:eastAsiaTheme="minorHAnsi"/>
+          <w:noProof/>
+          <w:color w:val="000000" w:themeColor="text1"/>
+          <w:sz w:val="28"/>
+          <w:szCs w:val="28"/>
+          <w:lang w:val="en-US"/>
+        </w:rPr>
+        <w:t>biriktirilgan</w:t>
+      </w:r>
+      <w:r>
+        <w:rPr>
+          <w:rFonts w:eastAsiaTheme="minorHAnsi"/>
+          <w:noProof/>
+          <w:color w:val="000000" w:themeColor="text1"/>
+          <w:sz w:val="28"/>
+          <w:szCs w:val="28"/>
+        </w:rPr>
+        <w:t xml:space="preserve"> </w:t>
+      </w:r>
+      <w:r>
+        <w:rPr>
+          <w:rFonts w:eastAsiaTheme="minorHAnsi"/>
+          <w:noProof/>
+          <w:color w:val="000000" w:themeColor="text1"/>
+          <w:sz w:val="28"/>
+          <w:szCs w:val="28"/>
+          <w:lang w:val="en-US"/>
+        </w:rPr>
+        <w:t>asosiy</w:t>
+      </w:r>
+      <w:r>
+        <w:rPr>
+          <w:rFonts w:eastAsiaTheme="minorHAnsi"/>
+          <w:noProof/>
+          <w:color w:val="000000" w:themeColor="text1"/>
+          <w:sz w:val="28"/>
+          <w:szCs w:val="28"/>
+        </w:rPr>
+        <w:t xml:space="preserve"> </w:t>
+      </w:r>
+      <w:r>
+        <w:rPr>
+          <w:rFonts w:eastAsiaTheme="minorHAnsi"/>
+          <w:noProof/>
+          <w:color w:val="000000" w:themeColor="text1"/>
+          <w:sz w:val="28"/>
+          <w:szCs w:val="28"/>
+          <w:lang w:val="en-US"/>
+        </w:rPr>
+        <w:t>mansabdor</w:t>
+      </w:r>
+      <w:r>
+        <w:rPr>
+          <w:rFonts w:eastAsiaTheme="minorHAnsi"/>
+          <w:noProof/>
+          <w:color w:val="000000" w:themeColor="text1"/>
+          <w:sz w:val="28"/>
+          <w:szCs w:val="28"/>
+        </w:rPr>
+        <w:t xml:space="preserve"> </w:t>
+      </w:r>
+      <w:r>
+        <w:rPr>
+          <w:rFonts w:eastAsiaTheme="minorHAnsi"/>
+          <w:noProof/>
+          <w:color w:val="000000" w:themeColor="text1"/>
+          <w:sz w:val="28"/>
+          <w:szCs w:val="28"/>
+          <w:lang w:val="en-US"/>
+        </w:rPr>
+        <w:t>shaxs</w:t>
+      </w:r>
+      <w:r>
+        <w:rPr>
+          <w:rFonts w:eastAsiaTheme="minorHAnsi"/>
+          <w:noProof/>
+          <w:color w:val="000000" w:themeColor="text1"/>
+          <w:sz w:val="28"/>
+          <w:szCs w:val="28"/>
+        </w:rPr>
+        <w:t xml:space="preserve"> </w:t>
+      </w:r>
+      <w:r>
+        <w:rPr>
+          <w:rFonts w:eastAsiaTheme="minorHAnsi"/>
+          <w:noProof/>
+          <w:color w:val="000000" w:themeColor="text1"/>
+          <w:sz w:val="28"/>
+          <w:szCs w:val="28"/>
+          <w:lang w:val="en-US"/>
+        </w:rPr>
+        <w:t>bo</w:t>
+      </w:r>
+      <w:r>
+        <w:rPr>
+          <w:rFonts w:eastAsiaTheme="minorHAnsi"/>
+          <w:noProof/>
+          <w:color w:val="000000" w:themeColor="text1"/>
+          <w:sz w:val="28"/>
+          <w:szCs w:val="28"/>
+        </w:rPr>
+        <w:t>‘</w:t>
+      </w:r>
+      <w:r>
+        <w:rPr>
+          <w:rFonts w:eastAsiaTheme="minorHAnsi"/>
+          <w:noProof/>
+          <w:color w:val="000000" w:themeColor="text1"/>
+          <w:sz w:val="28"/>
+          <w:szCs w:val="28"/>
+          <w:lang w:val="en-US"/>
+        </w:rPr>
+        <w:t>lib</w:t>
+      </w:r>
+      <w:r>
+        <w:rPr>
+          <w:rFonts w:eastAsiaTheme="minorHAnsi"/>
+          <w:noProof/>
+          <w:color w:val="000000" w:themeColor="text1"/>
+          <w:sz w:val="28"/>
+          <w:szCs w:val="28"/>
+        </w:rPr>
+        <w:t xml:space="preserve">, </w:t>
+      </w:r>
+      <w:r>
+        <w:rPr>
+          <w:rFonts w:eastAsiaTheme="minorHAnsi"/>
+          <w:noProof/>
+          <w:color w:val="000000" w:themeColor="text1"/>
+          <w:sz w:val="28"/>
+          <w:szCs w:val="28"/>
+          <w:lang w:val="en-US"/>
+        </w:rPr>
+        <w:t>uning</w:t>
+      </w:r>
+      <w:r>
+        <w:rPr>
+          <w:rFonts w:eastAsiaTheme="minorHAnsi"/>
+          <w:noProof/>
+          <w:color w:val="000000" w:themeColor="text1"/>
+          <w:sz w:val="28"/>
+          <w:szCs w:val="28"/>
+        </w:rPr>
+        <w:t xml:space="preserve"> </w:t>
+      </w:r>
+      <w:r>
+        <w:rPr>
+          <w:rFonts w:eastAsiaTheme="minorHAnsi"/>
+          <w:noProof/>
+          <w:color w:val="000000" w:themeColor="text1"/>
+          <w:sz w:val="28"/>
+          <w:szCs w:val="28"/>
+          <w:lang w:val="en-US"/>
+        </w:rPr>
+        <w:t>rahbari</w:t>
+      </w:r>
+      <w:r>
+        <w:rPr>
+          <w:rFonts w:eastAsiaTheme="minorHAnsi"/>
+          <w:noProof/>
+          <w:color w:val="000000" w:themeColor="text1"/>
+          <w:sz w:val="28"/>
+          <w:szCs w:val="28"/>
+        </w:rPr>
+        <w:t xml:space="preserve"> – {{</w:t>
+      </w:r>
+      <w:r>
+        <w:rPr>
+          <w:rFonts w:eastAsiaTheme="minorHAnsi"/>
+          <w:noProof/>
+          <w:color w:val="000000" w:themeColor="text1"/>
+          <w:sz w:val="28"/>
+          <w:szCs w:val="28"/>
+          <w:lang w:val="en-US"/>
+        </w:rPr>
+        <w:t>fio</w:t>
+      </w:r>
+      <w:r>
+        <w:rPr>
+          <w:rFonts w:eastAsiaTheme="minorHAnsi"/>
+          <w:noProof/>
+          <w:color w:val="000000" w:themeColor="text1"/>
+          <w:sz w:val="28"/>
+          <w:szCs w:val="28"/>
+        </w:rPr>
+        <w:t>}}</w:t>
+      </w:r>
+      <w:r>
+        <w:rPr>
+          <w:rFonts w:eastAsiaTheme="minorHAnsi"/>
+          <w:noProof/>
+          <w:color w:val="000000" w:themeColor="text1"/>
+          <w:sz w:val="28"/>
+          <w:szCs w:val="28"/>
+          <w:lang w:val="en-US"/>
+        </w:rPr>
+        <w:t>hisoblanadi</w:t>
+      </w:r>
+      <w:r>
+        <w:rPr>
+          <w:rFonts w:eastAsiaTheme="minorHAnsi"/>
+          <w:noProof/>
+          <w:color w:val="000000" w:themeColor="text1"/>
+          <w:sz w:val="28"/>
+          <w:szCs w:val="28"/>
+        </w:rPr>
+        <w:t>.</w:t>
       </w:r>
     </w:p>
     <w:p>
@@ -15741,8 +16129,174 @@
     <w:p>
       <w:pPr>
         <w:spacing w:before="20" w:after="26"/>
-        <w:ind w:right="570"/>
-        <w:jc w:val="center"/>
+        <w:ind w:right="570" w:firstLine="340"/>
+        <w:rPr>
+          <w:rFonts w:ascii="Times New Roman" w:hAnsi="Times New Roman" w:cs="Times New Roman"/>
+          <w:b/>
+          <w:noProof/>
+          <w:color w:val="000000" w:themeColor="text1"/>
+          <w:sz w:val="28"/>
+          <w:szCs w:val="28"/>
+          <w:lang w:val="en-US"/>
+        </w:rPr>
+      </w:pPr>
+      <w:r>
+        <w:rPr>
+          <w:b/>
+          <w:noProof/>
+          <w:color w:val="000000" w:themeColor="text1"/>
+          <w:sz w:val="28"/>
+          <w:szCs w:val="28"/>
+          <w:lang w:val="en-US"/>
+        </w:rPr>
+        <w:t>5</w:t>
+      </w:r>
+      <w:r>
+        <w:rPr>
+          <w:rFonts w:ascii="Times New Roman" w:hAnsi="Times New Roman" w:cs="Times New Roman"/>
+          <w:b/>
+          <w:noProof/>
+          <w:color w:val="000000" w:themeColor="text1"/>
+          <w:sz w:val="28"/>
+          <w:szCs w:val="28"/>
+          <w:lang w:val="en-US"/>
+        </w:rPr>
+        <w:t xml:space="preserve">-jadval. </w:t>
+      </w:r>
+      <w:r>
+        <w:rPr>
+          <w:rFonts w:ascii="Times New Roman" w:hAnsi="Times New Roman" w:cs="Times New Roman"/>
+          <w:b/>
+          <w:noProof/>
+          <w:color w:val="000000" w:themeColor="text1"/>
+          <w:sz w:val="28"/>
+          <w:szCs w:val="28"/>
+          <w:lang w:val="en-US"/>
+        </w:rPr>
+        <w:t>S</w:t>
+      </w:r>
+      <w:r>
+        <w:rPr>
+          <w:rFonts w:ascii="Times New Roman" w:hAnsi="Times New Roman" w:cs="Times New Roman"/>
+          <w:b/>
+          <w:noProof/>
+          <w:color w:val="000000" w:themeColor="text1"/>
+          <w:sz w:val="28"/>
+          <w:szCs w:val="28"/>
+          <w:lang w:val="en-US"/>
+        </w:rPr>
+        <w:t>htat jadvali va oylik ish haqi hisobi</w:t>
+      </w:r>
+    </w:p>
+    <w:p>
+      <w:pPr>
+        <w:spacing w:before="20" w:after="26"/>
+        <w:ind w:right="570" w:firstLine="340"/>
+        <w:rPr>
+          <w:rFonts w:ascii="Times New Roman" w:hAnsi="Times New Roman" w:cs="Times New Roman"/>
+          <w:b/>
+          <w:noProof/>
+          <w:color w:val="000000" w:themeColor="text1"/>
+          <w:sz w:val="28"/>
+          <w:szCs w:val="28"/>
+          <w:lang w:val="en-US"/>
+        </w:rPr>
+      </w:pPr>
+    </w:p>
+    <w:p>
+      <w:pPr>
+        <w:spacing w:before="20" w:after="26"/>
+        <w:ind w:right="570" w:firstLine="340"/>
+        <w:rPr>
+          <w:rFonts w:ascii="Times New Roman" w:hAnsi="Times New Roman" w:cs="Times New Roman"/>
+          <w:b/>
+          <w:noProof/>
+          <w:color w:val="000000" w:themeColor="text1"/>
+          <w:sz w:val="28"/>
+          <w:szCs w:val="28"/>
+          <w:lang w:val="en-US"/>
+        </w:rPr>
+      </w:pPr>
+    </w:p>
+    <w:p>
+      <w:pPr>
+        <w:spacing w:before="20" w:after="26"/>
+        <w:ind w:right="570" w:firstLine="340"/>
+        <w:rPr>
+          <w:rFonts w:ascii="Times New Roman" w:hAnsi="Times New Roman" w:cs="Times New Roman"/>
+          <w:b/>
+          <w:noProof/>
+          <w:color w:val="000000" w:themeColor="text1"/>
+          <w:sz w:val="28"/>
+          <w:szCs w:val="28"/>
+          <w:lang w:val="en-US"/>
+        </w:rPr>
+      </w:pPr>
+    </w:p>
+    <w:p>
+      <w:pPr>
+        <w:spacing w:before="20" w:after="26"/>
+        <w:ind w:right="570" w:firstLine="340"/>
+        <w:rPr>
+          <w:rFonts w:ascii="Times New Roman" w:hAnsi="Times New Roman" w:cs="Times New Roman"/>
+          <w:b/>
+          <w:noProof/>
+          <w:color w:val="000000" w:themeColor="text1"/>
+          <w:sz w:val="28"/>
+          <w:szCs w:val="28"/>
+          <w:lang w:val="en-US"/>
+        </w:rPr>
+      </w:pPr>
+    </w:p>
+    <w:p>
+      <w:pPr>
+        <w:spacing w:before="20" w:after="26"/>
+        <w:ind w:right="570" w:firstLine="340"/>
+        <w:rPr>
+          <w:rFonts w:ascii="Times New Roman" w:hAnsi="Times New Roman" w:cs="Times New Roman"/>
+          <w:b/>
+          <w:noProof/>
+          <w:color w:val="000000" w:themeColor="text1"/>
+          <w:sz w:val="28"/>
+          <w:szCs w:val="28"/>
+          <w:lang w:val="en-US"/>
+        </w:rPr>
+      </w:pPr>
+    </w:p>
+    <w:p>
+      <w:pPr>
+        <w:spacing w:before="20" w:after="26"/>
+        <w:ind w:right="570" w:firstLine="340"/>
+        <w:rPr>
+          <w:rFonts w:ascii="Times New Roman" w:hAnsi="Times New Roman" w:cs="Times New Roman"/>
+          <w:b/>
+          <w:noProof/>
+          <w:color w:val="000000" w:themeColor="text1"/>
+          <w:sz w:val="28"/>
+          <w:szCs w:val="28"/>
+          <w:lang w:val="en-US"/>
+        </w:rPr>
+      </w:pPr>
+    </w:p>
+    <w:p>
+      <w:pPr>
+        <w:spacing w:before="20" w:after="26"/>
+        <w:ind w:right="570" w:firstLine="340"/>
+        <w:rPr>
+          <w:rFonts w:ascii="Times New Roman" w:hAnsi="Times New Roman" w:cs="Times New Roman"/>
+          <w:b/>
+          <w:noProof/>
+          <w:color w:val="000000" w:themeColor="text1"/>
+          <w:sz w:val="28"/>
+          <w:szCs w:val="28"/>
+          <w:lang w:val="en-US"/>
+        </w:rPr>
+      </w:pPr>
+    </w:p>
+    <w:p>
+      <w:pPr>
+        <w:spacing w:before="20" w:after="26"/>
+        <w:ind w:right="570" w:firstLine="340"/>
         <w:rPr>
           <w:rFonts w:ascii="Times New Roman" w:hAnsi="Times New Roman" w:cs="Times New Roman"/>
           <w:b/>
@@ -15751,7 +16305,11 @@
           <w:lang w:val="en-US"/>
         </w:rPr>
       </w:pPr>
-      <w:r>
+    </w:p>
+    <w:p>
+      <w:pPr>
+        <w:spacing w:before="20" w:after="26"/>
+        <w:ind w:right="570" w:firstLine="340"/>
         <w:rPr>
           <w:rFonts w:ascii="Times New Roman" w:hAnsi="Times New Roman" w:cs="Times New Roman"/>
           <w:b/>
@@ -15759,27 +16317,82 @@
           <w:sz w:val="20"/>
           <w:lang w:val="en-US"/>
         </w:rPr>
-        <w:t>SHTAT JADVALI VA OYLIK ISH HAQI HISOBI</w:t>
-      </w:r>
-    </w:p>
-    <w:p>
-      <w:pPr>
-        <w:pStyle w:val="aff"/>
-        <w:spacing w:before="10"/>
-        <w:rPr>
+      </w:pPr>
+    </w:p>
+    <w:p>
+      <w:pPr>
+        <w:spacing w:before="20" w:after="26"/>
+        <w:ind w:right="570" w:firstLine="340"/>
+        <w:rPr>
+          <w:rFonts w:ascii="Times New Roman" w:hAnsi="Times New Roman" w:cs="Times New Roman"/>
           <w:b/>
-          <w:i/>
-          <w:sz w:val="5"/>
-        </w:rPr>
-      </w:pPr>
-    </w:p>
-    <w:p>
-      <w:pPr>
-        <w:pStyle w:val="aff"/>
-        <w:rPr>
+          <w:color w:val="auto"/>
+          <w:sz w:val="20"/>
+          <w:lang w:val="en-US"/>
+        </w:rPr>
+      </w:pPr>
+    </w:p>
+    <w:p>
+      <w:pPr>
+        <w:spacing w:before="20" w:after="26"/>
+        <w:ind w:right="570" w:firstLine="340"/>
+        <w:rPr>
+          <w:rFonts w:ascii="Times New Roman" w:hAnsi="Times New Roman" w:cs="Times New Roman"/>
           <w:b/>
-          <w:i/>
-          <w:sz w:val="22"/>
+          <w:color w:val="auto"/>
+          <w:sz w:val="20"/>
+          <w:lang w:val="en-US"/>
+        </w:rPr>
+      </w:pPr>
+    </w:p>
+    <w:p>
+      <w:pPr>
+        <w:spacing w:before="20" w:after="26"/>
+        <w:ind w:right="570" w:firstLine="340"/>
+        <w:rPr>
+          <w:rFonts w:ascii="Times New Roman" w:hAnsi="Times New Roman" w:cs="Times New Roman"/>
+          <w:b/>
+          <w:color w:val="auto"/>
+          <w:sz w:val="20"/>
+          <w:lang w:val="en-US"/>
+        </w:rPr>
+      </w:pPr>
+    </w:p>
+    <w:p>
+      <w:pPr>
+        <w:spacing w:before="20" w:after="26"/>
+        <w:ind w:right="570" w:firstLine="340"/>
+        <w:rPr>
+          <w:rFonts w:ascii="Times New Roman" w:hAnsi="Times New Roman" w:cs="Times New Roman"/>
+          <w:b/>
+          <w:color w:val="auto"/>
+          <w:sz w:val="20"/>
+          <w:lang w:val="en-US"/>
+        </w:rPr>
+      </w:pPr>
+    </w:p>
+    <w:p>
+      <w:pPr>
+        <w:spacing w:before="20" w:after="26"/>
+        <w:ind w:right="570" w:firstLine="340"/>
+        <w:rPr>
+          <w:rFonts w:ascii="Times New Roman" w:hAnsi="Times New Roman" w:cs="Times New Roman"/>
+          <w:b/>
+          <w:color w:val="auto"/>
+          <w:sz w:val="20"/>
+          <w:lang w:val="en-US"/>
+        </w:rPr>
+      </w:pPr>
+    </w:p>
+    <w:p>
+      <w:pPr>
+        <w:spacing w:before="20" w:after="26"/>
+        <w:ind w:right="570" w:firstLine="340"/>
+        <w:rPr>
+          <w:rFonts w:ascii="Times New Roman" w:hAnsi="Times New Roman" w:cs="Times New Roman"/>
+          <w:b/>
+          <w:color w:val="auto"/>
+          <w:sz w:val="20"/>
           <w:lang w:val="en-US"/>
         </w:rPr>
       </w:pPr>
@@ -15797,167 +16410,71 @@
           <w:rFonts w:ascii="Times New Roman" w:hAnsi="Times New Roman" w:cs="Times New Roman"/>
           <w:color w:val="auto"/>
           <w:sz w:val="28"/>
+          <w:lang w:val="en-US"/>
+        </w:rPr>
+      </w:pPr>
+      <w:r>
+        <w:rPr>
+          <w:rFonts w:ascii="Times New Roman" w:hAnsi="Times New Roman" w:cs="Times New Roman"/>
+          <w:color w:val="auto"/>
+          <w:sz w:val="28"/>
           <w:lang w:val="bg-BG"/>
         </w:rPr>
-      </w:pPr>
+        <w:t>Korxonaning moliyaviy  rejasi  asosan korxona faoliyatinining moliyaviy ta’minoti va mavjud pul mablag‘laridan o</w:t>
+      </w:r>
       <w:r>
         <w:rPr>
           <w:rFonts w:ascii="Times New Roman" w:hAnsi="Times New Roman" w:cs="Times New Roman"/>
           <w:color w:val="auto"/>
           <w:sz w:val="28"/>
+          <w:lang w:val="en-US"/>
+        </w:rPr>
+        <w:t>q</w:t>
+      </w:r>
+      <w:r>
+        <w:rPr>
+          <w:rFonts w:ascii="Times New Roman" w:hAnsi="Times New Roman" w:cs="Times New Roman"/>
+          <w:color w:val="auto"/>
+          <w:sz w:val="28"/>
           <w:lang w:val="bg-BG"/>
         </w:rPr>
-        <w:t>Korxonaning moliyaviy  rejasi  asosan korxona faoliyatinining moliyaviy ta’minoti va mavjud pul mablag‘laridan o</w:t>
-      </w:r>
-      <w:r>
-        <w:rPr>
-          <w:rFonts w:ascii="Times New Roman" w:hAnsi="Times New Roman" w:cs="Times New Roman"/>
+        <w:t>ilona foydalanishga yo‘naltirilgan.</w:t>
+      </w:r>
+    </w:p>
+    <w:p>
+      <w:pPr>
+        <w:rPr>
+          <w:noProof/>
+          <w:lang w:val="bg-BG" w:bidi="ru-RU"/>
+        </w:rPr>
+      </w:pPr>
+      <w:r>
+        <w:rPr>
+          <w:noProof/>
+          <w:lang w:val="bg-BG" w:bidi="ru-RU"/>
+        </w:rPr>
+        <w:br w:type="page"/>
+      </w:r>
+    </w:p>
+    <w:p>
+      <w:pPr>
+        <w:spacing w:before="20" w:after="26"/>
+        <w:ind w:right="570" w:firstLine="340"/>
+        <w:rPr>
+          <w:rFonts w:ascii="Times New Roman" w:hAnsi="Times New Roman" w:cs="Times New Roman"/>
+          <w:b/>
           <w:color w:val="auto"/>
           <w:sz w:val="28"/>
-          <w:lang w:val="en-US"/>
-        </w:rPr>
-        <w:t>q</w:t>
-      </w:r>
-      <w:r>
-        <w:rPr>
-          <w:rFonts w:ascii="Times New Roman" w:hAnsi="Times New Roman" w:cs="Times New Roman"/>
+          <w:lang w:val="uz-Cyrl-UZ"/>
+        </w:rPr>
+      </w:pPr>
+      <w:r>
+        <w:rPr>
+          <w:rFonts w:ascii="Times New Roman" w:hAnsi="Times New Roman" w:cs="Times New Roman"/>
+          <w:b/>
           <w:color w:val="auto"/>
           <w:sz w:val="28"/>
-          <w:lang w:val="bg-BG"/>
-        </w:rPr>
-        <w:t>ilona foydalanishga yo‘naltirilgan.</w:t>
-      </w:r>
-    </w:p>
-    <w:p>
-      <w:pPr>
-        <w:rPr>
-          <w:noProof/>
-          <w:lang w:val="en-US" w:bidi="ru-RU"/>
-        </w:rPr>
-      </w:pPr>
-    </w:p>
-    <w:p>
-      <w:pPr>
-        <w:rPr>
-          <w:noProof/>
-          <w:lang w:val="en-US" w:bidi="ru-RU"/>
-        </w:rPr>
-      </w:pPr>
-    </w:p>
-    <w:p>
-      <w:pPr>
-        <w:rPr>
-          <w:noProof/>
-          <w:lang w:val="en-US" w:bidi="ru-RU"/>
-        </w:rPr>
-      </w:pPr>
-    </w:p>
-    <w:p>
-      <w:pPr>
-        <w:rPr>
-          <w:noProof/>
-          <w:lang w:val="en-US" w:bidi="ru-RU"/>
-        </w:rPr>
-      </w:pPr>
-    </w:p>
-    <w:p>
-      <w:pPr>
-        <w:rPr>
-          <w:noProof/>
-          <w:lang w:val="en-US" w:bidi="ru-RU"/>
-        </w:rPr>
-      </w:pPr>
-    </w:p>
-    <w:p>
-      <w:pPr>
-        <w:rPr>
-          <w:noProof/>
-          <w:lang w:val="en-US" w:bidi="ru-RU"/>
-        </w:rPr>
-      </w:pPr>
-    </w:p>
-    <w:p>
-      <w:pPr>
-        <w:rPr>
-          <w:noProof/>
-          <w:lang w:val="en-US" w:bidi="ru-RU"/>
-        </w:rPr>
-      </w:pPr>
-    </w:p>
-    <w:p>
-      <w:pPr>
-        <w:rPr>
-          <w:noProof/>
-          <w:lang w:val="en-US" w:bidi="ru-RU"/>
-        </w:rPr>
-      </w:pPr>
-    </w:p>
-    <w:p>
-      <w:pPr>
-        <w:rPr>
-          <w:noProof/>
-          <w:lang w:val="en-US" w:bidi="ru-RU"/>
-        </w:rPr>
-      </w:pPr>
-    </w:p>
-    <w:p>
-      <w:pPr>
-        <w:rPr>
-          <w:noProof/>
-          <w:lang w:val="en-US" w:bidi="ru-RU"/>
-        </w:rPr>
-      </w:pPr>
-    </w:p>
-    <w:p>
-      <w:pPr>
-        <w:rPr>
-          <w:noProof/>
-          <w:lang w:val="en-US" w:bidi="ru-RU"/>
-        </w:rPr>
-      </w:pPr>
-    </w:p>
-    <w:p>
-      <w:pPr>
-        <w:rPr>
-          <w:noProof/>
-          <w:lang w:val="bg-BG" w:bidi="ru-RU"/>
-        </w:rPr>
-      </w:pPr>
-      <w:r>
-        <w:rPr>
-          <w:noProof/>
-          <w:lang w:val="bg-BG" w:bidi="ru-RU"/>
-        </w:rPr>
-        <w:br w:type="page"/>
-      </w:r>
-    </w:p>
-    <w:p>
-      <w:pPr>
-        <w:pStyle w:val="a"/>
-        <w:numPr>
-          <w:ilvl w:val="0"/>
-          <w:numId w:val="0"/>
-        </w:numPr>
-        <w:ind w:left="340"/>
-        <w:rPr>
-          <w:rFonts w:ascii="Times New Roman" w:hAnsi="Times New Roman" w:cs="Times New Roman"/>
-          <w:b/>
-          <w:noProof/>
-          <w:color w:val="auto"/>
-          <w:sz w:val="28"/>
-          <w:szCs w:val="28"/>
-          <w:lang w:val="bg-BG"/>
-        </w:rPr>
-      </w:pPr>
-      <w:r>
-        <w:rPr>
-          <w:rFonts w:ascii="Times New Roman" w:hAnsi="Times New Roman" w:cs="Times New Roman"/>
-          <w:b/>
-          <w:noProof/>
-          <w:color w:val="auto"/>
-          <w:sz w:val="28"/>
-          <w:szCs w:val="28"/>
-          <w:lang w:val="bg-BG"/>
+          <w:lang w:val="uz-Cyrl-UZ"/>
         </w:rPr>
         <w:lastRenderedPageBreak/>
         <w:t>6.2.</w:t>
@@ -15966,21 +16483,19 @@
         <w:rPr>
           <w:rFonts w:ascii="Times New Roman" w:hAnsi="Times New Roman" w:cs="Times New Roman"/>
           <w:b/>
-          <w:noProof/>
           <w:color w:val="auto"/>
           <w:sz w:val="28"/>
-          <w:szCs w:val="28"/>
-          <w:lang w:val="bg-BG"/>
-        </w:rPr>
-        <w:t xml:space="preserve"> </w:t>
-      </w:r>
-      <w:proofErr w:type="spellStart"/>
+          <w:lang w:val="uz-Cyrl-UZ"/>
+        </w:rPr>
+        <w:t xml:space="preserve"> </w:t>
+      </w:r>
       <w:r>
         <w:rPr>
           <w:rFonts w:ascii="Times New Roman" w:hAnsi="Times New Roman" w:cs="Times New Roman"/>
           <w:b/>
           <w:color w:val="auto"/>
-          <w:lang w:val="en-US"/>
+          <w:sz w:val="28"/>
+          <w:lang w:val="uz-Cyrl-UZ"/>
         </w:rPr>
         <w:t>D</w:t>
       </w:r>
@@ -15989,71 +16504,71 @@
           <w:rFonts w:ascii="Times New Roman" w:hAnsi="Times New Roman" w:cs="Times New Roman"/>
           <w:b/>
           <w:color w:val="auto"/>
-          <w:lang w:val="en-US"/>
+          <w:sz w:val="28"/>
+          <w:lang w:val="uz-Cyrl-UZ"/>
         </w:rPr>
         <w:t>aromad</w:t>
       </w:r>
-      <w:proofErr w:type="spellEnd"/>
       <w:r>
         <w:rPr>
           <w:rFonts w:ascii="Times New Roman" w:hAnsi="Times New Roman" w:cs="Times New Roman"/>
           <w:b/>
           <w:color w:val="auto"/>
-          <w:lang w:val="bg-BG"/>
-        </w:rPr>
-        <w:t xml:space="preserve"> </w:t>
-      </w:r>
-      <w:proofErr w:type="spellStart"/>
+          <w:sz w:val="28"/>
+          <w:lang w:val="uz-Cyrl-UZ"/>
+        </w:rPr>
+        <w:t xml:space="preserve"> </w:t>
+      </w:r>
       <w:r>
         <w:rPr>
           <w:rFonts w:ascii="Times New Roman" w:hAnsi="Times New Roman" w:cs="Times New Roman"/>
           <w:b/>
           <w:color w:val="auto"/>
-          <w:lang w:val="en-US"/>
+          <w:sz w:val="28"/>
+          <w:lang w:val="uz-Cyrl-UZ"/>
         </w:rPr>
         <w:t>va</w:t>
       </w:r>
-      <w:proofErr w:type="spellEnd"/>
       <w:r>
         <w:rPr>
           <w:rFonts w:ascii="Times New Roman" w:hAnsi="Times New Roman" w:cs="Times New Roman"/>
           <w:b/>
           <w:color w:val="auto"/>
-          <w:lang w:val="bg-BG"/>
-        </w:rPr>
-        <w:t xml:space="preserve"> </w:t>
-      </w:r>
-      <w:proofErr w:type="spellStart"/>
+          <w:sz w:val="28"/>
+          <w:lang w:val="uz-Cyrl-UZ"/>
+        </w:rPr>
+        <w:t xml:space="preserve"> </w:t>
+      </w:r>
       <w:r>
         <w:rPr>
           <w:rFonts w:ascii="Times New Roman" w:hAnsi="Times New Roman" w:cs="Times New Roman"/>
           <w:b/>
           <w:color w:val="auto"/>
-          <w:lang w:val="en-US"/>
+          <w:sz w:val="28"/>
+          <w:lang w:val="uz-Cyrl-UZ"/>
         </w:rPr>
         <w:t>foyda</w:t>
       </w:r>
-      <w:proofErr w:type="spellEnd"/>
       <w:r>
         <w:rPr>
           <w:rFonts w:ascii="Times New Roman" w:hAnsi="Times New Roman" w:cs="Times New Roman"/>
           <w:b/>
           <w:color w:val="auto"/>
-          <w:lang w:val="bg-BG"/>
-        </w:rPr>
-        <w:t xml:space="preserve"> </w:t>
-      </w:r>
-      <w:proofErr w:type="spellStart"/>
+          <w:sz w:val="28"/>
+          <w:lang w:val="uz-Cyrl-UZ"/>
+        </w:rPr>
+        <w:t xml:space="preserve"> </w:t>
+      </w:r>
       <w:r>
         <w:rPr>
           <w:rFonts w:ascii="Times New Roman" w:hAnsi="Times New Roman" w:cs="Times New Roman"/>
           <w:b/>
           <w:color w:val="auto"/>
-          <w:lang w:val="en-US"/>
+          <w:sz w:val="28"/>
+          <w:lang w:val="uz-Cyrl-UZ"/>
         </w:rPr>
         <w:t>hisobi</w:t>
       </w:r>
-      <w:proofErr w:type="spellEnd"/>
     </w:p>
     <w:p>
       <w:pPr>
@@ -16098,75 +16613,25 @@
     </w:p>
     <w:p>
       <w:pPr>
-        <w:ind w:left="510"/>
-        <w:jc w:val="right"/>
-        <w:rPr>
-          <w:rFonts w:ascii="Times New Roman" w:hAnsi="Times New Roman" w:cs="Times New Roman"/>
+        <w:spacing w:before="20" w:after="26"/>
+        <w:ind w:right="570" w:firstLine="340"/>
+        <w:rPr>
+          <w:rFonts w:ascii="Times New Roman" w:hAnsi="Times New Roman" w:cs="Times New Roman"/>
+          <w:b/>
           <w:color w:val="auto"/>
-          <w:szCs w:val="20"/>
-          <w:lang w:val="en-US"/>
-        </w:rPr>
-      </w:pPr>
-    </w:p>
-    <w:p>
-      <w:pPr>
-        <w:ind w:left="510"/>
-        <w:jc w:val="right"/>
-        <w:rPr>
-          <w:rFonts w:ascii="Times New Roman" w:hAnsi="Times New Roman" w:cs="Times New Roman"/>
+          <w:sz w:val="28"/>
+          <w:lang w:val="uz-Cyrl-UZ"/>
+        </w:rPr>
+      </w:pPr>
+      <w:r>
+        <w:rPr>
+          <w:rFonts w:ascii="Times New Roman" w:hAnsi="Times New Roman" w:cs="Times New Roman"/>
+          <w:b/>
           <w:color w:val="auto"/>
-          <w:szCs w:val="20"/>
-          <w:lang w:val="en-US"/>
-        </w:rPr>
-      </w:pPr>
-      <w:r>
-        <w:rPr>
-          <w:rFonts w:ascii="Times New Roman" w:hAnsi="Times New Roman" w:cs="Times New Roman"/>
-          <w:color w:val="auto"/>
-          <w:szCs w:val="20"/>
-          <w:lang w:val="en-US"/>
-        </w:rPr>
-        <w:t>(</w:t>
-      </w:r>
-      <w:proofErr w:type="spellStart"/>
-      <w:r>
-        <w:rPr>
-          <w:rFonts w:ascii="Times New Roman" w:hAnsi="Times New Roman" w:cs="Times New Roman"/>
-          <w:color w:val="auto"/>
-          <w:szCs w:val="20"/>
-          <w:lang w:val="en-US"/>
-        </w:rPr>
-        <w:t>Daromad</w:t>
-      </w:r>
-      <w:proofErr w:type="spellEnd"/>
-      <w:r>
-        <w:rPr>
-          <w:rFonts w:ascii="Times New Roman" w:hAnsi="Times New Roman" w:cs="Times New Roman"/>
-          <w:color w:val="auto"/>
-          <w:szCs w:val="20"/>
-          <w:lang w:val="en-US"/>
-        </w:rPr>
-        <w:t xml:space="preserve"> </w:t>
-      </w:r>
-      <w:proofErr w:type="spellStart"/>
-      <w:r>
-        <w:rPr>
-          <w:rFonts w:ascii="Times New Roman" w:hAnsi="Times New Roman" w:cs="Times New Roman"/>
-          <w:color w:val="auto"/>
-          <w:szCs w:val="20"/>
-          <w:lang w:val="en-US"/>
-        </w:rPr>
-        <w:t>sxemasi</w:t>
-      </w:r>
-      <w:proofErr w:type="spellEnd"/>
-      <w:r>
-        <w:rPr>
-          <w:rFonts w:ascii="Times New Roman" w:hAnsi="Times New Roman" w:cs="Times New Roman"/>
-          <w:color w:val="auto"/>
-          <w:szCs w:val="20"/>
-          <w:lang w:val="en-US"/>
-        </w:rPr>
-        <w:t>)</w:t>
+          <w:sz w:val="28"/>
+          <w:lang w:val="uz-Cyrl-UZ"/>
+        </w:rPr>
+        <w:t>6-jadval. Daromad sxemasi</w:t>
       </w:r>
     </w:p>
     <w:p>
@@ -16178,6 +16643,7 @@
           <w:color w:val="auto"/>
           <w:sz w:val="22"/>
           <w:szCs w:val="28"/>
+          <w:lang w:val="en-US"/>
         </w:rPr>
       </w:pPr>
     </w:p>
@@ -16240,6 +16706,539 @@
     <w:p>
       <w:pPr>
         <w:rPr>
+          <w:rFonts w:ascii="Times New Roman" w:hAnsi="Times New Roman" w:cs="Times New Roman"/>
+          <w:color w:val="auto"/>
+          <w:sz w:val="28"/>
+          <w:lang w:val="uz-Cyrl-UZ"/>
+        </w:rPr>
+      </w:pPr>
+    </w:p>
+    <w:p>
+      <w:pPr>
+        <w:pStyle w:val="30"/>
+        <w:jc w:val="center"/>
+        <w:rPr>
+          <w:rFonts w:ascii="Times New Roman" w:eastAsiaTheme="minorHAnsi" w:hAnsi="Times New Roman" w:cs="Times New Roman"/>
+          <w:b/>
+          <w:color w:val="auto"/>
+          <w:sz w:val="28"/>
+          <w:lang w:val="en-US"/>
+        </w:rPr>
+      </w:pPr>
+      <w:proofErr w:type="spellStart"/>
+      <w:r>
+        <w:rPr>
+          <w:rFonts w:ascii="Times New Roman" w:eastAsiaTheme="minorHAnsi" w:hAnsi="Times New Roman" w:cs="Times New Roman"/>
+          <w:b/>
+          <w:color w:val="auto"/>
+          <w:sz w:val="28"/>
+          <w:lang w:val="en-US"/>
+        </w:rPr>
+        <w:t>Ishlab</w:t>
+      </w:r>
+      <w:proofErr w:type="spellEnd"/>
+      <w:r>
+        <w:rPr>
+          <w:rFonts w:ascii="Times New Roman" w:eastAsiaTheme="minorHAnsi" w:hAnsi="Times New Roman" w:cs="Times New Roman"/>
+          <w:b/>
+          <w:color w:val="auto"/>
+          <w:sz w:val="28"/>
+          <w:lang w:val="en-US"/>
+        </w:rPr>
+        <w:t xml:space="preserve"> </w:t>
+      </w:r>
+      <w:proofErr w:type="spellStart"/>
+      <w:r>
+        <w:rPr>
+          <w:rFonts w:ascii="Times New Roman" w:eastAsiaTheme="minorHAnsi" w:hAnsi="Times New Roman" w:cs="Times New Roman"/>
+          <w:b/>
+          <w:color w:val="auto"/>
+          <w:sz w:val="28"/>
+          <w:lang w:val="en-US"/>
+        </w:rPr>
+        <w:t>chiqarish</w:t>
+      </w:r>
+      <w:proofErr w:type="spellEnd"/>
+      <w:r>
+        <w:rPr>
+          <w:rFonts w:ascii="Times New Roman" w:eastAsiaTheme="minorHAnsi" w:hAnsi="Times New Roman" w:cs="Times New Roman"/>
+          <w:b/>
+          <w:color w:val="auto"/>
+          <w:sz w:val="28"/>
+          <w:lang w:val="en-US"/>
+        </w:rPr>
+        <w:t xml:space="preserve"> </w:t>
+      </w:r>
+      <w:proofErr w:type="spellStart"/>
+      <w:proofErr w:type="gramStart"/>
+      <w:r>
+        <w:rPr>
+          <w:rFonts w:ascii="Times New Roman" w:eastAsiaTheme="minorHAnsi" w:hAnsi="Times New Roman" w:cs="Times New Roman"/>
+          <w:b/>
+          <w:color w:val="auto"/>
+          <w:sz w:val="28"/>
+          <w:lang w:val="en-US"/>
+        </w:rPr>
+        <w:t>va</w:t>
+      </w:r>
+      <w:proofErr w:type="spellEnd"/>
+      <w:proofErr w:type="gramEnd"/>
+      <w:r>
+        <w:rPr>
+          <w:rFonts w:ascii="Times New Roman" w:eastAsiaTheme="minorHAnsi" w:hAnsi="Times New Roman" w:cs="Times New Roman"/>
+          <w:b/>
+          <w:color w:val="auto"/>
+          <w:sz w:val="28"/>
+          <w:lang w:val="en-US"/>
+        </w:rPr>
+        <w:t xml:space="preserve"> </w:t>
+      </w:r>
+      <w:proofErr w:type="spellStart"/>
+      <w:r>
+        <w:rPr>
+          <w:rFonts w:ascii="Times New Roman" w:eastAsiaTheme="minorHAnsi" w:hAnsi="Times New Roman" w:cs="Times New Roman"/>
+          <w:b/>
+          <w:color w:val="auto"/>
+          <w:sz w:val="28"/>
+          <w:lang w:val="en-US"/>
+        </w:rPr>
+        <w:t>xizmat</w:t>
+      </w:r>
+      <w:proofErr w:type="spellEnd"/>
+      <w:r>
+        <w:rPr>
+          <w:rFonts w:ascii="Times New Roman" w:eastAsiaTheme="minorHAnsi" w:hAnsi="Times New Roman" w:cs="Times New Roman"/>
+          <w:b/>
+          <w:color w:val="auto"/>
+          <w:sz w:val="28"/>
+          <w:lang w:val="en-US"/>
+        </w:rPr>
+        <w:t xml:space="preserve"> </w:t>
+      </w:r>
+      <w:proofErr w:type="spellStart"/>
+      <w:r>
+        <w:rPr>
+          <w:rFonts w:ascii="Times New Roman" w:eastAsiaTheme="minorHAnsi" w:hAnsi="Times New Roman" w:cs="Times New Roman"/>
+          <w:b/>
+          <w:color w:val="auto"/>
+          <w:sz w:val="28"/>
+          <w:lang w:val="en-US"/>
+        </w:rPr>
+        <w:t>ko’rsatish</w:t>
+      </w:r>
+      <w:proofErr w:type="spellEnd"/>
+      <w:r>
+        <w:rPr>
+          <w:rFonts w:ascii="Times New Roman" w:eastAsiaTheme="minorHAnsi" w:hAnsi="Times New Roman" w:cs="Times New Roman"/>
+          <w:b/>
+          <w:color w:val="auto"/>
+          <w:sz w:val="28"/>
+          <w:lang w:val="en-US"/>
+        </w:rPr>
+        <w:t xml:space="preserve"> </w:t>
+      </w:r>
+      <w:proofErr w:type="spellStart"/>
+      <w:r>
+        <w:rPr>
+          <w:rFonts w:ascii="Times New Roman" w:eastAsiaTheme="minorHAnsi" w:hAnsi="Times New Roman" w:cs="Times New Roman"/>
+          <w:b/>
+          <w:color w:val="auto"/>
+          <w:sz w:val="28"/>
+          <w:lang w:val="en-US"/>
+        </w:rPr>
+        <w:t>xarajatlari</w:t>
+      </w:r>
+      <w:proofErr w:type="spellEnd"/>
+    </w:p>
+    <w:p>
+      <w:pPr>
+        <w:pStyle w:val="aff1"/>
+        <w:spacing w:before="0" w:beforeAutospacing="0" w:after="0" w:afterAutospacing="0"/>
+        <w:ind w:firstLine="720"/>
+        <w:jc w:val="both"/>
+        <w:rPr>
+          <w:rFonts w:eastAsiaTheme="minorHAnsi"/>
+          <w:sz w:val="28"/>
+          <w:lang w:val="uz-Cyrl-UZ" w:eastAsia="en-US"/>
+        </w:rPr>
+      </w:pPr>
+      <w:r>
+        <w:rPr>
+          <w:rFonts w:eastAsiaTheme="minorHAnsi"/>
+          <w:sz w:val="28"/>
+          <w:lang w:val="uz-Cyrl-UZ" w:eastAsia="en-US"/>
+        </w:rPr>
+        <w:t>Mazkur faoliyatini yo‘lga qo‘yish jarayonida bevosita va bilvosita xarajatlar qilinadi. Bevosita xarajatlar bu kundalik ishlab chiqarish va xizmat ko‘rsatish bilan bog‘liq bo‘lgan zarur xom-ashyo xarajatlari, ya’ni unda ishlatiladigan ingredientlar va h.k. bo‘lib hisoblanadi. Bilvosita xarajatlar tarkibiga esa kommunal xizmatlar uchun qilinadigan xarajatlar kiradi.</w:t>
+      </w:r>
+    </w:p>
+    <w:p>
+      <w:pPr>
+        <w:pStyle w:val="aff1"/>
+        <w:spacing w:before="0" w:beforeAutospacing="0" w:after="0" w:afterAutospacing="0"/>
+        <w:ind w:firstLine="720"/>
+        <w:jc w:val="both"/>
+        <w:rPr>
+          <w:rFonts w:eastAsiaTheme="minorHAnsi"/>
+          <w:sz w:val="28"/>
+          <w:lang w:val="uz-Cyrl-UZ" w:eastAsia="en-US"/>
+        </w:rPr>
+      </w:pPr>
+      <w:r>
+        <w:rPr>
+          <w:rFonts w:eastAsiaTheme="minorHAnsi"/>
+          <w:sz w:val="28"/>
+          <w:lang w:val="uz-Cyrl-UZ" w:eastAsia="en-US"/>
+        </w:rPr>
+        <w:t xml:space="preserve">Korxonaning to‘liq chiqimlari 100% quvvat bilan xizmat ko‘rsatilganda </w:t>
+      </w:r>
+      <w:r>
+        <w:rPr>
+          <w:rFonts w:eastAsiaTheme="minorHAnsi"/>
+          <w:sz w:val="28"/>
+          <w:lang w:val="uz-Cyrl-UZ" w:eastAsia="en-US"/>
+        </w:rPr>
+        <w:t>Ilova</w:t>
+      </w:r>
+      <w:r>
+        <w:rPr>
+          <w:rFonts w:eastAsiaTheme="minorHAnsi"/>
+          <w:sz w:val="28"/>
+          <w:lang w:val="en-US" w:eastAsia="en-US"/>
+        </w:rPr>
+        <w:t>-10</w:t>
+      </w:r>
+      <w:r>
+        <w:rPr>
+          <w:rFonts w:eastAsiaTheme="minorHAnsi"/>
+          <w:sz w:val="28"/>
+          <w:lang w:val="uz-Cyrl-UZ" w:eastAsia="en-US"/>
+        </w:rPr>
+        <w:t>. “To‘liq quvvat</w:t>
+      </w:r>
+      <w:r>
+        <w:rPr>
+          <w:rFonts w:eastAsiaTheme="minorHAnsi"/>
+          <w:sz w:val="28"/>
+          <w:lang w:val="en-US" w:eastAsia="en-US"/>
+        </w:rPr>
+        <w:t>li</w:t>
+      </w:r>
+      <w:r>
+        <w:rPr>
+          <w:rFonts w:eastAsiaTheme="minorHAnsi"/>
+          <w:sz w:val="28"/>
+          <w:lang w:val="uz-Cyrl-UZ" w:eastAsia="en-US"/>
+        </w:rPr>
+        <w:t xml:space="preserve"> </w:t>
+      </w:r>
+      <w:proofErr w:type="spellStart"/>
+      <w:r>
+        <w:rPr>
+          <w:rFonts w:eastAsiaTheme="minorHAnsi"/>
+          <w:sz w:val="28"/>
+          <w:lang w:val="en-US" w:eastAsia="en-US"/>
+        </w:rPr>
+        <w:t>bo’lgan</w:t>
+      </w:r>
+      <w:proofErr w:type="spellEnd"/>
+      <w:r>
+        <w:rPr>
+          <w:rFonts w:eastAsiaTheme="minorHAnsi"/>
+          <w:sz w:val="28"/>
+          <w:lang w:val="en-US" w:eastAsia="en-US"/>
+        </w:rPr>
+        <w:t xml:space="preserve"> </w:t>
+      </w:r>
+      <w:proofErr w:type="spellStart"/>
+      <w:r>
+        <w:rPr>
+          <w:rFonts w:eastAsiaTheme="minorHAnsi"/>
+          <w:sz w:val="28"/>
+          <w:lang w:val="en-US" w:eastAsia="en-US"/>
+        </w:rPr>
+        <w:t>ishlab</w:t>
+      </w:r>
+      <w:proofErr w:type="spellEnd"/>
+      <w:r>
+        <w:rPr>
+          <w:rFonts w:eastAsiaTheme="minorHAnsi"/>
+          <w:sz w:val="28"/>
+          <w:lang w:val="en-US" w:eastAsia="en-US"/>
+        </w:rPr>
+        <w:t xml:space="preserve"> </w:t>
+      </w:r>
+      <w:proofErr w:type="spellStart"/>
+      <w:r>
+        <w:rPr>
+          <w:rFonts w:eastAsiaTheme="minorHAnsi"/>
+          <w:sz w:val="28"/>
+          <w:lang w:val="en-US" w:eastAsia="en-US"/>
+        </w:rPr>
+        <w:t>chiqarish</w:t>
+      </w:r>
+      <w:proofErr w:type="spellEnd"/>
+      <w:r>
+        <w:rPr>
+          <w:rFonts w:eastAsiaTheme="minorHAnsi"/>
+          <w:sz w:val="28"/>
+          <w:lang w:val="en-US" w:eastAsia="en-US"/>
+        </w:rPr>
+        <w:t xml:space="preserve"> </w:t>
+      </w:r>
+      <w:proofErr w:type="spellStart"/>
+      <w:r>
+        <w:rPr>
+          <w:rFonts w:eastAsiaTheme="minorHAnsi"/>
+          <w:sz w:val="28"/>
+          <w:lang w:val="en-US" w:eastAsia="en-US"/>
+        </w:rPr>
+        <w:t>va</w:t>
+      </w:r>
+      <w:proofErr w:type="spellEnd"/>
+      <w:r>
+        <w:rPr>
+          <w:rFonts w:eastAsiaTheme="minorHAnsi"/>
+          <w:sz w:val="28"/>
+          <w:lang w:val="en-US" w:eastAsia="en-US"/>
+        </w:rPr>
+        <w:t xml:space="preserve"> </w:t>
+      </w:r>
+      <w:r>
+        <w:rPr>
+          <w:rFonts w:eastAsiaTheme="minorHAnsi"/>
+          <w:sz w:val="28"/>
+          <w:lang w:val="uz-Cyrl-UZ" w:eastAsia="en-US"/>
+        </w:rPr>
+        <w:t>xizmat ko‘rsatish xarajatlari”.</w:t>
+      </w:r>
+    </w:p>
+    <w:p>
+      <w:pPr>
+        <w:pStyle w:val="aff1"/>
+        <w:spacing w:before="0" w:beforeAutospacing="0" w:after="0" w:afterAutospacing="0"/>
+        <w:ind w:firstLine="720"/>
+        <w:jc w:val="both"/>
+        <w:rPr>
+          <w:rFonts w:eastAsiaTheme="minorHAnsi"/>
+          <w:sz w:val="28"/>
+          <w:lang w:val="uz-Cyrl-UZ" w:eastAsia="en-US"/>
+        </w:rPr>
+      </w:pPr>
+      <w:r>
+        <w:rPr>
+          <w:rFonts w:eastAsiaTheme="minorHAnsi"/>
+          <w:sz w:val="28"/>
+          <w:lang w:val="uz-Cyrl-UZ" w:eastAsia="en-US"/>
+        </w:rPr>
+        <w:t>Korxonaning kirim va chiqim xarajatlari ko‘rsatiladigan xizmat turidan, unga aholi tomonidan bo‘lgan talab va takliflar asosida kelib chiqqan holda hisobga olingan.</w:t>
+      </w:r>
+    </w:p>
+    <w:p>
+      <w:pPr>
+        <w:pStyle w:val="aff1"/>
+        <w:spacing w:before="0" w:beforeAutospacing="0" w:after="0" w:afterAutospacing="0"/>
+        <w:ind w:firstLine="720"/>
+        <w:jc w:val="both"/>
+        <w:rPr>
+          <w:lang w:val="uz-Cyrl-UZ"/>
+        </w:rPr>
+      </w:pPr>
+      <w:r>
+        <w:rPr>
+          <w:rFonts w:eastAsiaTheme="minorHAnsi"/>
+          <w:sz w:val="28"/>
+          <w:lang w:val="uz-Cyrl-UZ" w:eastAsia="en-US"/>
+        </w:rPr>
+        <w:t>Korxonaning ishlab xizmat ko‘rsatish salohiyatini inobatga olgan holda aylanma pul mablag‘lari oqimi quyidagi ko‘rinishda amalga</w:t>
+      </w:r>
+      <w:r>
+        <w:rPr>
+          <w:lang w:val="uz-Cyrl-UZ"/>
+        </w:rPr>
+        <w:t xml:space="preserve"> oshiriladi.</w:t>
+      </w:r>
+    </w:p>
+    <w:p>
+      <w:pPr>
+        <w:pStyle w:val="30"/>
+        <w:rPr>
+          <w:rFonts w:ascii="Times New Roman" w:eastAsiaTheme="minorHAnsi" w:hAnsi="Times New Roman" w:cs="Times New Roman"/>
+          <w:b/>
+          <w:color w:val="auto"/>
+          <w:sz w:val="28"/>
+          <w:lang w:val="en-US"/>
+        </w:rPr>
+      </w:pPr>
+      <w:proofErr w:type="gramStart"/>
+      <w:r>
+        <w:rPr>
+          <w:rFonts w:ascii="Times New Roman" w:hAnsi="Times New Roman" w:cs="Times New Roman"/>
+          <w:b/>
+          <w:color w:val="auto"/>
+          <w:sz w:val="28"/>
+          <w:lang w:val="en-US"/>
+        </w:rPr>
+        <w:t>7</w:t>
+      </w:r>
+      <w:r>
+        <w:rPr>
+          <w:rFonts w:ascii="Times New Roman" w:hAnsi="Times New Roman" w:cs="Times New Roman"/>
+          <w:b/>
+          <w:color w:val="auto"/>
+          <w:sz w:val="28"/>
+          <w:lang w:val="uz-Cyrl-UZ"/>
+        </w:rPr>
+        <w:t>-jadval.</w:t>
+      </w:r>
+      <w:proofErr w:type="gramEnd"/>
+      <w:r>
+        <w:rPr>
+          <w:rFonts w:ascii="Times New Roman" w:hAnsi="Times New Roman" w:cs="Times New Roman"/>
+          <w:b/>
+          <w:color w:val="auto"/>
+          <w:sz w:val="28"/>
+          <w:lang w:val="en-US"/>
+        </w:rPr>
+        <w:t xml:space="preserve"> </w:t>
+      </w:r>
+      <w:bookmarkStart w:id="10" w:name="_GoBack"/>
+      <w:bookmarkEnd w:id="10"/>
+      <w:proofErr w:type="spellStart"/>
+      <w:r>
+        <w:rPr>
+          <w:rFonts w:ascii="Times New Roman" w:eastAsiaTheme="minorHAnsi" w:hAnsi="Times New Roman" w:cs="Times New Roman"/>
+          <w:b/>
+          <w:color w:val="auto"/>
+          <w:sz w:val="28"/>
+          <w:lang w:val="en-US"/>
+        </w:rPr>
+        <w:t>Ishlab</w:t>
+      </w:r>
+      <w:proofErr w:type="spellEnd"/>
+      <w:r>
+        <w:rPr>
+          <w:rFonts w:ascii="Times New Roman" w:eastAsiaTheme="minorHAnsi" w:hAnsi="Times New Roman" w:cs="Times New Roman"/>
+          <w:b/>
+          <w:color w:val="auto"/>
+          <w:sz w:val="28"/>
+          <w:lang w:val="en-US"/>
+        </w:rPr>
+        <w:t xml:space="preserve"> </w:t>
+      </w:r>
+      <w:proofErr w:type="spellStart"/>
+      <w:r>
+        <w:rPr>
+          <w:rFonts w:ascii="Times New Roman" w:eastAsiaTheme="minorHAnsi" w:hAnsi="Times New Roman" w:cs="Times New Roman"/>
+          <w:b/>
+          <w:color w:val="auto"/>
+          <w:sz w:val="28"/>
+          <w:lang w:val="en-US"/>
+        </w:rPr>
+        <w:t>chiqarish</w:t>
+      </w:r>
+      <w:proofErr w:type="spellEnd"/>
+      <w:r>
+        <w:rPr>
+          <w:rFonts w:ascii="Times New Roman" w:eastAsiaTheme="minorHAnsi" w:hAnsi="Times New Roman" w:cs="Times New Roman"/>
+          <w:b/>
+          <w:color w:val="auto"/>
+          <w:sz w:val="28"/>
+          <w:lang w:val="en-US"/>
+        </w:rPr>
+        <w:t xml:space="preserve"> </w:t>
+      </w:r>
+      <w:proofErr w:type="spellStart"/>
+      <w:r>
+        <w:rPr>
+          <w:rFonts w:ascii="Times New Roman" w:eastAsiaTheme="minorHAnsi" w:hAnsi="Times New Roman" w:cs="Times New Roman"/>
+          <w:b/>
+          <w:color w:val="auto"/>
+          <w:sz w:val="28"/>
+          <w:lang w:val="en-US"/>
+        </w:rPr>
+        <w:t>va</w:t>
+      </w:r>
+      <w:proofErr w:type="spellEnd"/>
+      <w:r>
+        <w:rPr>
+          <w:rFonts w:ascii="Times New Roman" w:eastAsiaTheme="minorHAnsi" w:hAnsi="Times New Roman" w:cs="Times New Roman"/>
+          <w:b/>
+          <w:color w:val="auto"/>
+          <w:sz w:val="28"/>
+          <w:lang w:val="en-US"/>
+        </w:rPr>
+        <w:t xml:space="preserve"> </w:t>
+      </w:r>
+      <w:proofErr w:type="spellStart"/>
+      <w:r>
+        <w:rPr>
+          <w:rFonts w:ascii="Times New Roman" w:eastAsiaTheme="minorHAnsi" w:hAnsi="Times New Roman" w:cs="Times New Roman"/>
+          <w:b/>
+          <w:color w:val="auto"/>
+          <w:sz w:val="28"/>
+          <w:lang w:val="en-US"/>
+        </w:rPr>
+        <w:t>xizmat</w:t>
+      </w:r>
+      <w:proofErr w:type="spellEnd"/>
+      <w:r>
+        <w:rPr>
+          <w:rFonts w:ascii="Times New Roman" w:eastAsiaTheme="minorHAnsi" w:hAnsi="Times New Roman" w:cs="Times New Roman"/>
+          <w:b/>
+          <w:color w:val="auto"/>
+          <w:sz w:val="28"/>
+          <w:lang w:val="en-US"/>
+        </w:rPr>
+        <w:t xml:space="preserve"> </w:t>
+      </w:r>
+      <w:proofErr w:type="spellStart"/>
+      <w:r>
+        <w:rPr>
+          <w:rFonts w:ascii="Times New Roman" w:eastAsiaTheme="minorHAnsi" w:hAnsi="Times New Roman" w:cs="Times New Roman"/>
+          <w:b/>
+          <w:color w:val="auto"/>
+          <w:sz w:val="28"/>
+          <w:lang w:val="en-US"/>
+        </w:rPr>
+        <w:t>ko’rsatish</w:t>
+      </w:r>
+      <w:proofErr w:type="spellEnd"/>
+      <w:r>
+        <w:rPr>
+          <w:rFonts w:ascii="Times New Roman" w:eastAsiaTheme="minorHAnsi" w:hAnsi="Times New Roman" w:cs="Times New Roman"/>
+          <w:b/>
+          <w:color w:val="auto"/>
+          <w:sz w:val="28"/>
+          <w:lang w:val="en-US"/>
+        </w:rPr>
+        <w:t xml:space="preserve"> </w:t>
+      </w:r>
+      <w:proofErr w:type="spellStart"/>
+      <w:r>
+        <w:rPr>
+          <w:rFonts w:ascii="Times New Roman" w:eastAsiaTheme="minorHAnsi" w:hAnsi="Times New Roman" w:cs="Times New Roman"/>
+          <w:b/>
+          <w:color w:val="auto"/>
+          <w:sz w:val="28"/>
+          <w:lang w:val="en-US"/>
+        </w:rPr>
+        <w:t>xarajatlari</w:t>
+      </w:r>
+      <w:proofErr w:type="spellEnd"/>
+      <w:r>
+        <w:rPr>
+          <w:rFonts w:ascii="Times New Roman" w:eastAsiaTheme="minorHAnsi" w:hAnsi="Times New Roman" w:cs="Times New Roman"/>
+          <w:b/>
+          <w:color w:val="auto"/>
+          <w:sz w:val="28"/>
+          <w:lang w:val="en-US"/>
+        </w:rPr>
+        <w:t>.</w:t>
+      </w:r>
+    </w:p>
+    <w:p>
+      <w:pPr>
+        <w:rPr>
           <w:noProof/>
           <w:lang w:val="en-US" w:bidi="ru-RU"/>
         </w:rPr>
@@ -16308,90 +17307,10 @@
           <w:lang w:val="en-US" w:bidi="ru-RU"/>
         </w:rPr>
       </w:pPr>
-    </w:p>
-    <w:p>
-      <w:pPr>
+      <w:r>
         <w:rPr>
           <w:noProof/>
           <w:lang w:val="en-US" w:bidi="ru-RU"/>
-        </w:rPr>
-      </w:pPr>
-    </w:p>
-    <w:p>
-      <w:pPr>
-        <w:rPr>
-          <w:noProof/>
-          <w:lang w:val="en-US" w:bidi="ru-RU"/>
-        </w:rPr>
-      </w:pPr>
-    </w:p>
-    <w:p>
-      <w:pPr>
-        <w:rPr>
-          <w:noProof/>
-          <w:lang w:val="en-US" w:bidi="ru-RU"/>
-        </w:rPr>
-      </w:pPr>
-    </w:p>
-    <w:p>
-      <w:pPr>
-        <w:rPr>
-          <w:noProof/>
-          <w:lang w:val="en-US" w:bidi="ru-RU"/>
-        </w:rPr>
-      </w:pPr>
-    </w:p>
-    <w:p>
-      <w:pPr>
-        <w:rPr>
-          <w:noProof/>
-          <w:lang w:val="en-US" w:bidi="ru-RU"/>
-        </w:rPr>
-      </w:pPr>
-    </w:p>
-    <w:p>
-      <w:pPr>
-        <w:rPr>
-          <w:noProof/>
-          <w:lang w:val="en-US" w:bidi="ru-RU"/>
-        </w:rPr>
-      </w:pPr>
-    </w:p>
-    <w:p>
-      <w:pPr>
-        <w:rPr>
-          <w:noProof/>
-          <w:lang w:val="en-US" w:bidi="ru-RU"/>
-        </w:rPr>
-      </w:pPr>
-    </w:p>
-    <w:p>
-      <w:pPr>
-        <w:rPr>
-          <w:noProof/>
-          <w:lang w:val="en-US" w:bidi="ru-RU"/>
-        </w:rPr>
-      </w:pPr>
-    </w:p>
-    <w:p>
-      <w:pPr>
-        <w:rPr>
-          <w:noProof/>
-          <w:lang w:val="en-US" w:bidi="ru-RU"/>
-        </w:rPr>
-      </w:pPr>
-    </w:p>
-    <w:p>
-      <w:pPr>
-        <w:rPr>
-          <w:noProof/>
-          <w:lang w:val="en-US" w:bidi="ru-RU"/>
-        </w:rPr>
-      </w:pPr>
-      <w:r>
-        <w:rPr>
-          <w:noProof/>
-          <w:lang w:bidi="ru-RU"/>
         </w:rPr>
         <w:br w:type="page"/>
       </w:r>
@@ -16496,126 +17415,81 @@
         <w:rPr>
           <w:rFonts w:ascii="Times New Roman" w:hAnsi="Times New Roman" w:cs="Times New Roman"/>
           <w:b/>
-          <w:noProof/>
           <w:color w:val="auto"/>
           <w:sz w:val="28"/>
-          <w:szCs w:val="28"/>
-          <w:lang w:val="en-US"/>
-        </w:rPr>
-      </w:pPr>
-      <w:r>
-        <w:rPr>
-          <w:rFonts w:ascii="Times New Roman" w:hAnsi="Times New Roman" w:cs="Times New Roman"/>
-          <w:b/>
-          <w:noProof/>
-          <w:color w:val="auto"/>
-          <w:sz w:val="28"/>
-          <w:szCs w:val="28"/>
-          <w:lang w:val="en-US"/>
-        </w:rPr>
-        <w:t>6.3.</w:t>
-      </w:r>
-      <w:r>
-        <w:rPr>
-          <w:rFonts w:ascii="Times New Roman" w:hAnsi="Times New Roman" w:cs="Times New Roman"/>
-          <w:b/>
-          <w:noProof/>
-          <w:color w:val="auto"/>
-          <w:sz w:val="28"/>
-          <w:szCs w:val="28"/>
-          <w:lang w:val="en-US"/>
-        </w:rPr>
-        <w:tab/>
-      </w:r>
-      <w:proofErr w:type="spellStart"/>
+          <w:lang w:val="uz-Cyrl-UZ"/>
+        </w:rPr>
+      </w:pPr>
       <w:r>
         <w:rPr>
           <w:rFonts w:ascii="Times New Roman" w:hAnsi="Times New Roman" w:cs="Times New Roman"/>
           <w:b/>
           <w:color w:val="auto"/>
-          <w:lang w:val="en-US"/>
-        </w:rPr>
-        <w:t>K</w:t>
+          <w:sz w:val="28"/>
+          <w:lang w:val="en-US"/>
+        </w:rPr>
+        <w:t>6</w:t>
       </w:r>
       <w:r>
         <w:rPr>
           <w:rFonts w:ascii="Times New Roman" w:hAnsi="Times New Roman" w:cs="Times New Roman"/>
           <w:b/>
           <w:color w:val="auto"/>
-          <w:lang w:val="en-US"/>
-        </w:rPr>
-        <w:t>ommunikatsi</w:t>
+          <w:sz w:val="28"/>
+          <w:lang w:val="uz-Cyrl-UZ"/>
+        </w:rPr>
+        <w:t>.3.</w:t>
       </w:r>
       <w:r>
         <w:rPr>
           <w:rFonts w:ascii="Times New Roman" w:hAnsi="Times New Roman" w:cs="Times New Roman"/>
           <w:b/>
           <w:color w:val="auto"/>
-          <w:lang w:val="en-US"/>
-        </w:rPr>
-        <w:t>ya</w:t>
-      </w:r>
-      <w:proofErr w:type="spellEnd"/>
+          <w:sz w:val="28"/>
+          <w:lang w:val="uz-Cyrl-UZ"/>
+        </w:rPr>
+        <w:tab/>
+      </w:r>
       <w:r>
         <w:rPr>
           <w:rFonts w:ascii="Times New Roman" w:hAnsi="Times New Roman" w:cs="Times New Roman"/>
           <w:b/>
           <w:color w:val="auto"/>
-          <w:lang w:val="en-US"/>
-        </w:rPr>
-        <w:t xml:space="preserve"> </w:t>
-      </w:r>
-      <w:proofErr w:type="spellStart"/>
+          <w:sz w:val="28"/>
+          <w:lang w:val="uz-Cyrl-UZ"/>
+        </w:rPr>
+        <w:t>K</w:t>
+      </w:r>
       <w:r>
         <w:rPr>
           <w:rFonts w:ascii="Times New Roman" w:hAnsi="Times New Roman" w:cs="Times New Roman"/>
           <w:b/>
           <w:color w:val="auto"/>
-          <w:lang w:val="en-US"/>
-        </w:rPr>
-        <w:t>va</w:t>
-      </w:r>
-      <w:proofErr w:type="spellEnd"/>
+          <w:sz w:val="28"/>
+          <w:lang w:val="uz-Cyrl-UZ"/>
+        </w:rPr>
+        <w:t>ommunikatsi</w:t>
+      </w:r>
       <w:r>
         <w:rPr>
           <w:rFonts w:ascii="Times New Roman" w:hAnsi="Times New Roman" w:cs="Times New Roman"/>
           <w:b/>
           <w:color w:val="auto"/>
-          <w:lang w:val="en-US"/>
-        </w:rPr>
-        <w:t xml:space="preserve"> </w:t>
-      </w:r>
-      <w:proofErr w:type="spellStart"/>
+          <w:sz w:val="28"/>
+          <w:lang w:val="uz-Cyrl-UZ"/>
+        </w:rPr>
+        <w:t xml:space="preserve">ya va infratuzilma </w:t>
+      </w:r>
       <w:r>
         <w:rPr>
           <w:rFonts w:ascii="Times New Roman" w:hAnsi="Times New Roman" w:cs="Times New Roman"/>
           <w:b/>
           <w:color w:val="auto"/>
-          <w:lang w:val="en-US"/>
-        </w:rPr>
-        <w:t>infratuzilma</w:t>
-      </w:r>
-      <w:proofErr w:type="spellEnd"/>
-      <w:r>
-        <w:rPr>
-          <w:rFonts w:ascii="Times New Roman" w:hAnsi="Times New Roman" w:cs="Times New Roman"/>
-          <w:b/>
-          <w:color w:val="auto"/>
-          <w:lang w:val="en-US"/>
-        </w:rPr>
-        <w:t xml:space="preserve"> </w:t>
-      </w:r>
-      <w:proofErr w:type="spellStart"/>
-      <w:r>
-        <w:rPr>
-          <w:rFonts w:ascii="Times New Roman" w:hAnsi="Times New Roman" w:cs="Times New Roman"/>
-          <w:b/>
-          <w:color w:val="auto"/>
-          <w:lang w:val="en-US"/>
+          <w:sz w:val="28"/>
+          <w:lang w:val="uz-Cyrl-UZ"/>
         </w:rPr>
         <w:t>xarajatlari</w:t>
       </w:r>
-      <w:proofErr w:type="spellEnd"/>
     </w:p>
     <w:p>
       <w:pPr>
@@ -16633,7 +17507,7 @@
           <w:color w:val="auto"/>
           <w:sz w:val="28"/>
           <w:szCs w:val="28"/>
-          <w:lang w:val="en-US"/>
+          <w:lang w:val="uz-Cyrl-UZ"/>
         </w:rPr>
       </w:pPr>
       <w:r>
@@ -16643,7 +17517,7 @@
           <w:color w:val="auto"/>
           <w:sz w:val="28"/>
           <w:szCs w:val="28"/>
-          <w:lang w:val="en-US"/>
+          <w:lang w:val="uz-Cyrl-UZ"/>
         </w:rPr>
         <w:t>Ma’lumki, xar bir ishlab chiqarish faoliyatida kommunikatsiya tizimlariga muxtojlik seziladi. Ayniqsa bugungi kunda zamonaviy texnologiyalar yordamida maxsulot ishlab chiqarishda kommunikatsiya tizimlariga talab nihoyatda katta bo‘lmoqda.</w:t>
       </w:r>
@@ -16664,7 +17538,7 @@
           <w:color w:val="auto"/>
           <w:sz w:val="28"/>
           <w:szCs w:val="28"/>
-          <w:lang w:val="en-US"/>
+          <w:lang w:val="uz-Cyrl-UZ"/>
         </w:rPr>
       </w:pPr>
       <w:r>
@@ -16674,30 +17548,60 @@
           <w:color w:val="auto"/>
           <w:sz w:val="28"/>
           <w:szCs w:val="28"/>
-          <w:lang w:val="en-US"/>
+          <w:lang w:val="uz-Cyrl-UZ"/>
         </w:rPr>
         <w:t>Quyidagi jadvalda Tadbirkor tomonidan amalga oshirilishi rejalashtirilayotgan loyiha bo‘yicha zaruriy kommunikatsiya tizimlari bo‘yicha ko‘rsatkichlar ko‘rsatib o‘tiladi.</w:t>
       </w:r>
     </w:p>
     <w:p>
       <w:pPr>
-        <w:jc w:val="center"/>
+        <w:ind w:firstLine="380"/>
         <w:rPr>
           <w:noProof/>
           <w:lang w:val="en-US" w:bidi="ru-RU"/>
         </w:rPr>
       </w:pPr>
-      <w:r>
-        <w:rPr>
-          <w:rFonts w:ascii="Times New Roman" w:eastAsia="Times New Roman" w:hAnsi="Times New Roman" w:cs="Times New Roman"/>
+      <w:proofErr w:type="gramStart"/>
+      <w:r>
+        <w:rPr>
+          <w:rFonts w:ascii="Times New Roman" w:hAnsi="Times New Roman" w:cs="Times New Roman"/>
           <w:b/>
-          <w:bCs/>
           <w:color w:val="auto"/>
           <w:sz w:val="28"/>
-          <w:szCs w:val="28"/>
-          <w:lang w:eastAsia="ru-RU"/>
-        </w:rPr>
-        <w:t>FOYDALANISH XARAJATLARI</w:t>
+          <w:lang w:val="en-US"/>
+        </w:rPr>
+        <w:t>8</w:t>
+      </w:r>
+      <w:r>
+        <w:rPr>
+          <w:rFonts w:ascii="Times New Roman" w:hAnsi="Times New Roman" w:cs="Times New Roman"/>
+          <w:b/>
+          <w:color w:val="auto"/>
+          <w:sz w:val="28"/>
+          <w:lang w:val="uz-Cyrl-UZ"/>
+        </w:rPr>
+        <w:t>-jadval.</w:t>
+      </w:r>
+      <w:proofErr w:type="gramEnd"/>
+      <w:r>
+        <w:rPr>
+          <w:rFonts w:ascii="Times New Roman" w:hAnsi="Times New Roman" w:cs="Times New Roman"/>
+          <w:b/>
+          <w:color w:val="auto"/>
+          <w:sz w:val="28"/>
+          <w:lang w:val="en-US"/>
+        </w:rPr>
+        <w:t xml:space="preserve"> </w:t>
+      </w:r>
+      <w:r>
+        <w:rPr>
+          <w:rFonts w:ascii="Times New Roman" w:hAnsi="Times New Roman" w:cs="Times New Roman"/>
+          <w:b/>
+          <w:color w:val="auto"/>
+          <w:sz w:val="28"/>
+          <w:lang w:val="uz-Cyrl-UZ"/>
+        </w:rPr>
+        <w:t>Kommunikatsiya va infratuzilma xarajatlari</w:t>
       </w:r>
     </w:p>
     <w:p>
@@ -16859,20 +17763,10 @@
           <w:lang w:val="en-US" w:bidi="ru-RU"/>
         </w:rPr>
       </w:pPr>
-    </w:p>
-    <w:p>
-      <w:pPr>
+      <w:r>
         <w:rPr>
           <w:noProof/>
           <w:lang w:val="en-US" w:bidi="ru-RU"/>
-        </w:rPr>
-      </w:pPr>
-      <w:bookmarkStart w:id="10" w:name="_GoBack"/>
-      <w:bookmarkEnd w:id="10"/>
-      <w:r>
-        <w:rPr>
-          <w:noProof/>
-          <w:lang w:bidi="ru-RU"/>
         </w:rPr>
         <w:br w:type="page"/>
       </w:r>
@@ -17743,7 +18637,7 @@
         <w:noProof/>
         <w:lang w:bidi="ru-RU"/>
       </w:rPr>
-      <w:t>16</w:t>
+      <w:t>13</w:t>
     </w:r>
     <w:r>
       <w:rPr>
@@ -22317,6 +23211,8 @@
     <w:rsidRoot w:val="00D25385"/>
     <w:rsid w:val="00140A28"/>
     <w:rsid w:val="00191200"/>
+    <w:rsid w:val="00196DF0"/>
+    <w:rsid w:val="001D1685"/>
     <w:rsid w:val="001D3B6F"/>
     <w:rsid w:val="00581286"/>
     <w:rsid w:val="00720525"/>
@@ -23797,7 +24693,7 @@
 </file>
 
 <file path=customXml/itemProps4.xml><?xml version="1.0" encoding="utf-8"?>
-<ds:datastoreItem xmlns:ds="http://schemas.openxmlformats.org/officeDocument/2006/customXml" ds:itemID="{26D2DA45-0E76-4D3A-A606-121E81D4B940}">
+<ds:datastoreItem xmlns:ds="http://schemas.openxmlformats.org/officeDocument/2006/customXml" ds:itemID="{E0E72C15-5515-4FB8-A89A-D8A8BC656C96}">
   <ds:schemaRefs>
     <ds:schemaRef ds:uri="http://schemas.openxmlformats.org/officeDocument/2006/bibliography"/>
   </ds:schemaRefs>

--- a/template.docx
+++ b/template.docx
@@ -16191,203 +16191,7 @@
     <w:p>
       <w:pPr>
         <w:spacing w:before="20" w:after="26"/>
-        <w:ind w:right="570" w:firstLine="340"/>
-        <w:rPr>
-          <w:rFonts w:ascii="Times New Roman" w:hAnsi="Times New Roman" w:cs="Times New Roman"/>
-          <w:b/>
-          <w:noProof/>
-          <w:color w:val="000000" w:themeColor="text1"/>
-          <w:sz w:val="28"/>
-          <w:szCs w:val="28"/>
-          <w:lang w:val="en-US"/>
-        </w:rPr>
-      </w:pPr>
-    </w:p>
-    <w:p>
-      <w:pPr>
-        <w:spacing w:before="20" w:after="26"/>
-        <w:ind w:right="570" w:firstLine="340"/>
-        <w:rPr>
-          <w:rFonts w:ascii="Times New Roman" w:hAnsi="Times New Roman" w:cs="Times New Roman"/>
-          <w:b/>
-          <w:noProof/>
-          <w:color w:val="000000" w:themeColor="text1"/>
-          <w:sz w:val="28"/>
-          <w:szCs w:val="28"/>
-          <w:lang w:val="en-US"/>
-        </w:rPr>
-      </w:pPr>
-    </w:p>
-    <w:p>
-      <w:pPr>
-        <w:spacing w:before="20" w:after="26"/>
-        <w:ind w:right="570" w:firstLine="340"/>
-        <w:rPr>
-          <w:rFonts w:ascii="Times New Roman" w:hAnsi="Times New Roman" w:cs="Times New Roman"/>
-          <w:b/>
-          <w:noProof/>
-          <w:color w:val="000000" w:themeColor="text1"/>
-          <w:sz w:val="28"/>
-          <w:szCs w:val="28"/>
-          <w:lang w:val="en-US"/>
-        </w:rPr>
-      </w:pPr>
-    </w:p>
-    <w:p>
-      <w:pPr>
-        <w:spacing w:before="20" w:after="26"/>
-        <w:ind w:right="570" w:firstLine="340"/>
-        <w:rPr>
-          <w:rFonts w:ascii="Times New Roman" w:hAnsi="Times New Roman" w:cs="Times New Roman"/>
-          <w:b/>
-          <w:noProof/>
-          <w:color w:val="000000" w:themeColor="text1"/>
-          <w:sz w:val="28"/>
-          <w:szCs w:val="28"/>
-          <w:lang w:val="en-US"/>
-        </w:rPr>
-      </w:pPr>
-    </w:p>
-    <w:p>
-      <w:pPr>
-        <w:spacing w:before="20" w:after="26"/>
-        <w:ind w:right="570" w:firstLine="340"/>
-        <w:rPr>
-          <w:rFonts w:ascii="Times New Roman" w:hAnsi="Times New Roman" w:cs="Times New Roman"/>
-          <w:b/>
-          <w:noProof/>
-          <w:color w:val="000000" w:themeColor="text1"/>
-          <w:sz w:val="28"/>
-          <w:szCs w:val="28"/>
-          <w:lang w:val="en-US"/>
-        </w:rPr>
-      </w:pPr>
-    </w:p>
-    <w:p>
-      <w:pPr>
-        <w:spacing w:before="20" w:after="26"/>
-        <w:ind w:right="570" w:firstLine="340"/>
-        <w:rPr>
-          <w:rFonts w:ascii="Times New Roman" w:hAnsi="Times New Roman" w:cs="Times New Roman"/>
-          <w:b/>
-          <w:noProof/>
-          <w:color w:val="000000" w:themeColor="text1"/>
-          <w:sz w:val="28"/>
-          <w:szCs w:val="28"/>
-          <w:lang w:val="en-US"/>
-        </w:rPr>
-      </w:pPr>
-    </w:p>
-    <w:p>
-      <w:pPr>
-        <w:spacing w:before="20" w:after="26"/>
-        <w:ind w:right="570" w:firstLine="340"/>
-        <w:rPr>
-          <w:rFonts w:ascii="Times New Roman" w:hAnsi="Times New Roman" w:cs="Times New Roman"/>
-          <w:b/>
-          <w:noProof/>
-          <w:color w:val="000000" w:themeColor="text1"/>
-          <w:sz w:val="28"/>
-          <w:szCs w:val="28"/>
-          <w:lang w:val="en-US"/>
-        </w:rPr>
-      </w:pPr>
-    </w:p>
-    <w:p>
-      <w:pPr>
-        <w:spacing w:before="20" w:after="26"/>
-        <w:ind w:right="570" w:firstLine="340"/>
-        <w:rPr>
-          <w:rFonts w:ascii="Times New Roman" w:hAnsi="Times New Roman" w:cs="Times New Roman"/>
-          <w:b/>
-          <w:color w:val="auto"/>
-          <w:sz w:val="20"/>
-          <w:lang w:val="en-US"/>
-        </w:rPr>
-      </w:pPr>
-    </w:p>
-    <w:p>
-      <w:pPr>
-        <w:spacing w:before="20" w:after="26"/>
-        <w:ind w:right="570" w:firstLine="340"/>
-        <w:rPr>
-          <w:rFonts w:ascii="Times New Roman" w:hAnsi="Times New Roman" w:cs="Times New Roman"/>
-          <w:b/>
-          <w:color w:val="auto"/>
-          <w:sz w:val="20"/>
-          <w:lang w:val="en-US"/>
-        </w:rPr>
-      </w:pPr>
-    </w:p>
-    <w:p>
-      <w:pPr>
-        <w:spacing w:before="20" w:after="26"/>
-        <w:ind w:right="570" w:firstLine="340"/>
-        <w:rPr>
-          <w:rFonts w:ascii="Times New Roman" w:hAnsi="Times New Roman" w:cs="Times New Roman"/>
-          <w:b/>
-          <w:color w:val="auto"/>
-          <w:sz w:val="20"/>
-          <w:lang w:val="en-US"/>
-        </w:rPr>
-      </w:pPr>
-    </w:p>
-    <w:p>
-      <w:pPr>
-        <w:spacing w:before="20" w:after="26"/>
-        <w:ind w:right="570" w:firstLine="340"/>
-        <w:rPr>
-          <w:rFonts w:ascii="Times New Roman" w:hAnsi="Times New Roman" w:cs="Times New Roman"/>
-          <w:b/>
-          <w:color w:val="auto"/>
-          <w:sz w:val="20"/>
-          <w:lang w:val="en-US"/>
-        </w:rPr>
-      </w:pPr>
-    </w:p>
-    <w:p>
-      <w:pPr>
-        <w:spacing w:before="20" w:after="26"/>
-        <w:ind w:right="570" w:firstLine="340"/>
-        <w:rPr>
-          <w:rFonts w:ascii="Times New Roman" w:hAnsi="Times New Roman" w:cs="Times New Roman"/>
-          <w:b/>
-          <w:color w:val="auto"/>
-          <w:sz w:val="20"/>
-          <w:lang w:val="en-US"/>
-        </w:rPr>
-      </w:pPr>
-    </w:p>
-    <w:p>
-      <w:pPr>
-        <w:spacing w:before="20" w:after="26"/>
-        <w:ind w:right="570" w:firstLine="340"/>
-        <w:rPr>
-          <w:rFonts w:ascii="Times New Roman" w:hAnsi="Times New Roman" w:cs="Times New Roman"/>
-          <w:b/>
-          <w:color w:val="auto"/>
-          <w:sz w:val="20"/>
-          <w:lang w:val="en-US"/>
-        </w:rPr>
-      </w:pPr>
-    </w:p>
-    <w:p>
-      <w:pPr>
-        <w:spacing w:before="20" w:after="26"/>
-        <w:ind w:right="570" w:firstLine="340"/>
-        <w:rPr>
-          <w:rFonts w:ascii="Times New Roman" w:hAnsi="Times New Roman" w:cs="Times New Roman"/>
-          <w:b/>
-          <w:color w:val="auto"/>
-          <w:sz w:val="20"/>
-          <w:lang w:val="en-US"/>
-        </w:rPr>
-      </w:pPr>
-    </w:p>
-    <w:p>
-      <w:pPr>
-        <w:spacing w:before="20" w:after="26"/>
-        <w:ind w:right="570" w:firstLine="340"/>
+        <w:ind w:right="570"/>
         <w:rPr>
           <w:rFonts w:ascii="Times New Roman" w:hAnsi="Times New Roman" w:cs="Times New Roman"/>
           <w:b/>
@@ -16636,80 +16440,11 @@
     </w:p>
     <w:p>
       <w:pPr>
-        <w:jc w:val="both"/>
-        <w:rPr>
-          <w:rFonts w:ascii="Times New Roman" w:hAnsi="Times New Roman" w:cs="Times New Roman"/>
-          <w:b/>
+        <w:rPr>
+          <w:rFonts w:ascii="Times New Roman" w:hAnsi="Times New Roman" w:cs="Times New Roman"/>
           <w:color w:val="auto"/>
-          <w:sz w:val="22"/>
-          <w:szCs w:val="28"/>
-          <w:lang w:val="en-US"/>
-        </w:rPr>
-      </w:pPr>
-    </w:p>
-    <w:p>
-      <w:pPr>
-        <w:rPr>
-          <w:noProof/>
-          <w:lang w:val="en-US" w:bidi="ru-RU"/>
-        </w:rPr>
-      </w:pPr>
-    </w:p>
-    <w:p>
-      <w:pPr>
-        <w:rPr>
-          <w:noProof/>
-          <w:lang w:val="en-US" w:bidi="ru-RU"/>
-        </w:rPr>
-      </w:pPr>
-    </w:p>
-    <w:p>
-      <w:pPr>
-        <w:rPr>
-          <w:noProof/>
-          <w:lang w:val="en-US" w:bidi="ru-RU"/>
-        </w:rPr>
-      </w:pPr>
-    </w:p>
-    <w:p>
-      <w:pPr>
-        <w:rPr>
-          <w:noProof/>
-          <w:lang w:val="en-US" w:bidi="ru-RU"/>
-        </w:rPr>
-      </w:pPr>
-    </w:p>
-    <w:p>
-      <w:pPr>
-        <w:rPr>
-          <w:noProof/>
-          <w:lang w:val="en-US" w:bidi="ru-RU"/>
-        </w:rPr>
-      </w:pPr>
-    </w:p>
-    <w:p>
-      <w:pPr>
-        <w:rPr>
-          <w:noProof/>
-          <w:lang w:val="en-US" w:bidi="ru-RU"/>
-        </w:rPr>
-      </w:pPr>
-    </w:p>
-    <w:p>
-      <w:pPr>
-        <w:rPr>
-          <w:noProof/>
-          <w:lang w:val="en-US" w:bidi="ru-RU"/>
-        </w:rPr>
-      </w:pPr>
-    </w:p>
-    <w:p>
-      <w:pPr>
-        <w:rPr>
-          <w:rFonts w:ascii="Times New Roman" w:hAnsi="Times New Roman" w:cs="Times New Roman"/>
-          <w:color w:val="auto"/>
-          <w:sz w:val="28"/>
-          <w:lang w:val="uz-Cyrl-UZ"/>
+          <w:sz w:val="28"/>
+          <w:lang w:val="en-US"/>
         </w:rPr>
       </w:pPr>
     </w:p>
@@ -17101,8 +16836,6 @@
         </w:rPr>
         <w:t xml:space="preserve"> </w:t>
       </w:r>
-      <w:bookmarkStart w:id="10" w:name="_GoBack"/>
-      <w:bookmarkEnd w:id="10"/>
       <w:proofErr w:type="spellStart"/>
       <w:r>
         <w:rPr>
@@ -17148,6 +16881,7 @@
         <w:t xml:space="preserve"> </w:t>
       </w:r>
       <w:proofErr w:type="spellStart"/>
+      <w:proofErr w:type="gramStart"/>
       <w:r>
         <w:rPr>
           <w:rFonts w:ascii="Times New Roman" w:eastAsiaTheme="minorHAnsi" w:hAnsi="Times New Roman" w:cs="Times New Roman"/>
@@ -17159,6 +16893,7 @@
         <w:t>va</w:t>
       </w:r>
       <w:proofErr w:type="spellEnd"/>
+      <w:proofErr w:type="gramEnd"/>
       <w:r>
         <w:rPr>
           <w:rFonts w:ascii="Times New Roman" w:eastAsiaTheme="minorHAnsi" w:hAnsi="Times New Roman" w:cs="Times New Roman"/>
@@ -17235,62 +16970,6 @@
         </w:rPr>
         <w:t>.</w:t>
       </w:r>
-    </w:p>
-    <w:p>
-      <w:pPr>
-        <w:rPr>
-          <w:noProof/>
-          <w:lang w:val="en-US" w:bidi="ru-RU"/>
-        </w:rPr>
-      </w:pPr>
-    </w:p>
-    <w:p>
-      <w:pPr>
-        <w:rPr>
-          <w:noProof/>
-          <w:lang w:val="en-US" w:bidi="ru-RU"/>
-        </w:rPr>
-      </w:pPr>
-    </w:p>
-    <w:p>
-      <w:pPr>
-        <w:rPr>
-          <w:noProof/>
-          <w:lang w:val="en-US" w:bidi="ru-RU"/>
-        </w:rPr>
-      </w:pPr>
-    </w:p>
-    <w:p>
-      <w:pPr>
-        <w:rPr>
-          <w:noProof/>
-          <w:lang w:val="en-US" w:bidi="ru-RU"/>
-        </w:rPr>
-      </w:pPr>
-    </w:p>
-    <w:p>
-      <w:pPr>
-        <w:rPr>
-          <w:noProof/>
-          <w:lang w:val="en-US" w:bidi="ru-RU"/>
-        </w:rPr>
-      </w:pPr>
-    </w:p>
-    <w:p>
-      <w:pPr>
-        <w:rPr>
-          <w:noProof/>
-          <w:lang w:val="en-US" w:bidi="ru-RU"/>
-        </w:rPr>
-      </w:pPr>
-    </w:p>
-    <w:p>
-      <w:pPr>
-        <w:rPr>
-          <w:noProof/>
-          <w:lang w:val="en-US" w:bidi="ru-RU"/>
-        </w:rPr>
-      </w:pPr>
     </w:p>
     <w:p>
       <w:pPr>
@@ -17619,150 +17298,6 @@
           <w:lang w:val="en-US" w:bidi="ru-RU"/>
         </w:rPr>
       </w:pPr>
-    </w:p>
-    <w:p>
-      <w:pPr>
-        <w:rPr>
-          <w:noProof/>
-          <w:lang w:val="en-US" w:bidi="ru-RU"/>
-        </w:rPr>
-      </w:pPr>
-    </w:p>
-    <w:p>
-      <w:pPr>
-        <w:rPr>
-          <w:noProof/>
-          <w:lang w:val="en-US" w:bidi="ru-RU"/>
-        </w:rPr>
-      </w:pPr>
-    </w:p>
-    <w:p>
-      <w:pPr>
-        <w:rPr>
-          <w:noProof/>
-          <w:lang w:val="en-US" w:bidi="ru-RU"/>
-        </w:rPr>
-      </w:pPr>
-    </w:p>
-    <w:p>
-      <w:pPr>
-        <w:rPr>
-          <w:noProof/>
-          <w:lang w:val="en-US" w:bidi="ru-RU"/>
-        </w:rPr>
-      </w:pPr>
-    </w:p>
-    <w:p>
-      <w:pPr>
-        <w:rPr>
-          <w:noProof/>
-          <w:lang w:val="en-US" w:bidi="ru-RU"/>
-        </w:rPr>
-      </w:pPr>
-    </w:p>
-    <w:p>
-      <w:pPr>
-        <w:rPr>
-          <w:noProof/>
-          <w:lang w:val="en-US" w:bidi="ru-RU"/>
-        </w:rPr>
-      </w:pPr>
-    </w:p>
-    <w:p>
-      <w:pPr>
-        <w:rPr>
-          <w:noProof/>
-          <w:lang w:val="en-US" w:bidi="ru-RU"/>
-        </w:rPr>
-      </w:pPr>
-    </w:p>
-    <w:p>
-      <w:pPr>
-        <w:rPr>
-          <w:noProof/>
-          <w:lang w:val="en-US" w:bidi="ru-RU"/>
-        </w:rPr>
-      </w:pPr>
-    </w:p>
-    <w:p>
-      <w:pPr>
-        <w:rPr>
-          <w:noProof/>
-          <w:lang w:val="en-US" w:bidi="ru-RU"/>
-        </w:rPr>
-      </w:pPr>
-    </w:p>
-    <w:p>
-      <w:pPr>
-        <w:rPr>
-          <w:noProof/>
-          <w:lang w:val="en-US" w:bidi="ru-RU"/>
-        </w:rPr>
-      </w:pPr>
-    </w:p>
-    <w:p>
-      <w:pPr>
-        <w:rPr>
-          <w:noProof/>
-          <w:lang w:val="en-US" w:bidi="ru-RU"/>
-        </w:rPr>
-      </w:pPr>
-    </w:p>
-    <w:p>
-      <w:pPr>
-        <w:rPr>
-          <w:noProof/>
-          <w:lang w:val="en-US" w:bidi="ru-RU"/>
-        </w:rPr>
-      </w:pPr>
-    </w:p>
-    <w:p>
-      <w:pPr>
-        <w:rPr>
-          <w:noProof/>
-          <w:lang w:val="en-US" w:bidi="ru-RU"/>
-        </w:rPr>
-      </w:pPr>
-    </w:p>
-    <w:p>
-      <w:pPr>
-        <w:rPr>
-          <w:noProof/>
-          <w:lang w:val="en-US" w:bidi="ru-RU"/>
-        </w:rPr>
-      </w:pPr>
-    </w:p>
-    <w:p>
-      <w:pPr>
-        <w:rPr>
-          <w:noProof/>
-          <w:lang w:val="en-US" w:bidi="ru-RU"/>
-        </w:rPr>
-      </w:pPr>
-    </w:p>
-    <w:p>
-      <w:pPr>
-        <w:rPr>
-          <w:noProof/>
-          <w:lang w:val="en-US" w:bidi="ru-RU"/>
-        </w:rPr>
-      </w:pPr>
-    </w:p>
-    <w:p>
-      <w:pPr>
-        <w:rPr>
-          <w:noProof/>
-          <w:lang w:val="en-US" w:bidi="ru-RU"/>
-        </w:rPr>
-      </w:pPr>
-    </w:p>
-    <w:p>
-      <w:pPr>
-        <w:rPr>
-          <w:noProof/>
-          <w:lang w:val="en-US" w:bidi="ru-RU"/>
-        </w:rPr>
-      </w:pPr>
       <w:r>
         <w:rPr>
           <w:noProof/>
@@ -18168,7 +17703,6 @@
           <w:ilvl w:val="0"/>
           <w:numId w:val="0"/>
         </w:numPr>
-        <w:ind w:left="340"/>
         <w:rPr>
           <w:rFonts w:ascii="Times New Roman" w:hAnsi="Times New Roman" w:cs="Times New Roman"/>
           <w:noProof/>
@@ -18178,24 +17712,8 @@
           <w:lang w:val="en-US"/>
         </w:rPr>
       </w:pPr>
-    </w:p>
-    <w:p>
-      <w:pPr>
-        <w:pStyle w:val="a"/>
-        <w:numPr>
-          <w:ilvl w:val="0"/>
-          <w:numId w:val="0"/>
-        </w:numPr>
-        <w:ind w:left="340"/>
-        <w:rPr>
-          <w:rFonts w:ascii="Times New Roman" w:hAnsi="Times New Roman" w:cs="Times New Roman"/>
-          <w:noProof/>
-          <w:color w:val="auto"/>
-          <w:sz w:val="28"/>
-          <w:szCs w:val="28"/>
-          <w:lang w:val="en-US"/>
-        </w:rPr>
-      </w:pPr>
+      <w:bookmarkStart w:id="10" w:name="_GoBack"/>
+      <w:bookmarkEnd w:id="10"/>
     </w:p>
     <w:p>
       <w:pPr>
@@ -18637,7 +18155,7 @@
         <w:noProof/>
         <w:lang w:bidi="ru-RU"/>
       </w:rPr>
-      <w:t>13</w:t>
+      <w:t>15</w:t>
     </w:r>
     <w:r>
       <w:rPr>
@@ -18887,7 +18405,7 @@
               <wp:docPr id="1" name="Текстовое поле 2">
                 <a:extLst xmlns:a="http://schemas.openxmlformats.org/drawingml/2006/main">
                   <a:ext uri="{C183D7F6-B498-43B3-948B-1728B52AA6E4}">
-                    <adec:decorative xmlns:adec="http://schemas.microsoft.com/office/drawing/2017/decorative" xmlns:w16se="http://schemas.microsoft.com/office/word/2015/wordml/symex" xmlns:w16sdtdh="http://schemas.microsoft.com/office/word/2020/wordml/sdtdatahash" xmlns:w16="http://schemas.microsoft.com/office/word/2018/wordml" xmlns:w16cid="http://schemas.microsoft.com/office/word/2016/wordml/cid" xmlns:w16cex="http://schemas.microsoft.com/office/word/2018/wordml/cex" xmlns:w15="http://schemas.microsoft.com/office/word/2012/wordml" xmlns:w="http://schemas.openxmlformats.org/wordprocessingml/2006/main" xmlns:w10="urn:schemas-microsoft-com:office:word" xmlns:v="urn:schemas-microsoft-com:vml" xmlns:o="urn:schemas-microsoft-com:office:office" xmlns:am3d="http://schemas.microsoft.com/office/drawing/2017/model3d" xmlns:aink="http://schemas.microsoft.com/office/drawing/2016/ink" xmlns:cx8="http://schemas.microsoft.com/office/drawing/2016/5/14/chartex" xmlns:cx7="http://schemas.microsoft.com/office/drawing/2016/5/13/chartex" xmlns:cx6="http://schemas.microsoft.com/office/drawing/2016/5/12/chartex" xmlns:cx5="http://schemas.microsoft.com/office/drawing/2016/5/11/chartex" xmlns:cx4="http://schemas.microsoft.com/office/drawing/2016/5/10/chartex" xmlns:cx3="http://schemas.microsoft.com/office/drawing/2016/5/9/chartex" xmlns:cx2="http://schemas.microsoft.com/office/drawing/2015/10/21/chartex" xmlns:cx1="http://schemas.microsoft.com/office/drawing/2015/9/8/chartex" xmlns:cx="http://schemas.microsoft.com/office/drawing/2014/chartex" xmlns="" val="1"/>
+                    <adec:decorative xmlns="" xmlns:cx="http://schemas.microsoft.com/office/drawing/2014/chartex" xmlns:cx1="http://schemas.microsoft.com/office/drawing/2015/9/8/chartex" xmlns:cx2="http://schemas.microsoft.com/office/drawing/2015/10/21/chartex" xmlns:cx3="http://schemas.microsoft.com/office/drawing/2016/5/9/chartex" xmlns:cx4="http://schemas.microsoft.com/office/drawing/2016/5/10/chartex" xmlns:cx5="http://schemas.microsoft.com/office/drawing/2016/5/11/chartex" xmlns:cx6="http://schemas.microsoft.com/office/drawing/2016/5/12/chartex" xmlns:cx7="http://schemas.microsoft.com/office/drawing/2016/5/13/chartex" xmlns:cx8="http://schemas.microsoft.com/office/drawing/2016/5/14/chartex" xmlns:aink="http://schemas.microsoft.com/office/drawing/2016/ink" xmlns:am3d="http://schemas.microsoft.com/office/drawing/2017/model3d" xmlns:o="urn:schemas-microsoft-com:office:office" xmlns:v="urn:schemas-microsoft-com:vml" xmlns:w10="urn:schemas-microsoft-com:office:word" xmlns:w="http://schemas.openxmlformats.org/wordprocessingml/2006/main" xmlns:w15="http://schemas.microsoft.com/office/word/2012/wordml" xmlns:w16cex="http://schemas.microsoft.com/office/word/2018/wordml/cex" xmlns:w16cid="http://schemas.microsoft.com/office/word/2016/wordml/cid" xmlns:w16="http://schemas.microsoft.com/office/word/2018/wordml" xmlns:w16sdtdh="http://schemas.microsoft.com/office/word/2020/wordml/sdtdatahash" xmlns:w16se="http://schemas.microsoft.com/office/word/2015/wordml/symex" xmlns:adec="http://schemas.microsoft.com/office/drawing/2017/decorative" val="1"/>
                   </a:ext>
                 </a:extLst>
               </wp:docPr>
@@ -23214,6 +22732,7 @@
     <w:rsid w:val="00196DF0"/>
     <w:rsid w:val="001D1685"/>
     <w:rsid w:val="001D3B6F"/>
+    <w:rsid w:val="00370437"/>
     <w:rsid w:val="00581286"/>
     <w:rsid w:val="00720525"/>
     <w:rsid w:val="009537DB"/>
@@ -24417,19 +23936,18 @@
   <a:extraClrSchemeLst/>
   <a:extLst>
     <a:ext uri="{05A4C25C-085E-4340-85A3-A5531E510DB2}">
-      <thm15:themeFamily xmlns:thm15="http://schemas.microsoft.com/office/thememl/2012/main" xmlns="" name="Office Theme" id="{62F939B6-93AF-4DB8-9C6B-D6C7DFDC589F}" vid="{4A3C46E8-61CC-4603-A589-7422A47A8E4A}"/>
+      <thm15:themeFamily xmlns="" xmlns:thm15="http://schemas.microsoft.com/office/thememl/2012/main" name="Office Theme" id="{62F939B6-93AF-4DB8-9C6B-D6C7DFDC589F}" vid="{4A3C46E8-61CC-4603-A589-7422A47A8E4A}"/>
     </a:ext>
   </a:extLst>
 </a:theme>
 </file>
 
 <file path=customXml/item1.xml><?xml version="1.0" encoding="utf-8"?>
-<?mso-contentType ?>
-<FormTemplates xmlns="http://schemas.microsoft.com/sharepoint/v3/contenttype/forms">
-  <Display>DocumentLibraryForm</Display>
-  <Edit>DocumentLibraryForm</Edit>
-  <New>DocumentLibraryForm</New>
-</FormTemplates>
+<p:properties xmlns:p="http://schemas.microsoft.com/office/2006/metadata/properties" xmlns:xsi="http://www.w3.org/2001/XMLSchema-instance" xmlns:pc="http://schemas.microsoft.com/office/infopath/2007/PartnerControls">
+  <documentManagement>
+    <MediaServiceKeyPoints xmlns="71af3243-3dd4-4a8d-8c0d-dd76da1f02a5" xsi:nil="true"/>
+  </documentManagement>
+</p:properties>
 </file>
 
 <file path=customXml/item2.xml><?xml version="1.0" encoding="utf-8"?>
@@ -24644,11 +24162,12 @@
 </file>
 
 <file path=customXml/item3.xml><?xml version="1.0" encoding="utf-8"?>
-<p:properties xmlns:p="http://schemas.microsoft.com/office/2006/metadata/properties" xmlns:xsi="http://www.w3.org/2001/XMLSchema-instance" xmlns:pc="http://schemas.microsoft.com/office/infopath/2007/PartnerControls">
-  <documentManagement>
-    <MediaServiceKeyPoints xmlns="71af3243-3dd4-4a8d-8c0d-dd76da1f02a5" xsi:nil="true"/>
-  </documentManagement>
-</p:properties>
+<?mso-contentType ?>
+<FormTemplates xmlns="http://schemas.microsoft.com/sharepoint/v3/contenttype/forms">
+  <Display>DocumentLibraryForm</Display>
+  <Edit>DocumentLibraryForm</Edit>
+  <New>DocumentLibraryForm</New>
+</FormTemplates>
 </file>
 
 <file path=customXml/item4.xml><?xml version="1.0" encoding="utf-8"?>
@@ -24656,9 +24175,11 @@
 </file>
 
 <file path=customXml/itemProps1.xml><?xml version="1.0" encoding="utf-8"?>
-<ds:datastoreItem xmlns:ds="http://schemas.openxmlformats.org/officeDocument/2006/customXml" ds:itemID="{80543BF8-D561-4553-B76A-95AA02A274ED}">
+<ds:datastoreItem xmlns:ds="http://schemas.openxmlformats.org/officeDocument/2006/customXml" ds:itemID="{9BC05FCB-AF85-478F-9500-21308C89FBAD}">
   <ds:schemaRefs>
-    <ds:schemaRef ds:uri="http://schemas.microsoft.com/sharepoint/v3/contenttype/forms"/>
+    <ds:schemaRef ds:uri="http://schemas.microsoft.com/office/2006/metadata/properties"/>
+    <ds:schemaRef ds:uri="http://schemas.microsoft.com/office/infopath/2007/PartnerControls"/>
+    <ds:schemaRef ds:uri="71af3243-3dd4-4a8d-8c0d-dd76da1f02a5"/>
   </ds:schemaRefs>
 </ds:datastoreItem>
 </file>
@@ -24683,17 +24204,15 @@
 </file>
 
 <file path=customXml/itemProps3.xml><?xml version="1.0" encoding="utf-8"?>
-<ds:datastoreItem xmlns:ds="http://schemas.openxmlformats.org/officeDocument/2006/customXml" ds:itemID="{9BC05FCB-AF85-478F-9500-21308C89FBAD}">
+<ds:datastoreItem xmlns:ds="http://schemas.openxmlformats.org/officeDocument/2006/customXml" ds:itemID="{80543BF8-D561-4553-B76A-95AA02A274ED}">
   <ds:schemaRefs>
-    <ds:schemaRef ds:uri="http://schemas.microsoft.com/office/2006/metadata/properties"/>
-    <ds:schemaRef ds:uri="http://schemas.microsoft.com/office/infopath/2007/PartnerControls"/>
-    <ds:schemaRef ds:uri="71af3243-3dd4-4a8d-8c0d-dd76da1f02a5"/>
+    <ds:schemaRef ds:uri="http://schemas.microsoft.com/sharepoint/v3/contenttype/forms"/>
   </ds:schemaRefs>
 </ds:datastoreItem>
 </file>
 
 <file path=customXml/itemProps4.xml><?xml version="1.0" encoding="utf-8"?>
-<ds:datastoreItem xmlns:ds="http://schemas.openxmlformats.org/officeDocument/2006/customXml" ds:itemID="{E0E72C15-5515-4FB8-A89A-D8A8BC656C96}">
+<ds:datastoreItem xmlns:ds="http://schemas.openxmlformats.org/officeDocument/2006/customXml" ds:itemID="{B9AAA764-5019-4407-8D46-C514C2034BB0}">
   <ds:schemaRefs>
     <ds:schemaRef ds:uri="http://schemas.openxmlformats.org/officeDocument/2006/bibliography"/>
   </ds:schemaRefs>

--- a/template.docx
+++ b/template.docx
@@ -6538,14 +6538,8 @@
                 <w:lang w:val="uz-Cyrl-UZ"/>
               </w:rPr>
             </w:pPr>
-            <w:r>
-              <w:rPr>
-                <w:rFonts w:ascii="Times New Roman" w:hAnsi="Times New Roman" w:cs="Times New Roman"/>
-                <w:color w:val="auto"/>
-                <w:lang w:val="uz-Cyrl-UZ"/>
-              </w:rPr>
-              <w:t>{{pasport}}</w:t>
-            </w:r>
+            <w:bookmarkStart w:id="6" w:name="_GoBack"/>
+            <w:bookmarkEnd w:id="6"/>
           </w:p>
         </w:tc>
       </w:tr>
@@ -6651,7 +6645,7 @@
                 <w:color w:val="auto"/>
                 <w:lang w:val="uz-Cyrl-UZ"/>
               </w:rPr>
-              <w:t>{{berilgan_vaqti}}</w:t>
+              <w:t>___________</w:t>
             </w:r>
             <w:r>
               <w:rPr>
@@ -6681,17 +6675,9 @@
               <w:rPr>
                 <w:rFonts w:ascii="Times New Roman" w:hAnsi="Times New Roman" w:cs="Times New Roman"/>
                 <w:color w:val="auto"/>
-                <w:lang w:val="uz-Cyrl-UZ"/>
-              </w:rPr>
-              <w:t>{{manzil}}</w:t>
-            </w:r>
-            <w:r>
-              <w:rPr>
-                <w:rFonts w:ascii="Times New Roman" w:hAnsi="Times New Roman" w:cs="Times New Roman"/>
-                <w:color w:val="auto"/>
-                <w:lang w:val="uz-Cyrl-UZ"/>
-              </w:rPr>
-              <w:t xml:space="preserve"> </w:t>
+                <w:lang w:val="en-US"/>
+              </w:rPr>
+              <w:t xml:space="preserve">___________ </w:t>
             </w:r>
             <w:r>
               <w:rPr>
@@ -8846,7 +8832,7 @@
         </w:rPr>
         <w:t xml:space="preserve"> </w:t>
       </w:r>
-      <w:bookmarkStart w:id="6" w:name="bookmark12"/>
+      <w:bookmarkStart w:id="7" w:name="bookmark12"/>
     </w:p>
     <w:p>
       <w:pPr>
@@ -8893,7 +8879,7 @@
         <w:lastRenderedPageBreak/>
         <w:t>Bozorlarning joylashishi, bozor segmentatsiyasi</w:t>
       </w:r>
-      <w:bookmarkEnd w:id="6"/>
+      <w:bookmarkEnd w:id="7"/>
     </w:p>
     <w:p>
       <w:pPr>
@@ -14180,7 +14166,7 @@
           <w:lang w:val="en-US"/>
         </w:rPr>
       </w:pPr>
-      <w:bookmarkStart w:id="7" w:name="_Hlk224051815"/>
+      <w:bookmarkStart w:id="8" w:name="_Hlk224051815"/>
       <w:r>
         <w:rPr>
           <w:rFonts w:ascii="Times New Roman" w:eastAsiaTheme="majorEastAsia" w:hAnsi="Times New Roman" w:cs="Times New Roman"/>
@@ -14261,8 +14247,8 @@
           <w:lang w:val="en-US"/>
         </w:rPr>
       </w:pPr>
-      <w:bookmarkStart w:id="8" w:name="bookmark32"/>
-      <w:bookmarkEnd w:id="7"/>
+      <w:bookmarkStart w:id="9" w:name="bookmark32"/>
+      <w:bookmarkEnd w:id="8"/>
       <w:r>
         <w:rPr>
           <w:color w:val="000000"/>
@@ -14315,7 +14301,7 @@
         </w:rPr>
         <w:t>ta'siri</w:t>
       </w:r>
-      <w:bookmarkEnd w:id="8"/>
+      <w:bookmarkEnd w:id="9"/>
       <w:proofErr w:type="spellEnd"/>
     </w:p>
     <w:p>
@@ -14693,7 +14679,7 @@
           <w:lang w:val="bg-BG"/>
         </w:rPr>
       </w:pPr>
-      <w:bookmarkStart w:id="9" w:name="_Hlk224051951"/>
+      <w:bookmarkStart w:id="10" w:name="_Hlk224051951"/>
       <w:r>
         <w:rPr>
           <w:rFonts w:ascii="Times New Roman" w:eastAsiaTheme="majorEastAsia" w:hAnsi="Times New Roman" w:cs="Times New Roman"/>
@@ -14813,7 +14799,7 @@
         <w:t>rejasi</w:t>
       </w:r>
     </w:p>
-    <w:bookmarkEnd w:id="9"/>
+    <w:bookmarkEnd w:id="10"/>
     <w:p>
       <w:pPr>
         <w:pStyle w:val="a"/>
@@ -17712,8 +17698,6 @@
           <w:lang w:val="en-US"/>
         </w:rPr>
       </w:pPr>
-      <w:bookmarkStart w:id="10" w:name="_GoBack"/>
-      <w:bookmarkEnd w:id="10"/>
     </w:p>
     <w:p>
       <w:pPr>
@@ -18155,7 +18139,7 @@
         <w:noProof/>
         <w:lang w:bidi="ru-RU"/>
       </w:rPr>
-      <w:t>15</w:t>
+      <w:t>4</w:t>
     </w:r>
     <w:r>
       <w:rPr>
@@ -18405,7 +18389,7 @@
               <wp:docPr id="1" name="Текстовое поле 2">
                 <a:extLst xmlns:a="http://schemas.openxmlformats.org/drawingml/2006/main">
                   <a:ext uri="{C183D7F6-B498-43B3-948B-1728B52AA6E4}">
-                    <adec:decorative xmlns="" xmlns:cx="http://schemas.microsoft.com/office/drawing/2014/chartex" xmlns:cx1="http://schemas.microsoft.com/office/drawing/2015/9/8/chartex" xmlns:cx2="http://schemas.microsoft.com/office/drawing/2015/10/21/chartex" xmlns:cx3="http://schemas.microsoft.com/office/drawing/2016/5/9/chartex" xmlns:cx4="http://schemas.microsoft.com/office/drawing/2016/5/10/chartex" xmlns:cx5="http://schemas.microsoft.com/office/drawing/2016/5/11/chartex" xmlns:cx6="http://schemas.microsoft.com/office/drawing/2016/5/12/chartex" xmlns:cx7="http://schemas.microsoft.com/office/drawing/2016/5/13/chartex" xmlns:cx8="http://schemas.microsoft.com/office/drawing/2016/5/14/chartex" xmlns:aink="http://schemas.microsoft.com/office/drawing/2016/ink" xmlns:am3d="http://schemas.microsoft.com/office/drawing/2017/model3d" xmlns:o="urn:schemas-microsoft-com:office:office" xmlns:v="urn:schemas-microsoft-com:vml" xmlns:w10="urn:schemas-microsoft-com:office:word" xmlns:w="http://schemas.openxmlformats.org/wordprocessingml/2006/main" xmlns:w15="http://schemas.microsoft.com/office/word/2012/wordml" xmlns:w16cex="http://schemas.microsoft.com/office/word/2018/wordml/cex" xmlns:w16cid="http://schemas.microsoft.com/office/word/2016/wordml/cid" xmlns:w16="http://schemas.microsoft.com/office/word/2018/wordml" xmlns:w16sdtdh="http://schemas.microsoft.com/office/word/2020/wordml/sdtdatahash" xmlns:w16se="http://schemas.microsoft.com/office/word/2015/wordml/symex" xmlns:adec="http://schemas.microsoft.com/office/drawing/2017/decorative" val="1"/>
+                    <adec:decorative xmlns:adec="http://schemas.microsoft.com/office/drawing/2017/decorative" xmlns:w16se="http://schemas.microsoft.com/office/word/2015/wordml/symex" xmlns:w16sdtdh="http://schemas.microsoft.com/office/word/2020/wordml/sdtdatahash" xmlns:w16="http://schemas.microsoft.com/office/word/2018/wordml" xmlns:w16cid="http://schemas.microsoft.com/office/word/2016/wordml/cid" xmlns:w16cex="http://schemas.microsoft.com/office/word/2018/wordml/cex" xmlns:w15="http://schemas.microsoft.com/office/word/2012/wordml" xmlns:w="http://schemas.openxmlformats.org/wordprocessingml/2006/main" xmlns:w10="urn:schemas-microsoft-com:office:word" xmlns:v="urn:schemas-microsoft-com:vml" xmlns:o="urn:schemas-microsoft-com:office:office" xmlns:am3d="http://schemas.microsoft.com/office/drawing/2017/model3d" xmlns:aink="http://schemas.microsoft.com/office/drawing/2016/ink" xmlns:cx8="http://schemas.microsoft.com/office/drawing/2016/5/14/chartex" xmlns:cx7="http://schemas.microsoft.com/office/drawing/2016/5/13/chartex" xmlns:cx6="http://schemas.microsoft.com/office/drawing/2016/5/12/chartex" xmlns:cx5="http://schemas.microsoft.com/office/drawing/2016/5/11/chartex" xmlns:cx4="http://schemas.microsoft.com/office/drawing/2016/5/10/chartex" xmlns:cx3="http://schemas.microsoft.com/office/drawing/2016/5/9/chartex" xmlns:cx2="http://schemas.microsoft.com/office/drawing/2015/10/21/chartex" xmlns:cx1="http://schemas.microsoft.com/office/drawing/2015/9/8/chartex" xmlns:cx="http://schemas.microsoft.com/office/drawing/2014/chartex" xmlns="" val="1"/>
                   </a:ext>
                 </a:extLst>
               </wp:docPr>
@@ -22751,6 +22735,7 @@
     <w:rsid w:val="00DE264A"/>
     <w:rsid w:val="00E11511"/>
     <w:rsid w:val="00ED6FF0"/>
+    <w:rsid w:val="00F576C9"/>
     <w:rsid w:val="00F629CA"/>
     <w:rsid w:val="00F81A85"/>
   </w:rsids>
@@ -23936,18 +23921,19 @@
   <a:extraClrSchemeLst/>
   <a:extLst>
     <a:ext uri="{05A4C25C-085E-4340-85A3-A5531E510DB2}">
-      <thm15:themeFamily xmlns="" xmlns:thm15="http://schemas.microsoft.com/office/thememl/2012/main" name="Office Theme" id="{62F939B6-93AF-4DB8-9C6B-D6C7DFDC589F}" vid="{4A3C46E8-61CC-4603-A589-7422A47A8E4A}"/>
+      <thm15:themeFamily xmlns:thm15="http://schemas.microsoft.com/office/thememl/2012/main" xmlns="" name="Office Theme" id="{62F939B6-93AF-4DB8-9C6B-D6C7DFDC589F}" vid="{4A3C46E8-61CC-4603-A589-7422A47A8E4A}"/>
     </a:ext>
   </a:extLst>
 </a:theme>
 </file>
 
 <file path=customXml/item1.xml><?xml version="1.0" encoding="utf-8"?>
-<p:properties xmlns:p="http://schemas.microsoft.com/office/2006/metadata/properties" xmlns:xsi="http://www.w3.org/2001/XMLSchema-instance" xmlns:pc="http://schemas.microsoft.com/office/infopath/2007/PartnerControls">
-  <documentManagement>
-    <MediaServiceKeyPoints xmlns="71af3243-3dd4-4a8d-8c0d-dd76da1f02a5" xsi:nil="true"/>
-  </documentManagement>
-</p:properties>
+<?mso-contentType ?>
+<FormTemplates xmlns="http://schemas.microsoft.com/sharepoint/v3/contenttype/forms">
+  <Display>DocumentLibraryForm</Display>
+  <Edit>DocumentLibraryForm</Edit>
+  <New>DocumentLibraryForm</New>
+</FormTemplates>
 </file>
 
 <file path=customXml/item2.xml><?xml version="1.0" encoding="utf-8"?>
@@ -24162,12 +24148,11 @@
 </file>
 
 <file path=customXml/item3.xml><?xml version="1.0" encoding="utf-8"?>
-<?mso-contentType ?>
-<FormTemplates xmlns="http://schemas.microsoft.com/sharepoint/v3/contenttype/forms">
-  <Display>DocumentLibraryForm</Display>
-  <Edit>DocumentLibraryForm</Edit>
-  <New>DocumentLibraryForm</New>
-</FormTemplates>
+<p:properties xmlns:p="http://schemas.microsoft.com/office/2006/metadata/properties" xmlns:xsi="http://www.w3.org/2001/XMLSchema-instance" xmlns:pc="http://schemas.microsoft.com/office/infopath/2007/PartnerControls">
+  <documentManagement>
+    <MediaServiceKeyPoints xmlns="71af3243-3dd4-4a8d-8c0d-dd76da1f02a5" xsi:nil="true"/>
+  </documentManagement>
+</p:properties>
 </file>
 
 <file path=customXml/item4.xml><?xml version="1.0" encoding="utf-8"?>
@@ -24175,11 +24160,9 @@
 </file>
 
 <file path=customXml/itemProps1.xml><?xml version="1.0" encoding="utf-8"?>
-<ds:datastoreItem xmlns:ds="http://schemas.openxmlformats.org/officeDocument/2006/customXml" ds:itemID="{9BC05FCB-AF85-478F-9500-21308C89FBAD}">
+<ds:datastoreItem xmlns:ds="http://schemas.openxmlformats.org/officeDocument/2006/customXml" ds:itemID="{80543BF8-D561-4553-B76A-95AA02A274ED}">
   <ds:schemaRefs>
-    <ds:schemaRef ds:uri="http://schemas.microsoft.com/office/2006/metadata/properties"/>
-    <ds:schemaRef ds:uri="http://schemas.microsoft.com/office/infopath/2007/PartnerControls"/>
-    <ds:schemaRef ds:uri="71af3243-3dd4-4a8d-8c0d-dd76da1f02a5"/>
+    <ds:schemaRef ds:uri="http://schemas.microsoft.com/sharepoint/v3/contenttype/forms"/>
   </ds:schemaRefs>
 </ds:datastoreItem>
 </file>
@@ -24204,15 +24187,17 @@
 </file>
 
 <file path=customXml/itemProps3.xml><?xml version="1.0" encoding="utf-8"?>
-<ds:datastoreItem xmlns:ds="http://schemas.openxmlformats.org/officeDocument/2006/customXml" ds:itemID="{80543BF8-D561-4553-B76A-95AA02A274ED}">
+<ds:datastoreItem xmlns:ds="http://schemas.openxmlformats.org/officeDocument/2006/customXml" ds:itemID="{9BC05FCB-AF85-478F-9500-21308C89FBAD}">
   <ds:schemaRefs>
-    <ds:schemaRef ds:uri="http://schemas.microsoft.com/sharepoint/v3/contenttype/forms"/>
+    <ds:schemaRef ds:uri="http://schemas.microsoft.com/office/2006/metadata/properties"/>
+    <ds:schemaRef ds:uri="http://schemas.microsoft.com/office/infopath/2007/PartnerControls"/>
+    <ds:schemaRef ds:uri="71af3243-3dd4-4a8d-8c0d-dd76da1f02a5"/>
   </ds:schemaRefs>
 </ds:datastoreItem>
 </file>
 
 <file path=customXml/itemProps4.xml><?xml version="1.0" encoding="utf-8"?>
-<ds:datastoreItem xmlns:ds="http://schemas.openxmlformats.org/officeDocument/2006/customXml" ds:itemID="{B9AAA764-5019-4407-8D46-C514C2034BB0}">
+<ds:datastoreItem xmlns:ds="http://schemas.openxmlformats.org/officeDocument/2006/customXml" ds:itemID="{BBA7D77E-52D9-48CF-9349-E1AE9A3DBCC3}">
   <ds:schemaRefs>
     <ds:schemaRef ds:uri="http://schemas.openxmlformats.org/officeDocument/2006/bibliography"/>
   </ds:schemaRefs>
